--- a/CLIENT_REPORT.docx
+++ b/CLIENT_REPORT.docx
@@ -817,294 +817,101 @@
         <w:rPr>
           <w:color w:val="111827"/>
         </w:rPr>
-        <w:t>5. Коэффициент индексации каталога — 6%</w:t>
+        <w:t>5. Индексация: каталог в порядке, мёртвые разделы тянут вниз</w:t>
       </w:r>
     </w:p>
-    <w:tbl>
-      <w:tblPr>
-        <w:tblStyle w:val="LightGrid-Accent1"/>
-        <w:tblW w:type="auto" w:w="0"/>
-        <w:tblLook w:firstColumn="1" w:firstRow="1" w:lastColumn="0" w:lastRow="0" w:noHBand="0" w:noVBand="1" w:val="04A0"/>
-      </w:tblPr>
-      <w:tblGrid>
-        <w:gridCol w:w="2160"/>
-        <w:gridCol w:w="2160"/>
-        <w:gridCol w:w="2160"/>
-        <w:gridCol w:w="2160"/>
-      </w:tblGrid>
-      <w:tr>
-        <w:tc>
-          <w:tcPr>
-            <w:tcW w:type="dxa" w:w="2160"/>
-          </w:tcPr>
-          <w:p>
-            <w:r/>
-            <w:r>
-              <w:rPr>
-                <w:b/>
-              </w:rPr>
-              <w:t>Раздел</w:t>
-            </w:r>
-          </w:p>
-        </w:tc>
-        <w:tc>
-          <w:tcPr>
-            <w:tcW w:type="dxa" w:w="2160"/>
-          </w:tcPr>
-          <w:p>
-            <w:r/>
-            <w:r>
-              <w:rPr>
-                <w:b/>
-              </w:rPr>
-              <w:t>В индексе</w:t>
-            </w:r>
-          </w:p>
-        </w:tc>
-        <w:tc>
-          <w:tcPr>
-            <w:tcW w:type="dxa" w:w="2160"/>
-          </w:tcPr>
-          <w:p>
-            <w:r/>
-            <w:r>
-              <w:rPr>
-                <w:b/>
-              </w:rPr>
-              <w:t>В поиске</w:t>
-            </w:r>
-          </w:p>
-        </w:tc>
-        <w:tc>
-          <w:tcPr>
-            <w:tcW w:type="dxa" w:w="2160"/>
-          </w:tcPr>
-          <w:p>
-            <w:r/>
-            <w:r>
-              <w:rPr>
-                <w:b/>
-              </w:rPr>
-              <w:t>%</w:t>
-            </w:r>
-          </w:p>
-        </w:tc>
-      </w:tr>
-      <w:tr>
-        <w:tc>
-          <w:tcPr>
-            <w:tcW w:type="dxa" w:w="2160"/>
-          </w:tcPr>
-          <w:p>
-            <w:r>
-              <w:t>/catalog</w:t>
-            </w:r>
-          </w:p>
-        </w:tc>
-        <w:tc>
-          <w:tcPr>
-            <w:tcW w:type="dxa" w:w="2160"/>
-          </w:tcPr>
-          <w:p>
-            <w:r>
-              <w:t>831</w:t>
-            </w:r>
-          </w:p>
-        </w:tc>
-        <w:tc>
-          <w:tcPr>
-            <w:tcW w:type="dxa" w:w="2160"/>
-          </w:tcPr>
-          <w:p>
-            <w:r>
-              <w:t>51</w:t>
-            </w:r>
-          </w:p>
-        </w:tc>
-        <w:tc>
-          <w:tcPr>
-            <w:tcW w:type="dxa" w:w="2160"/>
-          </w:tcPr>
-          <w:p>
-            <w:r>
-              <w:t>6.1%</w:t>
-            </w:r>
-          </w:p>
-        </w:tc>
-      </w:tr>
-      <w:tr>
-        <w:tc>
-          <w:tcPr>
-            <w:tcW w:type="dxa" w:w="2160"/>
-          </w:tcPr>
-          <w:p>
-            <w:r>
-              <w:t>/poligrafiya</w:t>
-            </w:r>
-          </w:p>
-        </w:tc>
-        <w:tc>
-          <w:tcPr>
-            <w:tcW w:type="dxa" w:w="2160"/>
-          </w:tcPr>
-          <w:p>
-            <w:r>
-              <w:t>342</w:t>
-            </w:r>
-          </w:p>
-        </w:tc>
-        <w:tc>
-          <w:tcPr>
-            <w:tcW w:type="dxa" w:w="2160"/>
-          </w:tcPr>
-          <w:p>
-            <w:r>
-              <w:t>21</w:t>
-            </w:r>
-          </w:p>
-        </w:tc>
-        <w:tc>
-          <w:tcPr>
-            <w:tcW w:type="dxa" w:w="2160"/>
-          </w:tcPr>
-          <w:p>
-            <w:r>
-              <w:t>6.1%</w:t>
-            </w:r>
-          </w:p>
-        </w:tc>
-      </w:tr>
-      <w:tr>
-        <w:tc>
-          <w:tcPr>
-            <w:tcW w:type="dxa" w:w="2160"/>
-          </w:tcPr>
-          <w:p>
-            <w:r>
-              <w:t>/suvenirnaya-produktsiya</w:t>
-            </w:r>
-          </w:p>
-        </w:tc>
-        <w:tc>
-          <w:tcPr>
-            <w:tcW w:type="dxa" w:w="2160"/>
-          </w:tcPr>
-          <w:p>
-            <w:r>
-              <w:t>340</w:t>
-            </w:r>
-          </w:p>
-        </w:tc>
-        <w:tc>
-          <w:tcPr>
-            <w:tcW w:type="dxa" w:w="2160"/>
-          </w:tcPr>
-          <w:p>
-            <w:r>
-              <w:t>21</w:t>
-            </w:r>
-          </w:p>
-        </w:tc>
-        <w:tc>
-          <w:tcPr>
-            <w:tcW w:type="dxa" w:w="2160"/>
-          </w:tcPr>
-          <w:p>
-            <w:r>
-              <w:t>6.2%</w:t>
-            </w:r>
-          </w:p>
-        </w:tc>
-      </w:tr>
-      <w:tr>
-        <w:tc>
-          <w:tcPr>
-            <w:tcW w:type="dxa" w:w="2160"/>
-          </w:tcPr>
-          <w:p>
-            <w:r>
-              <w:t>/inzhenernaya-pechat</w:t>
-            </w:r>
-          </w:p>
-        </w:tc>
-        <w:tc>
-          <w:tcPr>
-            <w:tcW w:type="dxa" w:w="2160"/>
-          </w:tcPr>
-          <w:p>
-            <w:r>
-              <w:t>28</w:t>
-            </w:r>
-          </w:p>
-        </w:tc>
-        <w:tc>
-          <w:tcPr>
-            <w:tcW w:type="dxa" w:w="2160"/>
-          </w:tcPr>
-          <w:p>
-            <w:r>
-              <w:t>2</w:t>
-            </w:r>
-          </w:p>
-        </w:tc>
-        <w:tc>
-          <w:tcPr>
-            <w:tcW w:type="dxa" w:w="2160"/>
-          </w:tcPr>
-          <w:p>
-            <w:r>
-              <w:t>7.1%</w:t>
-            </w:r>
-          </w:p>
-        </w:tc>
-      </w:tr>
-      <w:tr>
-        <w:tc>
-          <w:tcPr>
-            <w:tcW w:type="dxa" w:w="2160"/>
-          </w:tcPr>
-          <w:p>
-            <w:r>
-              <w:t>/mobilnye-stendy</w:t>
-            </w:r>
-          </w:p>
-        </w:tc>
-        <w:tc>
-          <w:tcPr>
-            <w:tcW w:type="dxa" w:w="2160"/>
-          </w:tcPr>
-          <w:p>
-            <w:r>
-              <w:t>16</w:t>
-            </w:r>
-          </w:p>
-        </w:tc>
-        <w:tc>
-          <w:tcPr>
-            <w:tcW w:type="dxa" w:w="2160"/>
-          </w:tcPr>
-          <w:p>
-            <w:r>
-              <w:t>1</w:t>
-            </w:r>
-          </w:p>
-        </w:tc>
-        <w:tc>
-          <w:tcPr>
-            <w:tcW w:type="dxa" w:w="2160"/>
-          </w:tcPr>
-          <w:p>
-            <w:r>
-              <w:t>6.3%</w:t>
-            </w:r>
-          </w:p>
-        </w:tc>
-      </w:tr>
-    </w:tbl>
-    <w:p/>
     <w:p>
       <w:r>
-        <w:t>Норма: 60%+. Причина: дубли, PARSE_ERROR, отсутствие canonical, битые внутренние ссылки.</w:t>
+        <w:t>['| Раздел | URL в выборке | В поиске | Доля | Дубли | Ошибки |', '|---|---|---|---|---|---|', '| Каталог | 224 | 134 | 59.8% | 62 | 1 |', '| Магазин (legacy /shop/) | 314 | 0 | 0.0% | 4 | 236 |', '| Легаси .html | 129 | 0 | 0.0% | 60 | 36 |', '| Прочие страницы | 16 | 4 | 25.0% | 1 | 10 |', '| Новости | 1 | 1 | 100.0% | 0 | 0 |', '| Личный кабинет | 2 | 2 | 100.0% | 0 | 0 |', '| Главная | 1 | 1 | 100.0% | 0 | 0 |', '| Итого | 717 | 142 | 19.8% | 128 | 286 |']</w:t>
+      </w:r>
+    </w:p>
+    <w:p>
+      <w:r>
+        <w:t>Как читать: каталог, который и приносит трафик, в поиске примерно на</w:t>
+      </w:r>
+    </w:p>
+    <w:p>
+      <w:r>
+        <w:t>60%: из 224 проверенных URL каталога в поиске</w:t>
+      </w:r>
+    </w:p>
+    <w:p>
+      <w:r>
+        <w:t>134, это нормальный показатель. Общий процент</w:t>
+      </w:r>
+    </w:p>
+    <w:p>
+      <w:r>
+        <w:t>19.8% получается из-за двух мёртвых зон:</w:t>
+      </w:r>
+    </w:p>
+    <w:p>
+      <w:pPr>
+        <w:pStyle w:val="ListBullet"/>
+      </w:pPr>
+      <w:r>
+        <w:t>`/shop` — 314 URL, в поиске 0, ошибок парсинга</w:t>
+      </w:r>
+    </w:p>
+    <w:p>
+      <w:pPr>
+        <w:pStyle w:val="ListNumber"/>
+      </w:pPr>
+      <w:r>
+        <w:t>Раздел не обслуживается, но продолжает отдавать коды роботу.</w:t>
+      </w:r>
+    </w:p>
+    <w:p>
+      <w:pPr>
+        <w:pStyle w:val="ListBullet"/>
+      </w:pPr>
+      <w:r>
+        <w:t>Легаси `.html` — около 129 URL старой вёрстки, почти все в статусе</w:t>
+      </w:r>
+    </w:p>
+    <w:p>
+      <w:r>
+        <w:t>дублей или с ошибкой разбора.</w:t>
+      </w:r>
+    </w:p>
+    <w:p>
+      <w:r>
+        <w:t>Структура из панели подтверждает вывод: на дату выгрузки в каталоге было</w:t>
+      </w:r>
+    </w:p>
+    <w:p>
+      <w:r>
+        <w:t>831 проиндексированных и 565 в поиске,</w:t>
+      </w:r>
+    </w:p>
+    <w:p>
+      <w:r>
+        <w:t>в /shop — 388 проиндексированных и</w:t>
+      </w:r>
+    </w:p>
+    <w:p>
+      <w:r>
+        <w:t>0 в поиске.</w:t>
+      </w:r>
+    </w:p>
+    <w:p>
+      <w:r>
+        <w:t>Что это меняет в плане: приоритет первый месяца не «улучшить индексацию</w:t>
+      </w:r>
+    </w:p>
+    <w:p>
+      <w:r>
+        <w:t>каталога», а закрыть /shop и легаси .html (редиректы в каталог или 410) и</w:t>
+      </w:r>
+    </w:p>
+    <w:p>
+      <w:r>
+        <w:t>снять с них robots. После этого общий показатель индексации поднимется</w:t>
+      </w:r>
+    </w:p>
+    <w:p>
+      <w:r>
+        <w:t>минимум до 60% без единой новой страницы.</w:t>
       </w:r>
     </w:p>
     <w:p>
@@ -1120,7 +927,27 @@
         <w:rPr>
           <w:color w:val="1F6FEB"/>
         </w:rPr>
-        <w:t>📊 Семантическое ядро (535 запросов, 7 дней мониторинга)</w:t>
+        <w:t>📊 Семантическое ядро (492 запросов, 7 дней мониторинга)</w:t>
+      </w:r>
+    </w:p>
+    <w:p>
+      <w:r>
+        <w:t>Из 535 строк выгрузки панели 43 оказались мусором: телефоны и длинные</w:t>
+      </w:r>
+    </w:p>
+    <w:p>
+      <w:r>
+        <w:t>описания товаров. Реальных запросов 492, из них коммерческих 139,</w:t>
+      </w:r>
+    </w:p>
+    <w:p>
+      <w:r>
+        <w:t>локальных 171, брендовых 38, информационных и прочих 143.</w:t>
+      </w:r>
+    </w:p>
+    <w:p>
+      <w:r>
+        <w:t>Целевая страница определена у 177 запросов, у остальных её нет вообще.</w:t>
       </w:r>
     </w:p>
     <w:p>
@@ -1145,7 +972,7 @@
         <w:t>ТОП-1:</w:t>
       </w:r>
       <w:r>
-        <w:t xml:space="preserve"> 12 запросов (брендовые)</w:t>
+        <w:t xml:space="preserve"> 12 запросов (2%)</w:t>
       </w:r>
     </w:p>
     <w:p>
@@ -1159,7 +986,7 @@
         <w:t>ТОП-3:</w:t>
       </w:r>
       <w:r>
-        <w:t xml:space="preserve"> 55 запросов</w:t>
+        <w:t xml:space="preserve"> 55 запросов (10%)</w:t>
       </w:r>
     </w:p>
     <w:p>
@@ -1174,20 +1001,6 @@
       </w:r>
       <w:r>
         <w:t xml:space="preserve"> 390 запросов (73%)</w:t>
-      </w:r>
-    </w:p>
-    <w:p>
-      <w:pPr>
-        <w:pStyle w:val="ListBullet"/>
-      </w:pPr>
-      <w:r>
-        <w:rPr>
-          <w:b/>
-        </w:rPr>
-        <w:t>ТОП-20:</w:t>
-      </w:r>
-      <w:r>
-        <w:t xml:space="preserve"> 495 запросов</w:t>
       </w:r>
     </w:p>
     <w:p>
@@ -1267,7 +1080,7 @@
               <w:rPr>
                 <w:b/>
               </w:rPr>
-              <w:t>Страниц на сайте</w:t>
+              <w:t>В ТОП-10</w:t>
             </w:r>
           </w:p>
         </w:tc>
@@ -1281,7 +1094,7 @@
               <w:rPr>
                 <w:b/>
               </w:rPr>
-              <w:t>Покрытие</w:t>
+              <w:t>Целевая страница</w:t>
             </w:r>
           </w:p>
         </w:tc>
@@ -1303,7 +1116,7 @@
           </w:tcPr>
           <w:p>
             <w:r>
-              <w:t>35</w:t>
+              <w:t>32</w:t>
             </w:r>
           </w:p>
         </w:tc>
@@ -1313,7 +1126,7 @@
           </w:tcPr>
           <w:p>
             <w:r>
-              <w:t>3.8</w:t>
+              <w:t>6.1</w:t>
             </w:r>
           </w:p>
         </w:tc>
@@ -1323,7 +1136,7 @@
           </w:tcPr>
           <w:p>
             <w:r>
-              <w:t>8</w:t>
+              <w:t>91%</w:t>
             </w:r>
           </w:p>
         </w:tc>
@@ -1333,7 +1146,7 @@
           </w:tcPr>
           <w:p>
             <w:r>
-              <w:t>40%</w:t>
+              <w:t>/catalog/poligrafiya/vizitki/</w:t>
             </w:r>
           </w:p>
         </w:tc>
@@ -1345,7 +1158,7 @@
           </w:tcPr>
           <w:p>
             <w:r>
-              <w:t>Кружки/Магниты</w:t>
+              <w:t>Кружки и магниты</w:t>
             </w:r>
           </w:p>
         </w:tc>
@@ -1355,7 +1168,7 @@
           </w:tcPr>
           <w:p>
             <w:r>
-              <w:t>28</w:t>
+              <w:t>27</w:t>
             </w:r>
           </w:p>
         </w:tc>
@@ -1365,7 +1178,7 @@
           </w:tcPr>
           <w:p>
             <w:r>
-              <w:t>6.2</w:t>
+              <w:t>8.3</w:t>
             </w:r>
           </w:p>
         </w:tc>
@@ -1375,7 +1188,7 @@
           </w:tcPr>
           <w:p>
             <w:r>
-              <w:t>6</w:t>
+              <w:t>85%</w:t>
             </w:r>
           </w:p>
         </w:tc>
@@ -1385,7 +1198,7 @@
           </w:tcPr>
           <w:p>
             <w:r>
-              <w:t>33%</w:t>
+              <w:t>/catalog/suvenirnaya-produktsiya/pechat-na-kruzhkakh</w:t>
             </w:r>
           </w:p>
         </w:tc>
@@ -1407,7 +1220,7 @@
           </w:tcPr>
           <w:p>
             <w:r>
-              <w:t>22</w:t>
+              <w:t>9</w:t>
             </w:r>
           </w:p>
         </w:tc>
@@ -1417,7 +1230,7 @@
           </w:tcPr>
           <w:p>
             <w:r>
-              <w:t>4.5</w:t>
+              <w:t>13.9</w:t>
             </w:r>
           </w:p>
         </w:tc>
@@ -1427,7 +1240,7 @@
           </w:tcPr>
           <w:p>
             <w:r>
-              <w:t>10</w:t>
+              <w:t>44%</w:t>
             </w:r>
           </w:p>
         </w:tc>
@@ -1437,7 +1250,7 @@
           </w:tcPr>
           <w:p>
             <w:r>
-              <w:t>67%</w:t>
+              <w:t>/catalog/poligrafiya/kalendari/</w:t>
             </w:r>
           </w:p>
         </w:tc>
@@ -1449,7 +1262,7 @@
           </w:tcPr>
           <w:p>
             <w:r>
-              <w:t>Листовки/Флаеры</w:t>
+              <w:t>Листовки и флаеры</w:t>
             </w:r>
           </w:p>
         </w:tc>
@@ -1459,7 +1272,7 @@
           </w:tcPr>
           <w:p>
             <w:r>
-              <w:t>18</w:t>
+              <w:t>6</w:t>
             </w:r>
           </w:p>
         </w:tc>
@@ -1469,7 +1282,7 @@
           </w:tcPr>
           <w:p>
             <w:r>
-              <w:t>6.8</w:t>
+              <w:t>7.3</w:t>
             </w:r>
           </w:p>
         </w:tc>
@@ -1479,7 +1292,7 @@
           </w:tcPr>
           <w:p>
             <w:r>
-              <w:t>5</w:t>
+              <w:t>83%</w:t>
             </w:r>
           </w:p>
         </w:tc>
@@ -1489,7 +1302,7 @@
           </w:tcPr>
           <w:p>
             <w:r>
-              <w:t>38%</w:t>
+              <w:t>/catalog/poligrafiya/listovki/</w:t>
             </w:r>
           </w:p>
         </w:tc>
@@ -1511,7 +1324,7 @@
           </w:tcPr>
           <w:p>
             <w:r>
-              <w:t>25</w:t>
+              <w:t>23</w:t>
             </w:r>
           </w:p>
         </w:tc>
@@ -1521,7 +1334,7 @@
           </w:tcPr>
           <w:p>
             <w:r>
-              <w:t>6.5</w:t>
+              <w:t>9.0</w:t>
             </w:r>
           </w:p>
         </w:tc>
@@ -1531,7 +1344,7 @@
           </w:tcPr>
           <w:p>
             <w:r>
-              <w:t>8</w:t>
+              <w:t>70%</w:t>
             </w:r>
           </w:p>
         </w:tc>
@@ -1541,7 +1354,7 @@
           </w:tcPr>
           <w:p>
             <w:r>
-              <w:t>44%</w:t>
+              <w:t>/catalog/poligrafiya/shirokoformatnaya-pechat/</w:t>
             </w:r>
           </w:p>
         </w:tc>
@@ -1563,7 +1376,7 @@
           </w:tcPr>
           <w:p>
             <w:r>
-              <w:t>20</w:t>
+              <w:t>15</w:t>
             </w:r>
           </w:p>
         </w:tc>
@@ -1573,7 +1386,7 @@
           </w:tcPr>
           <w:p>
             <w:r>
-              <w:t>7.2</w:t>
+              <w:t>14.0</w:t>
             </w:r>
           </w:p>
         </w:tc>
@@ -1583,7 +1396,7 @@
           </w:tcPr>
           <w:p>
             <w:r>
-              <w:t>8</w:t>
+              <w:t>60%</w:t>
             </w:r>
           </w:p>
         </w:tc>
@@ -1593,7 +1406,7 @@
           </w:tcPr>
           <w:p>
             <w:r>
-              <w:t>40%</w:t>
+              <w:t>/catalog/mobilnye-stendy/</w:t>
             </w:r>
           </w:p>
         </w:tc>
@@ -1605,7 +1418,7 @@
           </w:tcPr>
           <w:p>
             <w:r>
-              <w:t>Сувенирка/Мерч</w:t>
+              <w:t>Сувенирка и мерч</w:t>
             </w:r>
           </w:p>
         </w:tc>
@@ -1615,7 +1428,7 @@
           </w:tcPr>
           <w:p>
             <w:r>
-              <w:t>30</w:t>
+              <w:t>23</w:t>
             </w:r>
           </w:p>
         </w:tc>
@@ -1625,7 +1438,7 @@
           </w:tcPr>
           <w:p>
             <w:r>
-              <w:t>8.5</w:t>
+              <w:t>8.0</w:t>
             </w:r>
           </w:p>
         </w:tc>
@@ -1635,7 +1448,7 @@
           </w:tcPr>
           <w:p>
             <w:r>
-              <w:t>15</w:t>
+              <w:t>78%</w:t>
             </w:r>
           </w:p>
         </w:tc>
@@ -1645,7 +1458,7 @@
           </w:tcPr>
           <w:p>
             <w:r>
-              <w:t>33%</w:t>
+              <w:t>/catalog/suvenirnaya-produktsiya/</w:t>
             </w:r>
           </w:p>
         </w:tc>
@@ -1667,7 +1480,7 @@
           </w:tcPr>
           <w:p>
             <w:r>
-              <w:t>22</w:t>
+              <w:t>4</w:t>
             </w:r>
           </w:p>
         </w:tc>
@@ -1677,7 +1490,7 @@
           </w:tcPr>
           <w:p>
             <w:r>
-              <w:t>7.0</w:t>
+              <w:t>7.6</w:t>
             </w:r>
           </w:p>
         </w:tc>
@@ -1687,7 +1500,7 @@
           </w:tcPr>
           <w:p>
             <w:r>
-              <w:t>12</w:t>
+              <w:t>100%</w:t>
             </w:r>
           </w:p>
         </w:tc>
@@ -1697,169 +1510,23 @@
           </w:tcPr>
           <w:p>
             <w:r>
-              <w:t>65%</w:t>
-            </w:r>
-          </w:p>
-        </w:tc>
-      </w:tr>
-      <w:tr>
-        <w:tc>
-          <w:tcPr>
-            <w:tcW w:type="dxa" w:w="1728"/>
-          </w:tcPr>
-          <w:p>
-            <w:r>
-              <w:t>Информационные</w:t>
-            </w:r>
-          </w:p>
-        </w:tc>
-        <w:tc>
-          <w:tcPr>
-            <w:tcW w:type="dxa" w:w="1728"/>
-          </w:tcPr>
-          <w:p>
-            <w:r>
-              <w:t>150</w:t>
-            </w:r>
-          </w:p>
-        </w:tc>
-        <w:tc>
-          <w:tcPr>
-            <w:tcW w:type="dxa" w:w="1728"/>
-          </w:tcPr>
-          <w:p>
-            <w:r>
-              <w:t>12.0</w:t>
-            </w:r>
-          </w:p>
-        </w:tc>
-        <w:tc>
-          <w:tcPr>
-            <w:tcW w:type="dxa" w:w="1728"/>
-          </w:tcPr>
-          <w:p>
-            <w:r>
-              <w:t>8 статей</w:t>
-            </w:r>
-          </w:p>
-        </w:tc>
-        <w:tc>
-          <w:tcPr>
-            <w:tcW w:type="dxa" w:w="1728"/>
-          </w:tcPr>
-          <w:p>
-            <w:r>
-              <w:t>5%</w:t>
-            </w:r>
-          </w:p>
-        </w:tc>
-      </w:tr>
-      <w:tr>
-        <w:tc>
-          <w:tcPr>
-            <w:tcW w:type="dxa" w:w="1728"/>
-          </w:tcPr>
-          <w:p>
-            <w:r>
-              <w:t>Сравнения</w:t>
-            </w:r>
-          </w:p>
-        </w:tc>
-        <w:tc>
-          <w:tcPr>
-            <w:tcW w:type="dxa" w:w="1728"/>
-          </w:tcPr>
-          <w:p>
-            <w:r>
-              <w:t>15</w:t>
-            </w:r>
-          </w:p>
-        </w:tc>
-        <w:tc>
-          <w:tcPr>
-            <w:tcW w:type="dxa" w:w="1728"/>
-          </w:tcPr>
-          <w:p>
-            <w:r>
-              <w:t>—</w:t>
-            </w:r>
-          </w:p>
-        </w:tc>
-        <w:tc>
-          <w:tcPr>
-            <w:tcW w:type="dxa" w:w="1728"/>
-          </w:tcPr>
-          <w:p>
-            <w:r>
-              <w:t>0</w:t>
-            </w:r>
-          </w:p>
-        </w:tc>
-        <w:tc>
-          <w:tcPr>
-            <w:tcW w:type="dxa" w:w="1728"/>
-          </w:tcPr>
-          <w:p>
-            <w:r>
-              <w:t>0%</w:t>
-            </w:r>
-          </w:p>
-        </w:tc>
-      </w:tr>
-      <w:tr>
-        <w:tc>
-          <w:tcPr>
-            <w:tcW w:type="dxa" w:w="1728"/>
-          </w:tcPr>
-          <w:p>
-            <w:r>
-              <w:t>Локальные</w:t>
-            </w:r>
-          </w:p>
-        </w:tc>
-        <w:tc>
-          <w:tcPr>
-            <w:tcW w:type="dxa" w:w="1728"/>
-          </w:tcPr>
-          <w:p>
-            <w:r>
-              <w:t>20</w:t>
-            </w:r>
-          </w:p>
-        </w:tc>
-        <w:tc>
-          <w:tcPr>
-            <w:tcW w:type="dxa" w:w="1728"/>
-          </w:tcPr>
-          <w:p>
-            <w:r>
-              <w:t>—</w:t>
-            </w:r>
-          </w:p>
-        </w:tc>
-        <w:tc>
-          <w:tcPr>
-            <w:tcW w:type="dxa" w:w="1728"/>
-          </w:tcPr>
-          <w:p>
-            <w:r>
-              <w:t>0</w:t>
-            </w:r>
-          </w:p>
-        </w:tc>
-        <w:tc>
-          <w:tcPr>
-            <w:tcW w:type="dxa" w:w="1728"/>
-          </w:tcPr>
-          <w:p>
-            <w:r>
-              <w:t>0%</w:t>
+              <w:t>/inzhenernaya-pechat/</w:t>
             </w:r>
           </w:p>
         </w:tc>
       </w:tr>
     </w:tbl>
     <w:p/>
+    <w:p>
+      <w:r>
+        <w:t>Календари и мобильные стенды просели: средняя позиция выше 13, значит по ним нужны</w:t>
+      </w:r>
+    </w:p>
+    <w:p>
+      <w:r>
+        <w:t>отдельные страницы и работа с внутренними ссылками, а не только заголовки.</w:t>
+      </w:r>
+    </w:p>
     <w:p>
       <w:pPr>
         <w:spacing w:after="40"/>
@@ -4047,7 +3714,7 @@
           </w:tcPr>
           <w:p>
             <w:r>
-              <w:t>32 726 (25 134 посетителей, отказы 71%, глубина 1.8)</w:t>
+              <w:t>32 730 (25 137 посетителей, отказы 71%, глубина 1.8)</w:t>
             </w:r>
           </w:p>
         </w:tc>
@@ -4143,7 +3810,7 @@
           </w:tcPr>
           <w:p>
             <w:r>
-              <w:t>510 из 32 726 просмотров</w:t>
+              <w:t>510 из 32 730 просмотров</w:t>
             </w:r>
           </w:p>
         </w:tc>

--- a/CLIENT_REPORT.docx
+++ b/CLIENT_REPORT.docx
@@ -4427,7 +4427,7 @@
         <w:pStyle w:val="ListBullet"/>
       </w:pPr>
       <w:r>
-        <w:t>`04_Semantic_Clusters.md` — 8 кластеров L1, иерархия L2/L3</w:t>
+        <w:t>`04_Semantic_Clusters.md` — 22 группы L1, иерархия L2/L3</w:t>
       </w:r>
     </w:p>
     <w:p>

--- a/CLIENT_REPORT.docx
+++ b/CLIENT_REPORT.docx
@@ -15,7 +15,7 @@
     </w:p>
     <w:p>
       <w:r>
-        <w:t>Дата: 23 сентября 2026</w:t>
+        <w:t>Дата: 27 сентября 2026 (сбор данных), составлен 23 сентября 2026, обновлён 27 сентября 2026</w:t>
       </w:r>
     </w:p>
     <w:p>
@@ -49,6 +49,21 @@
         <w:t>(Вебмастер и Метрика), ручные выгрузки использованы только для семантики.</w:t>
       </w:r>
     </w:p>
+    <w:p>
+      <w:r>
+        <w:t>Числа, которые можно посчитать, в отчёте собирает</w:t>
+      </w:r>
+    </w:p>
+    <w:p>
+      <w:r>
+        <w:t>scripts/export/build_client_report.py; если данные разъезжаются с текстом,</w:t>
+      </w:r>
+    </w:p>
+    <w:p>
+      <w:r>
+        <w:t>гейт validate_report.py останавливает деплой.</w:t>
+      </w:r>
+    </w:p>
     <w:tbl>
       <w:tblPr>
         <w:tblStyle w:val="LightGrid-Accent1"/>
@@ -128,7 +143,7 @@
           </w:tcPr>
           <w:p>
             <w:r>
-              <w:t>Индексация каталога: только 6% страниц в поиске (норма 60%+)</w:t>
+              <w:t>Индексация: 252 страницы в поиске из 2 423 известных роботу (10,4%). Каталог в проверенной выборке на 59,8%, общий проект ниже из-за мёртвых разделов, подробно в разделе 5</w:t>
             </w:r>
           </w:p>
         </w:tc>
@@ -140,7 +155,7 @@
           </w:tcPr>
           <w:p>
             <w:r>
-              <w:t>73% семантического ядра в ТОП-10</w:t>
+              <w:t>73% ядра в ТОП-10 (359 из 492 реальных запросов)</w:t>
             </w:r>
           </w:p>
         </w:tc>
@@ -190,6 +205,11 @@
         <w:t>Ключевые цифры</w:t>
       </w:r>
     </w:p>
+    <w:p>
+      <w:r>
+        <w:t>&lt;!-- facts:keynumbers --&gt;</w:t>
+      </w:r>
+    </w:p>
     <w:tbl>
       <w:tblPr>
         <w:tblStyle w:val="LightGrid-Accent1"/>
@@ -348,7 +368,7 @@
           </w:tcPr>
           <w:p>
             <w:r>
-              <w:t>Доля индексации</w:t>
+              <w:t>Доля индексации от всех известных роботу страниц</w:t>
             </w:r>
           </w:p>
         </w:tc>
@@ -358,7 +378,7 @@
           </w:tcPr>
           <w:p>
             <w:r>
-              <w:t>6% в поиске от проиндексированных</w:t>
+              <w:t>252 из 2 423 страниц, известных роботу (10.4%)</w:t>
             </w:r>
           </w:p>
         </w:tc>
@@ -540,7 +560,7 @@
           </w:tcPr>
           <w:p>
             <w:r>
-              <w:t>Запросов в ТОП-10</w:t>
+              <w:t>Запросов в ТОП-10 (реальное ядро)</w:t>
             </w:r>
           </w:p>
         </w:tc>
@@ -550,7 +570,7 @@
           </w:tcPr>
           <w:p>
             <w:r>
-              <w:t>390 из 535 в мониторинге</w:t>
+              <w:t>359 из 492 (73%)</w:t>
             </w:r>
           </w:p>
         </w:tc>
@@ -560,7 +580,71 @@
           </w:tcPr>
           <w:p>
             <w:r>
-              <w:t>Вебмастер и Topvisor</w:t>
+              <w:t>Вебмастер</w:t>
+            </w:r>
+          </w:p>
+        </w:tc>
+      </w:tr>
+      <w:tr>
+        <w:tc>
+          <w:tcPr>
+            <w:tcW w:type="dxa" w:w="2880"/>
+          </w:tcPr>
+          <w:p>
+            <w:r>
+              <w:t>Семантика разложена</w:t>
+            </w:r>
+          </w:p>
+        </w:tc>
+        <w:tc>
+          <w:tcPr>
+            <w:tcW w:type="dxa" w:w="2880"/>
+          </w:tcPr>
+          <w:p>
+            <w:r>
+              <w:t>492 запроса в 23 группах, из них 53 в корзине «Прочие»</w:t>
+            </w:r>
+          </w:p>
+        </w:tc>
+        <w:tc>
+          <w:tcPr>
+            <w:tcW w:type="dxa" w:w="2880"/>
+          </w:tcPr>
+          <w:p>
+            <w:r>
+              <w:t>Вебмастер, классификатор</w:t>
+            </w:r>
+          </w:p>
+        </w:tc>
+      </w:tr>
+      <w:tr>
+        <w:tc>
+          <w:tcPr>
+            <w:tcW w:type="dxa" w:w="2880"/>
+          </w:tcPr>
+          <w:p>
+            <w:r>
+              <w:t>К импорту в Topvisor</w:t>
+            </w:r>
+          </w:p>
+        </w:tc>
+        <w:tc>
+          <w:tcPr>
+            <w:tcW w:type="dxa" w:w="2880"/>
+          </w:tcPr>
+          <w:p>
+            <w:r>
+              <w:t>627 фраз в 24 группах, из них новых 606</w:t>
+            </w:r>
+          </w:p>
+        </w:tc>
+        <w:tc>
+          <w:tcPr>
+            <w:tcW w:type="dxa" w:w="2880"/>
+          </w:tcPr>
+          <w:p>
+            <w:r>
+              <w:t>Разбор релевантности</w:t>
             </w:r>
           </w:p>
         </w:tc>
@@ -633,7 +717,17 @@
     <w:p/>
     <w:p>
       <w:r>
-        <w:t>Вердикт: Техническая база требует 2 недель фиксов. После — масштабирование контента даст рост трафика x3–5 за 6–9 месяцев.</w:t>
+        <w:t>&lt;!-- /facts:keynumbers --&gt;</w:t>
+      </w:r>
+    </w:p>
+    <w:p>
+      <w:pPr>
+        <w:spacing w:after="40"/>
+      </w:pPr>
+    </w:p>
+    <w:p>
+      <w:r>
+        <w:t>Вердикт: Техническая база требует 2 недель фиксов. После этого масштабирование контента даст рост трафика x3–5 за 6–9 месяцев.</w:t>
       </w:r>
     </w:p>
     <w:p>
@@ -665,7 +759,7 @@
     </w:p>
     <w:p>
       <w:r>
-        <w:t>Проблема: В robots.txt прописаны 23 sitemap-файла по путям /shop/sitemap.xml — все возвращают 404. Яндекс видит карту через панель Вебмастера, но краулер ходит по старым путям.</w:t>
+        <w:t>Проблема: В robots.txt прописаны 23 sitemap-файла по путям /shop/sitemap.xml, все возвращают 404. Яндекс видит карту через панель Вебмастера, но краулер ходит по старым путям.</w:t>
       </w:r>
     </w:p>
     <w:p>
@@ -702,7 +796,7 @@
         <w:rPr>
           <w:color w:val="111827"/>
         </w:rPr>
-        <w:t>3. Ошибки парсинга (PARSE_ERROR) — 251 страница (35%)</w:t>
+        <w:t>3. Ошибки парсинга (PARSE_ERROR): 251 страница (35%)</w:t>
       </w:r>
     </w:p>
     <w:p>
@@ -723,7 +817,7 @@
         <w:rPr>
           <w:color w:val="111827"/>
         </w:rPr>
-        <w:t>4. Внутренние ссылки — 62 битые (46%)</w:t>
+        <w:t>4. Внутренние ссылки: 62 битые (46%)</w:t>
       </w:r>
     </w:p>
     <w:p>
@@ -822,27 +916,855 @@
     </w:p>
     <w:p>
       <w:r>
-        <w:t>['| Раздел | URL в выборке | В поиске | Доля | Дубли | Ошибки |', '|---|---|---|---|---|---|', '| Каталог | 224 | 134 | 59.8% | 62 | 1 |', '| Магазин (legacy /shop/) | 314 | 0 | 0.0% | 4 | 236 |', '| Легаси .html | 129 | 0 | 0.0% | 60 | 36 |', '| Прочие страницы | 16 | 4 | 25.0% | 1 | 10 |', '| Новости | 1 | 1 | 100.0% | 0 | 0 |', '| Личный кабинет | 2 | 2 | 100.0% | 0 | 0 |', '| Главная | 1 | 1 | 100.0% | 0 | 0 |', '| Итого | 717 | 142 | 19.8% | 128 | 286 |']</w:t>
+        <w:t>&lt;!-- facts:indexing --&gt;</w:t>
+      </w:r>
+    </w:p>
+    <w:tbl>
+      <w:tblPr>
+        <w:tblStyle w:val="LightGrid-Accent1"/>
+        <w:tblW w:type="auto" w:w="0"/>
+        <w:tblLook w:firstColumn="1" w:firstRow="1" w:lastColumn="0" w:lastRow="0" w:noHBand="0" w:noVBand="1" w:val="04A0"/>
+      </w:tblPr>
+      <w:tblGrid>
+        <w:gridCol w:w="1440"/>
+        <w:gridCol w:w="1440"/>
+        <w:gridCol w:w="1440"/>
+        <w:gridCol w:w="1440"/>
+        <w:gridCol w:w="1440"/>
+        <w:gridCol w:w="1440"/>
+      </w:tblGrid>
+      <w:tr>
+        <w:tc>
+          <w:tcPr>
+            <w:tcW w:type="dxa" w:w="1440"/>
+          </w:tcPr>
+          <w:p>
+            <w:r/>
+            <w:r>
+              <w:rPr>
+                <w:b/>
+              </w:rPr>
+              <w:t>Раздел</w:t>
+            </w:r>
+          </w:p>
+        </w:tc>
+        <w:tc>
+          <w:tcPr>
+            <w:tcW w:type="dxa" w:w="1440"/>
+          </w:tcPr>
+          <w:p>
+            <w:r/>
+            <w:r>
+              <w:rPr>
+                <w:b/>
+              </w:rPr>
+              <w:t>URL в выборке</w:t>
+            </w:r>
+          </w:p>
+        </w:tc>
+        <w:tc>
+          <w:tcPr>
+            <w:tcW w:type="dxa" w:w="1440"/>
+          </w:tcPr>
+          <w:p>
+            <w:r/>
+            <w:r>
+              <w:rPr>
+                <w:b/>
+              </w:rPr>
+              <w:t>В поиске</w:t>
+            </w:r>
+          </w:p>
+        </w:tc>
+        <w:tc>
+          <w:tcPr>
+            <w:tcW w:type="dxa" w:w="1440"/>
+          </w:tcPr>
+          <w:p>
+            <w:r/>
+            <w:r>
+              <w:rPr>
+                <w:b/>
+              </w:rPr>
+              <w:t>Доля</w:t>
+            </w:r>
+          </w:p>
+        </w:tc>
+        <w:tc>
+          <w:tcPr>
+            <w:tcW w:type="dxa" w:w="1440"/>
+          </w:tcPr>
+          <w:p>
+            <w:r/>
+            <w:r>
+              <w:rPr>
+                <w:b/>
+              </w:rPr>
+              <w:t>Дубли</w:t>
+            </w:r>
+          </w:p>
+        </w:tc>
+        <w:tc>
+          <w:tcPr>
+            <w:tcW w:type="dxa" w:w="1440"/>
+          </w:tcPr>
+          <w:p>
+            <w:r/>
+            <w:r>
+              <w:rPr>
+                <w:b/>
+              </w:rPr>
+              <w:t>Ошибки</w:t>
+            </w:r>
+          </w:p>
+        </w:tc>
+      </w:tr>
+      <w:tr>
+        <w:tc>
+          <w:tcPr>
+            <w:tcW w:type="dxa" w:w="1440"/>
+          </w:tcPr>
+          <w:p>
+            <w:r>
+              <w:t>Каталог</w:t>
+            </w:r>
+          </w:p>
+        </w:tc>
+        <w:tc>
+          <w:tcPr>
+            <w:tcW w:type="dxa" w:w="1440"/>
+          </w:tcPr>
+          <w:p>
+            <w:r>
+              <w:t>224</w:t>
+            </w:r>
+          </w:p>
+        </w:tc>
+        <w:tc>
+          <w:tcPr>
+            <w:tcW w:type="dxa" w:w="1440"/>
+          </w:tcPr>
+          <w:p>
+            <w:r>
+              <w:t>134</w:t>
+            </w:r>
+          </w:p>
+        </w:tc>
+        <w:tc>
+          <w:tcPr>
+            <w:tcW w:type="dxa" w:w="1440"/>
+          </w:tcPr>
+          <w:p>
+            <w:r>
+              <w:t>59.8%</w:t>
+            </w:r>
+          </w:p>
+        </w:tc>
+        <w:tc>
+          <w:tcPr>
+            <w:tcW w:type="dxa" w:w="1440"/>
+          </w:tcPr>
+          <w:p>
+            <w:r>
+              <w:t>62</w:t>
+            </w:r>
+          </w:p>
+        </w:tc>
+        <w:tc>
+          <w:tcPr>
+            <w:tcW w:type="dxa" w:w="1440"/>
+          </w:tcPr>
+          <w:p>
+            <w:r>
+              <w:t>1</w:t>
+            </w:r>
+          </w:p>
+        </w:tc>
+      </w:tr>
+      <w:tr>
+        <w:tc>
+          <w:tcPr>
+            <w:tcW w:type="dxa" w:w="1440"/>
+          </w:tcPr>
+          <w:p>
+            <w:r>
+              <w:t>Магазин (legacy /shop/)</w:t>
+            </w:r>
+          </w:p>
+        </w:tc>
+        <w:tc>
+          <w:tcPr>
+            <w:tcW w:type="dxa" w:w="1440"/>
+          </w:tcPr>
+          <w:p>
+            <w:r>
+              <w:t>314</w:t>
+            </w:r>
+          </w:p>
+        </w:tc>
+        <w:tc>
+          <w:tcPr>
+            <w:tcW w:type="dxa" w:w="1440"/>
+          </w:tcPr>
+          <w:p>
+            <w:r>
+              <w:t>0</w:t>
+            </w:r>
+          </w:p>
+        </w:tc>
+        <w:tc>
+          <w:tcPr>
+            <w:tcW w:type="dxa" w:w="1440"/>
+          </w:tcPr>
+          <w:p>
+            <w:r>
+              <w:t>0.0%</w:t>
+            </w:r>
+          </w:p>
+        </w:tc>
+        <w:tc>
+          <w:tcPr>
+            <w:tcW w:type="dxa" w:w="1440"/>
+          </w:tcPr>
+          <w:p>
+            <w:r>
+              <w:t>4</w:t>
+            </w:r>
+          </w:p>
+        </w:tc>
+        <w:tc>
+          <w:tcPr>
+            <w:tcW w:type="dxa" w:w="1440"/>
+          </w:tcPr>
+          <w:p>
+            <w:r>
+              <w:t>236</w:t>
+            </w:r>
+          </w:p>
+        </w:tc>
+      </w:tr>
+      <w:tr>
+        <w:tc>
+          <w:tcPr>
+            <w:tcW w:type="dxa" w:w="1440"/>
+          </w:tcPr>
+          <w:p>
+            <w:r>
+              <w:t>Легаси .html</w:t>
+            </w:r>
+          </w:p>
+        </w:tc>
+        <w:tc>
+          <w:tcPr>
+            <w:tcW w:type="dxa" w:w="1440"/>
+          </w:tcPr>
+          <w:p>
+            <w:r>
+              <w:t>129</w:t>
+            </w:r>
+          </w:p>
+        </w:tc>
+        <w:tc>
+          <w:tcPr>
+            <w:tcW w:type="dxa" w:w="1440"/>
+          </w:tcPr>
+          <w:p>
+            <w:r>
+              <w:t>0</w:t>
+            </w:r>
+          </w:p>
+        </w:tc>
+        <w:tc>
+          <w:tcPr>
+            <w:tcW w:type="dxa" w:w="1440"/>
+          </w:tcPr>
+          <w:p>
+            <w:r>
+              <w:t>0.0%</w:t>
+            </w:r>
+          </w:p>
+        </w:tc>
+        <w:tc>
+          <w:tcPr>
+            <w:tcW w:type="dxa" w:w="1440"/>
+          </w:tcPr>
+          <w:p>
+            <w:r>
+              <w:t>60</w:t>
+            </w:r>
+          </w:p>
+        </w:tc>
+        <w:tc>
+          <w:tcPr>
+            <w:tcW w:type="dxa" w:w="1440"/>
+          </w:tcPr>
+          <w:p>
+            <w:r>
+              <w:t>36</w:t>
+            </w:r>
+          </w:p>
+        </w:tc>
+      </w:tr>
+      <w:tr>
+        <w:tc>
+          <w:tcPr>
+            <w:tcW w:type="dxa" w:w="1440"/>
+          </w:tcPr>
+          <w:p>
+            <w:r>
+              <w:t>Прочие страницы</w:t>
+            </w:r>
+          </w:p>
+        </w:tc>
+        <w:tc>
+          <w:tcPr>
+            <w:tcW w:type="dxa" w:w="1440"/>
+          </w:tcPr>
+          <w:p>
+            <w:r>
+              <w:t>20</w:t>
+            </w:r>
+          </w:p>
+        </w:tc>
+        <w:tc>
+          <w:tcPr>
+            <w:tcW w:type="dxa" w:w="1440"/>
+          </w:tcPr>
+          <w:p>
+            <w:r>
+              <w:t>4</w:t>
+            </w:r>
+          </w:p>
+        </w:tc>
+        <w:tc>
+          <w:tcPr>
+            <w:tcW w:type="dxa" w:w="1440"/>
+          </w:tcPr>
+          <w:p>
+            <w:r>
+              <w:t>20.0%</w:t>
+            </w:r>
+          </w:p>
+        </w:tc>
+        <w:tc>
+          <w:tcPr>
+            <w:tcW w:type="dxa" w:w="1440"/>
+          </w:tcPr>
+          <w:p>
+            <w:r>
+              <w:t>1</w:t>
+            </w:r>
+          </w:p>
+        </w:tc>
+        <w:tc>
+          <w:tcPr>
+            <w:tcW w:type="dxa" w:w="1440"/>
+          </w:tcPr>
+          <w:p>
+            <w:r>
+              <w:t>12</w:t>
+            </w:r>
+          </w:p>
+        </w:tc>
+      </w:tr>
+      <w:tr>
+        <w:tc>
+          <w:tcPr>
+            <w:tcW w:type="dxa" w:w="1440"/>
+          </w:tcPr>
+          <w:p>
+            <w:r>
+              <w:t>Новости</w:t>
+            </w:r>
+          </w:p>
+        </w:tc>
+        <w:tc>
+          <w:tcPr>
+            <w:tcW w:type="dxa" w:w="1440"/>
+          </w:tcPr>
+          <w:p>
+            <w:r>
+              <w:t>1</w:t>
+            </w:r>
+          </w:p>
+        </w:tc>
+        <w:tc>
+          <w:tcPr>
+            <w:tcW w:type="dxa" w:w="1440"/>
+          </w:tcPr>
+          <w:p>
+            <w:r>
+              <w:t>1</w:t>
+            </w:r>
+          </w:p>
+        </w:tc>
+        <w:tc>
+          <w:tcPr>
+            <w:tcW w:type="dxa" w:w="1440"/>
+          </w:tcPr>
+          <w:p>
+            <w:r>
+              <w:t>100.0%</w:t>
+            </w:r>
+          </w:p>
+        </w:tc>
+        <w:tc>
+          <w:tcPr>
+            <w:tcW w:type="dxa" w:w="1440"/>
+          </w:tcPr>
+          <w:p>
+            <w:r>
+              <w:t>0</w:t>
+            </w:r>
+          </w:p>
+        </w:tc>
+        <w:tc>
+          <w:tcPr>
+            <w:tcW w:type="dxa" w:w="1440"/>
+          </w:tcPr>
+          <w:p>
+            <w:r>
+              <w:t>0</w:t>
+            </w:r>
+          </w:p>
+        </w:tc>
+      </w:tr>
+      <w:tr>
+        <w:tc>
+          <w:tcPr>
+            <w:tcW w:type="dxa" w:w="1440"/>
+          </w:tcPr>
+          <w:p>
+            <w:r>
+              <w:t>Личный кабинет</w:t>
+            </w:r>
+          </w:p>
+        </w:tc>
+        <w:tc>
+          <w:tcPr>
+            <w:tcW w:type="dxa" w:w="1440"/>
+          </w:tcPr>
+          <w:p>
+            <w:r>
+              <w:t>2</w:t>
+            </w:r>
+          </w:p>
+        </w:tc>
+        <w:tc>
+          <w:tcPr>
+            <w:tcW w:type="dxa" w:w="1440"/>
+          </w:tcPr>
+          <w:p>
+            <w:r>
+              <w:t>2</w:t>
+            </w:r>
+          </w:p>
+        </w:tc>
+        <w:tc>
+          <w:tcPr>
+            <w:tcW w:type="dxa" w:w="1440"/>
+          </w:tcPr>
+          <w:p>
+            <w:r>
+              <w:t>100.0%</w:t>
+            </w:r>
+          </w:p>
+        </w:tc>
+        <w:tc>
+          <w:tcPr>
+            <w:tcW w:type="dxa" w:w="1440"/>
+          </w:tcPr>
+          <w:p>
+            <w:r>
+              <w:t>0</w:t>
+            </w:r>
+          </w:p>
+        </w:tc>
+        <w:tc>
+          <w:tcPr>
+            <w:tcW w:type="dxa" w:w="1440"/>
+          </w:tcPr>
+          <w:p>
+            <w:r>
+              <w:t>0</w:t>
+            </w:r>
+          </w:p>
+        </w:tc>
+      </w:tr>
+      <w:tr>
+        <w:tc>
+          <w:tcPr>
+            <w:tcW w:type="dxa" w:w="1440"/>
+          </w:tcPr>
+          <w:p>
+            <w:r>
+              <w:t>Товары (legacy /product/)</w:t>
+            </w:r>
+          </w:p>
+        </w:tc>
+        <w:tc>
+          <w:tcPr>
+            <w:tcW w:type="dxa" w:w="1440"/>
+          </w:tcPr>
+          <w:p>
+            <w:r>
+              <w:t>26</w:t>
+            </w:r>
+          </w:p>
+        </w:tc>
+        <w:tc>
+          <w:tcPr>
+            <w:tcW w:type="dxa" w:w="1440"/>
+          </w:tcPr>
+          <w:p>
+            <w:r>
+              <w:t>0</w:t>
+            </w:r>
+          </w:p>
+        </w:tc>
+        <w:tc>
+          <w:tcPr>
+            <w:tcW w:type="dxa" w:w="1440"/>
+          </w:tcPr>
+          <w:p>
+            <w:r>
+              <w:t>0.0%</w:t>
+            </w:r>
+          </w:p>
+        </w:tc>
+        <w:tc>
+          <w:tcPr>
+            <w:tcW w:type="dxa" w:w="1440"/>
+          </w:tcPr>
+          <w:p>
+            <w:r>
+              <w:t>1</w:t>
+            </w:r>
+          </w:p>
+        </w:tc>
+        <w:tc>
+          <w:tcPr>
+            <w:tcW w:type="dxa" w:w="1440"/>
+          </w:tcPr>
+          <w:p>
+            <w:r>
+              <w:t>1</w:t>
+            </w:r>
+          </w:p>
+        </w:tc>
+      </w:tr>
+      <w:tr>
+        <w:tc>
+          <w:tcPr>
+            <w:tcW w:type="dxa" w:w="1440"/>
+          </w:tcPr>
+          <w:p>
+            <w:r>
+              <w:t>Главная</w:t>
+            </w:r>
+          </w:p>
+        </w:tc>
+        <w:tc>
+          <w:tcPr>
+            <w:tcW w:type="dxa" w:w="1440"/>
+          </w:tcPr>
+          <w:p>
+            <w:r>
+              <w:t>1</w:t>
+            </w:r>
+          </w:p>
+        </w:tc>
+        <w:tc>
+          <w:tcPr>
+            <w:tcW w:type="dxa" w:w="1440"/>
+          </w:tcPr>
+          <w:p>
+            <w:r>
+              <w:t>1</w:t>
+            </w:r>
+          </w:p>
+        </w:tc>
+        <w:tc>
+          <w:tcPr>
+            <w:tcW w:type="dxa" w:w="1440"/>
+          </w:tcPr>
+          <w:p>
+            <w:r>
+              <w:t>100.0%</w:t>
+            </w:r>
+          </w:p>
+        </w:tc>
+        <w:tc>
+          <w:tcPr>
+            <w:tcW w:type="dxa" w:w="1440"/>
+          </w:tcPr>
+          <w:p>
+            <w:r>
+              <w:t>0</w:t>
+            </w:r>
+          </w:p>
+        </w:tc>
+        <w:tc>
+          <w:tcPr>
+            <w:tcW w:type="dxa" w:w="1440"/>
+          </w:tcPr>
+          <w:p>
+            <w:r>
+              <w:t>0</w:t>
+            </w:r>
+          </w:p>
+        </w:tc>
+      </w:tr>
+      <w:tr>
+        <w:tc>
+          <w:tcPr>
+            <w:tcW w:type="dxa" w:w="1440"/>
+          </w:tcPr>
+          <w:p>
+            <w:r>
+              <w:t>Итого</w:t>
+            </w:r>
+          </w:p>
+        </w:tc>
+        <w:tc>
+          <w:tcPr>
+            <w:tcW w:type="dxa" w:w="1440"/>
+          </w:tcPr>
+          <w:p>
+            <w:r>
+              <w:t>717</w:t>
+            </w:r>
+          </w:p>
+        </w:tc>
+        <w:tc>
+          <w:tcPr>
+            <w:tcW w:type="dxa" w:w="1440"/>
+          </w:tcPr>
+          <w:p>
+            <w:r>
+              <w:t>142</w:t>
+            </w:r>
+          </w:p>
+        </w:tc>
+        <w:tc>
+          <w:tcPr>
+            <w:tcW w:type="dxa" w:w="1440"/>
+          </w:tcPr>
+          <w:p>
+            <w:r>
+              <w:t>19.8%</w:t>
+            </w:r>
+          </w:p>
+        </w:tc>
+        <w:tc>
+          <w:tcPr>
+            <w:tcW w:type="dxa" w:w="1440"/>
+          </w:tcPr>
+          <w:p>
+            <w:r>
+              <w:t>128</w:t>
+            </w:r>
+          </w:p>
+        </w:tc>
+        <w:tc>
+          <w:tcPr>
+            <w:tcW w:type="dxa" w:w="1440"/>
+          </w:tcPr>
+          <w:p>
+            <w:r>
+              <w:t>286</w:t>
+            </w:r>
+          </w:p>
+        </w:tc>
+      </w:tr>
+    </w:tbl>
+    <w:p/>
+    <w:p>
+      <w:r>
+        <w:t>Два счётчика, и их нельзя смешивать. В отчёте встречаются проценты</w:t>
       </w:r>
     </w:p>
     <w:p>
       <w:r>
-        <w:t>Как читать: каталог, который и приносит трафик, в поиске примерно на</w:t>
+        <w:t>индексации, посчитанные от разных знаменателей, и без подписи они</w:t>
       </w:r>
     </w:p>
     <w:p>
       <w:r>
-        <w:t>60%: из 224 проверенных URL каталога в поиске</w:t>
+        <w:t>читаются как противоречие:</w:t>
+      </w:r>
+    </w:p>
+    <w:tbl>
+      <w:tblPr>
+        <w:tblStyle w:val="LightGrid-Accent1"/>
+        <w:tblW w:type="auto" w:w="0"/>
+        <w:tblLook w:firstColumn="1" w:firstRow="1" w:lastColumn="0" w:lastRow="0" w:noHBand="0" w:noVBand="1" w:val="04A0"/>
+      </w:tblPr>
+      <w:tblGrid>
+        <w:gridCol w:w="2880"/>
+        <w:gridCol w:w="2880"/>
+        <w:gridCol w:w="2880"/>
+      </w:tblGrid>
+      <w:tr>
+        <w:tc>
+          <w:tcPr>
+            <w:tcW w:type="dxa" w:w="2880"/>
+          </w:tcPr>
+          <w:p>
+            <w:r/>
+            <w:r>
+              <w:rPr>
+                <w:b/>
+              </w:rPr>
+              <w:t>Показатель</w:t>
+            </w:r>
+          </w:p>
+        </w:tc>
+        <w:tc>
+          <w:tcPr>
+            <w:tcW w:type="dxa" w:w="2880"/>
+          </w:tcPr>
+          <w:p>
+            <w:r/>
+            <w:r>
+              <w:rPr>
+                <w:b/>
+              </w:rPr>
+              <w:t>Значение</w:t>
+            </w:r>
+          </w:p>
+        </w:tc>
+        <w:tc>
+          <w:tcPr>
+            <w:tcW w:type="dxa" w:w="2880"/>
+          </w:tcPr>
+          <w:p>
+            <w:r/>
+            <w:r>
+              <w:rPr>
+                <w:b/>
+              </w:rPr>
+              <w:t>От чего считано</w:t>
+            </w:r>
+          </w:p>
+        </w:tc>
+      </w:tr>
+      <w:tr>
+        <w:tc>
+          <w:tcPr>
+            <w:tcW w:type="dxa" w:w="2880"/>
+          </w:tcPr>
+          <w:p>
+            <w:r>
+              <w:t>Выборка проверки</w:t>
+            </w:r>
+          </w:p>
+        </w:tc>
+        <w:tc>
+          <w:tcPr>
+            <w:tcW w:type="dxa" w:w="2880"/>
+          </w:tcPr>
+          <w:p>
+            <w:r>
+              <w:t>19.8%</w:t>
+            </w:r>
+          </w:p>
+        </w:tc>
+        <w:tc>
+          <w:tcPr>
+            <w:tcW w:type="dxa" w:w="2880"/>
+          </w:tcPr>
+          <w:p>
+            <w:r>
+              <w:t>717 проверенных URL, из них 142 в статусе «в поиске»</w:t>
+            </w:r>
+          </w:p>
+        </w:tc>
+      </w:tr>
+      <w:tr>
+        <w:tc>
+          <w:tcPr>
+            <w:tcW w:type="dxa" w:w="2880"/>
+          </w:tcPr>
+          <w:p>
+            <w:r>
+              <w:t>Все страницы сайта</w:t>
+            </w:r>
+          </w:p>
+        </w:tc>
+        <w:tc>
+          <w:tcPr>
+            <w:tcW w:type="dxa" w:w="2880"/>
+          </w:tcPr>
+          <w:p>
+            <w:r>
+              <w:t>10.4%</w:t>
+            </w:r>
+          </w:p>
+        </w:tc>
+        <w:tc>
+          <w:tcPr>
+            <w:tcW w:type="dxa" w:w="2880"/>
+          </w:tcPr>
+          <w:p>
+            <w:r>
+              <w:t>2 423 страниц, известных роботу, из них 252 в поиске</w:t>
+            </w:r>
+          </w:p>
+        </w:tc>
+      </w:tr>
+      <w:tr>
+        <w:tc>
+          <w:tcPr>
+            <w:tcW w:type="dxa" w:w="2880"/>
+          </w:tcPr>
+          <w:p>
+            <w:r>
+              <w:t>Каталог, все страницы</w:t>
+            </w:r>
+          </w:p>
+        </w:tc>
+        <w:tc>
+          <w:tcPr>
+            <w:tcW w:type="dxa" w:w="2880"/>
+          </w:tcPr>
+          <w:p>
+            <w:r>
+              <w:t>6.1%</w:t>
+            </w:r>
+          </w:p>
+        </w:tc>
+        <w:tc>
+          <w:tcPr>
+            <w:tcW w:type="dxa" w:w="2880"/>
+          </w:tcPr>
+          <w:p>
+            <w:r>
+              <w:t>831 страниц каталога известно роботу, 51 в поиске</w:t>
+            </w:r>
+          </w:p>
+        </w:tc>
+      </w:tr>
+    </w:tbl>
+    <w:p/>
+    <w:p>
+      <w:r>
+        <w:t>Как читать. Каталог, который и приносит трафик, в проверенной выборке</w:t>
       </w:r>
     </w:p>
     <w:p>
       <w:r>
-        <w:t>134, это нормальный показатель. Общий процент</w:t>
+        <w:t>в поиске на 60%: из 224 проверенных URL каталога в поиске 134. Это</w:t>
       </w:r>
     </w:p>
     <w:p>
       <w:r>
-        <w:t>19.8% получается из-за двух мёртвых зон:</w:t>
+        <w:t>нормальный показатель. Общий процент по выборке 19.8% получается из-за</w:t>
+      </w:r>
+    </w:p>
+    <w:p>
+      <w:r>
+        <w:t>двух мёртвых зон:</w:t>
       </w:r>
     </w:p>
     <w:p>
@@ -850,15 +1772,12 @@
         <w:pStyle w:val="ListBullet"/>
       </w:pPr>
       <w:r>
-        <w:t>`/shop` — 314 URL, в поиске 0, ошибок парсинга</w:t>
+        <w:t>`/shop`: 314 URL, в поиске 0, ошибок разбора 236. Раздел не</w:t>
       </w:r>
     </w:p>
     <w:p>
-      <w:pPr>
-        <w:pStyle w:val="ListNumber"/>
-      </w:pPr>
       <w:r>
-        <w:t>Раздел не обслуживается, но продолжает отдавать коды роботу.</w:t>
+        <w:t>обслуживается, но продолжает отдавать коды роботу.</w:t>
       </w:r>
     </w:p>
     <w:p>
@@ -866,52 +1785,52 @@
         <w:pStyle w:val="ListBullet"/>
       </w:pPr>
       <w:r>
-        <w:t>Легаси `.html` — около 129 URL старой вёрстки, почти все в статусе</w:t>
+        <w:t>Легаси `.html`: около 129 URL старой вёрстки, почти все в статусе дублей</w:t>
       </w:r>
     </w:p>
     <w:p>
       <w:r>
-        <w:t>дублей или с ошибкой разбора.</w:t>
+        <w:t>или с ошибкой разбора.</w:t>
       </w:r>
     </w:p>
     <w:p>
       <w:r>
-        <w:t>Структура из панели подтверждает вывод: на дату выгрузки в каталоге было</w:t>
+        <w:t>Разрыв между «60%» и «19.8%» объясняется ровно этим: робот знает о</w:t>
       </w:r>
     </w:p>
     <w:p>
       <w:r>
-        <w:t>831 проиндексированных и 565 в поиске,</w:t>
+        <w:t>2 423 страницах, из которых 2 171 никогда не обслуживались как живые. Это не</w:t>
       </w:r>
     </w:p>
     <w:p>
       <w:r>
-        <w:t>в /shop — 388 проиндексированных и</w:t>
+        <w:t>проблема каталога, это неубранный мусор на уровне сайта.</w:t>
       </w:r>
     </w:p>
     <w:p>
       <w:r>
-        <w:t>0 в поиске.</w:t>
+        <w:t>Что это меняет в плане. Приоритет первого месяца не «улучшить</w:t>
       </w:r>
     </w:p>
     <w:p>
       <w:r>
-        <w:t>Что это меняет в плане: приоритет первый месяца не «улучшить индексацию</w:t>
+        <w:t>индексацию каталога», а закрыть /shop и легаси .html (редиректы в</w:t>
       </w:r>
     </w:p>
     <w:p>
       <w:r>
-        <w:t>каталога», а закрыть /shop и легаси .html (редиректы в каталог или 410) и</w:t>
+        <w:t>каталог или 410) и снять с них robots. После этого общий показатель по</w:t>
       </w:r>
     </w:p>
     <w:p>
       <w:r>
-        <w:t>снять с них robots. После этого общий показатель индексации поднимется</w:t>
+        <w:t>выборке поднимется минимум до 60% без единой новой страницы.</w:t>
       </w:r>
     </w:p>
     <w:p>
       <w:r>
-        <w:t>минимум до 60% без единой новой страницы.</w:t>
+        <w:t>&lt;!-- /facts:indexing --&gt;</w:t>
       </w:r>
     </w:p>
     <w:p>
@@ -927,7 +1846,23 @@
         <w:rPr>
           <w:color w:val="1F6FEB"/>
         </w:rPr>
-        <w:t>📊 Семантическое ядро (492 запросов, 7 дней мониторинга)</w:t>
+        <w:t>📊 Семантическое ядро</w:t>
+      </w:r>
+    </w:p>
+    <w:p>
+      <w:r>
+        <w:t>&lt;!-- facts:semantic --&gt;</w:t>
+      </w:r>
+    </w:p>
+    <w:p>
+      <w:pPr>
+        <w:pStyle w:val="Heading1"/>
+      </w:pPr>
+      <w:r>
+        <w:rPr>
+          <w:color w:val="1F6FEB"/>
+        </w:rPr>
+        <w:t>📊 Семантическое ядро: 492 запроса в 23 группах, из них 53 в корзине «Прочие»</w:t>
       </w:r>
     </w:p>
     <w:p>
@@ -937,17 +1872,12 @@
     </w:p>
     <w:p>
       <w:r>
-        <w:t>описания товаров. Реальных запросов 492, из них коммерческих 139,</w:t>
+        <w:t>описания товаров. Реальных запросов 492. Из них 439 разложены по 22</w:t>
       </w:r>
     </w:p>
     <w:p>
       <w:r>
-        <w:t>локальных 171, брендовых 38, информационных и прочих 143.</w:t>
-      </w:r>
-    </w:p>
-    <w:p>
-      <w:r>
-        <w:t>Целевая страница определена у 177 запросов, у остальных её нет вообще.</w:t>
+        <w:t>кластерам, ещё 53 лежат в корзине «Прочие» и ждут разбора.</w:t>
       </w:r>
     </w:p>
     <w:p>
@@ -958,7 +1888,7 @@
         <w:rPr>
           <w:color w:val="111827"/>
         </w:rPr>
-        <w:t>Позиции</w:t>
+        <w:t>Позиции в ядре (492 запроса)</w:t>
       </w:r>
     </w:p>
     <w:p>
@@ -986,7 +1916,7 @@
         <w:t>ТОП-3:</w:t>
       </w:r>
       <w:r>
-        <w:t xml:space="preserve"> 55 запросов (10%)</w:t>
+        <w:t xml:space="preserve"> 53 запроса (11%)</w:t>
       </w:r>
     </w:p>
     <w:p>
@@ -1000,7 +1930,31 @@
         <w:t>ТОП-10:</w:t>
       </w:r>
       <w:r>
-        <w:t xml:space="preserve"> 390 запросов (73%)</w:t>
+        <w:t xml:space="preserve"> 359 запросов (73%)</w:t>
+      </w:r>
+    </w:p>
+    <w:p>
+      <w:pPr>
+        <w:pStyle w:val="ListBullet"/>
+      </w:pPr>
+      <w:r>
+        <w:rPr>
+          <w:b/>
+        </w:rPr>
+        <w:t>ТОП-20:</w:t>
+      </w:r>
+      <w:r>
+        <w:t xml:space="preserve"> 479 запросов (97%)</w:t>
+      </w:r>
+    </w:p>
+    <w:p>
+      <w:r>
+        <w:t>По всей выгрузке панели, вместе с мусором, в ТОП-10 390 из 535 строк выгрузки (73%). Обе цифры</w:t>
+      </w:r>
+    </w:p>
+    <w:p>
+      <w:r>
+        <w:t>верные, различаются знаменателем, и сравнивать их между собой нельзя.</w:t>
       </w:r>
     </w:p>
     <w:p>
@@ -1011,7 +1965,7 @@
         <w:rPr>
           <w:color w:val="111827"/>
         </w:rPr>
-        <w:t>Топ коммерческих кластеров</w:t>
+        <w:t>Кластеры</w:t>
       </w:r>
     </w:p>
     <w:tbl>
@@ -1106,7 +2060,7 @@
           </w:tcPr>
           <w:p>
             <w:r>
-              <w:t>Визитки</w:t>
+              <w:t>Локальные</w:t>
             </w:r>
           </w:p>
         </w:tc>
@@ -1116,7 +2070,7 @@
           </w:tcPr>
           <w:p>
             <w:r>
-              <w:t>32</w:t>
+              <w:t>68</w:t>
             </w:r>
           </w:p>
         </w:tc>
@@ -1126,7 +2080,7 @@
           </w:tcPr>
           <w:p>
             <w:r>
-              <w:t>6.1</w:t>
+              <w:t>8,9</w:t>
             </w:r>
           </w:p>
         </w:tc>
@@ -1136,7 +2090,7 @@
           </w:tcPr>
           <w:p>
             <w:r>
-              <w:t>91%</w:t>
+              <w:t>69%</w:t>
             </w:r>
           </w:p>
         </w:tc>
@@ -1146,7 +2100,7 @@
           </w:tcPr>
           <w:p>
             <w:r>
-              <w:t>/catalog/poligrafiya/vizitki/</w:t>
+              <w:t>не назначена</w:t>
             </w:r>
           </w:p>
         </w:tc>
@@ -1158,7 +2112,7 @@
           </w:tcPr>
           <w:p>
             <w:r>
-              <w:t>Кружки и магниты</w:t>
+              <w:t>Форматы и плоттерная печать</w:t>
             </w:r>
           </w:p>
         </w:tc>
@@ -1168,7 +2122,7 @@
           </w:tcPr>
           <w:p>
             <w:r>
-              <w:t>27</w:t>
+              <w:t>68</w:t>
             </w:r>
           </w:p>
         </w:tc>
@@ -1178,7 +2132,7 @@
           </w:tcPr>
           <w:p>
             <w:r>
-              <w:t>8.3</w:t>
+              <w:t>8,4</w:t>
             </w:r>
           </w:p>
         </w:tc>
@@ -1188,7 +2142,7 @@
           </w:tcPr>
           <w:p>
             <w:r>
-              <w:t>85%</w:t>
+              <w:t>66%</w:t>
             </w:r>
           </w:p>
         </w:tc>
@@ -1198,7 +2152,7 @@
           </w:tcPr>
           <w:p>
             <w:r>
-              <w:t>/catalog/suvenirnaya-produktsiya/pechat-na-kruzhkakh</w:t>
+              <w:t>/catalog/poligrafiya/tsifrovaya-pechat/</w:t>
             </w:r>
           </w:p>
         </w:tc>
@@ -1210,7 +2164,7 @@
           </w:tcPr>
           <w:p>
             <w:r>
-              <w:t>Календари</w:t>
+              <w:t>Общий спрос</w:t>
             </w:r>
           </w:p>
         </w:tc>
@@ -1220,7 +2174,7 @@
           </w:tcPr>
           <w:p>
             <w:r>
-              <w:t>9</w:t>
+              <w:t>63</w:t>
             </w:r>
           </w:p>
         </w:tc>
@@ -1230,7 +2184,7 @@
           </w:tcPr>
           <w:p>
             <w:r>
-              <w:t>13.9</w:t>
+              <w:t>8,3</w:t>
             </w:r>
           </w:p>
         </w:tc>
@@ -1240,7 +2194,7 @@
           </w:tcPr>
           <w:p>
             <w:r>
-              <w:t>44%</w:t>
+              <w:t>75%</w:t>
             </w:r>
           </w:p>
         </w:tc>
@@ -1250,7 +2204,7 @@
           </w:tcPr>
           <w:p>
             <w:r>
-              <w:t>/catalog/poligrafiya/kalendari/</w:t>
+              <w:t>/catalog/poligrafiya/</w:t>
             </w:r>
           </w:p>
         </w:tc>
@@ -1262,7 +2216,7 @@
           </w:tcPr>
           <w:p>
             <w:r>
-              <w:t>Листовки и флаеры</w:t>
+              <w:t>Бренд</w:t>
             </w:r>
           </w:p>
         </w:tc>
@@ -1272,7 +2226,7 @@
           </w:tcPr>
           <w:p>
             <w:r>
-              <w:t>6</w:t>
+              <w:t>38</w:t>
             </w:r>
           </w:p>
         </w:tc>
@@ -1282,7 +2236,7 @@
           </w:tcPr>
           <w:p>
             <w:r>
-              <w:t>7.3</w:t>
+              <w:t>5,0</w:t>
             </w:r>
           </w:p>
         </w:tc>
@@ -1292,7 +2246,7 @@
           </w:tcPr>
           <w:p>
             <w:r>
-              <w:t>83%</w:t>
+              <w:t>84%</w:t>
             </w:r>
           </w:p>
         </w:tc>
@@ -1302,7 +2256,7 @@
           </w:tcPr>
           <w:p>
             <w:r>
-              <w:t>/catalog/poligrafiya/listovki/</w:t>
+              <w:t>/</w:t>
             </w:r>
           </w:p>
         </w:tc>
@@ -1314,7 +2268,7 @@
           </w:tcPr>
           <w:p>
             <w:r>
-              <w:t>Широкоформат</w:t>
+              <w:t>Визитки</w:t>
             </w:r>
           </w:p>
         </w:tc>
@@ -1324,7 +2278,7 @@
           </w:tcPr>
           <w:p>
             <w:r>
-              <w:t>23</w:t>
+              <w:t>29</w:t>
             </w:r>
           </w:p>
         </w:tc>
@@ -1334,7 +2288,7 @@
           </w:tcPr>
           <w:p>
             <w:r>
-              <w:t>9.0</w:t>
+              <w:t>5,9</w:t>
             </w:r>
           </w:p>
         </w:tc>
@@ -1344,7 +2298,7 @@
           </w:tcPr>
           <w:p>
             <w:r>
-              <w:t>70%</w:t>
+              <w:t>90%</w:t>
             </w:r>
           </w:p>
         </w:tc>
@@ -1354,7 +2308,7 @@
           </w:tcPr>
           <w:p>
             <w:r>
-              <w:t>/catalog/poligrafiya/shirokoformatnaya-pechat/</w:t>
+              <w:t>/catalog/poligrafiya/vizitki/</w:t>
             </w:r>
           </w:p>
         </w:tc>
@@ -1366,7 +2320,7 @@
           </w:tcPr>
           <w:p>
             <w:r>
-              <w:t>Мобильные стенды</w:t>
+              <w:t>Кружки и магниты</w:t>
             </w:r>
           </w:p>
         </w:tc>
@@ -1376,7 +2330,7 @@
           </w:tcPr>
           <w:p>
             <w:r>
-              <w:t>15</w:t>
+              <w:t>24</w:t>
             </w:r>
           </w:p>
         </w:tc>
@@ -1386,7 +2340,7 @@
           </w:tcPr>
           <w:p>
             <w:r>
-              <w:t>14.0</w:t>
+              <w:t>8,2</w:t>
             </w:r>
           </w:p>
         </w:tc>
@@ -1396,7 +2350,7 @@
           </w:tcPr>
           <w:p>
             <w:r>
-              <w:t>60%</w:t>
+              <w:t>83%</w:t>
             </w:r>
           </w:p>
         </w:tc>
@@ -1406,7 +2360,7 @@
           </w:tcPr>
           <w:p>
             <w:r>
-              <w:t>/catalog/mobilnye-stendy/</w:t>
+              <w:t>/catalog/suvenirnaya-produktsiya/pechat-na-kruzhkakh</w:t>
             </w:r>
           </w:p>
         </w:tc>
@@ -1418,7 +2372,7 @@
           </w:tcPr>
           <w:p>
             <w:r>
-              <w:t>Сувенирка и мерч</w:t>
+              <w:t>Ламинирование</w:t>
             </w:r>
           </w:p>
         </w:tc>
@@ -1428,7 +2382,7 @@
           </w:tcPr>
           <w:p>
             <w:r>
-              <w:t>23</w:t>
+              <w:t>16</w:t>
             </w:r>
           </w:p>
         </w:tc>
@@ -1438,7 +2392,7 @@
           </w:tcPr>
           <w:p>
             <w:r>
-              <w:t>8.0</w:t>
+              <w:t>8,2</w:t>
             </w:r>
           </w:p>
         </w:tc>
@@ -1448,7 +2402,7 @@
           </w:tcPr>
           <w:p>
             <w:r>
-              <w:t>78%</w:t>
+              <w:t>69%</w:t>
             </w:r>
           </w:p>
         </w:tc>
@@ -1458,7 +2412,7 @@
           </w:tcPr>
           <w:p>
             <w:r>
-              <w:t>/catalog/suvenirnaya-produktsiya/</w:t>
+              <w:t>/catalog/poligrafiya/laminirovanie/</w:t>
             </w:r>
           </w:p>
         </w:tc>
@@ -1470,6 +2424,630 @@
           </w:tcPr>
           <w:p>
             <w:r>
+              <w:t>Мобильные стенды</w:t>
+            </w:r>
+          </w:p>
+        </w:tc>
+        <w:tc>
+          <w:tcPr>
+            <w:tcW w:type="dxa" w:w="1728"/>
+          </w:tcPr>
+          <w:p>
+            <w:r>
+              <w:t>16</w:t>
+            </w:r>
+          </w:p>
+        </w:tc>
+        <w:tc>
+          <w:tcPr>
+            <w:tcW w:type="dxa" w:w="1728"/>
+          </w:tcPr>
+          <w:p>
+            <w:r>
+              <w:t>13,3</w:t>
+            </w:r>
+          </w:p>
+        </w:tc>
+        <w:tc>
+          <w:tcPr>
+            <w:tcW w:type="dxa" w:w="1728"/>
+          </w:tcPr>
+          <w:p>
+            <w:r>
+              <w:t>62%</w:t>
+            </w:r>
+          </w:p>
+        </w:tc>
+        <w:tc>
+          <w:tcPr>
+            <w:tcW w:type="dxa" w:w="1728"/>
+          </w:tcPr>
+          <w:p>
+            <w:r>
+              <w:t>/catalog/mobilnye-stendy/</w:t>
+            </w:r>
+          </w:p>
+        </w:tc>
+      </w:tr>
+      <w:tr>
+        <w:tc>
+          <w:tcPr>
+            <w:tcW w:type="dxa" w:w="1728"/>
+          </w:tcPr>
+          <w:p>
+            <w:r>
+              <w:t>УФ-печать и спецпечать</w:t>
+            </w:r>
+          </w:p>
+        </w:tc>
+        <w:tc>
+          <w:tcPr>
+            <w:tcW w:type="dxa" w:w="1728"/>
+          </w:tcPr>
+          <w:p>
+            <w:r>
+              <w:t>16</w:t>
+            </w:r>
+          </w:p>
+        </w:tc>
+        <w:tc>
+          <w:tcPr>
+            <w:tcW w:type="dxa" w:w="1728"/>
+          </w:tcPr>
+          <w:p>
+            <w:r>
+              <w:t>10,5</w:t>
+            </w:r>
+          </w:p>
+        </w:tc>
+        <w:tc>
+          <w:tcPr>
+            <w:tcW w:type="dxa" w:w="1728"/>
+          </w:tcPr>
+          <w:p>
+            <w:r>
+              <w:t>75%</w:t>
+            </w:r>
+          </w:p>
+        </w:tc>
+        <w:tc>
+          <w:tcPr>
+            <w:tcW w:type="dxa" w:w="1728"/>
+          </w:tcPr>
+          <w:p>
+            <w:r>
+              <w:t>/catalog/poligrafiya/uf-pechat1/</w:t>
+            </w:r>
+          </w:p>
+        </w:tc>
+      </w:tr>
+      <w:tr>
+        <w:tc>
+          <w:tcPr>
+            <w:tcW w:type="dxa" w:w="1728"/>
+          </w:tcPr>
+          <w:p>
+            <w:r>
+              <w:t>Фотопечать</w:t>
+            </w:r>
+          </w:p>
+        </w:tc>
+        <w:tc>
+          <w:tcPr>
+            <w:tcW w:type="dxa" w:w="1728"/>
+          </w:tcPr>
+          <w:p>
+            <w:r>
+              <w:t>16</w:t>
+            </w:r>
+          </w:p>
+        </w:tc>
+        <w:tc>
+          <w:tcPr>
+            <w:tcW w:type="dxa" w:w="1728"/>
+          </w:tcPr>
+          <w:p>
+            <w:r>
+              <w:t>10,1</w:t>
+            </w:r>
+          </w:p>
+        </w:tc>
+        <w:tc>
+          <w:tcPr>
+            <w:tcW w:type="dxa" w:w="1728"/>
+          </w:tcPr>
+          <w:p>
+            <w:r>
+              <w:t>56%</w:t>
+            </w:r>
+          </w:p>
+        </w:tc>
+        <w:tc>
+          <w:tcPr>
+            <w:tcW w:type="dxa" w:w="1728"/>
+          </w:tcPr>
+          <w:p>
+            <w:r>
+              <w:t>/catalog/suvenirnaya-produktsiya/fotopaneli</w:t>
+            </w:r>
+          </w:p>
+        </w:tc>
+      </w:tr>
+      <w:tr>
+        <w:tc>
+          <w:tcPr>
+            <w:tcW w:type="dxa" w:w="1728"/>
+          </w:tcPr>
+          <w:p>
+            <w:r>
+              <w:t>Широкоформат</w:t>
+            </w:r>
+          </w:p>
+        </w:tc>
+        <w:tc>
+          <w:tcPr>
+            <w:tcW w:type="dxa" w:w="1728"/>
+          </w:tcPr>
+          <w:p>
+            <w:r>
+              <w:t>15</w:t>
+            </w:r>
+          </w:p>
+        </w:tc>
+        <w:tc>
+          <w:tcPr>
+            <w:tcW w:type="dxa" w:w="1728"/>
+          </w:tcPr>
+          <w:p>
+            <w:r>
+              <w:t>9,3</w:t>
+            </w:r>
+          </w:p>
+        </w:tc>
+        <w:tc>
+          <w:tcPr>
+            <w:tcW w:type="dxa" w:w="1728"/>
+          </w:tcPr>
+          <w:p>
+            <w:r>
+              <w:t>67%</w:t>
+            </w:r>
+          </w:p>
+        </w:tc>
+        <w:tc>
+          <w:tcPr>
+            <w:tcW w:type="dxa" w:w="1728"/>
+          </w:tcPr>
+          <w:p>
+            <w:r>
+              <w:t>/catalog/reklama/</w:t>
+            </w:r>
+          </w:p>
+        </w:tc>
+      </w:tr>
+      <w:tr>
+        <w:tc>
+          <w:tcPr>
+            <w:tcW w:type="dxa" w:w="1728"/>
+          </w:tcPr>
+          <w:p>
+            <w:r>
+              <w:t>Плоттерная резка и ризография</w:t>
+            </w:r>
+          </w:p>
+        </w:tc>
+        <w:tc>
+          <w:tcPr>
+            <w:tcW w:type="dxa" w:w="1728"/>
+          </w:tcPr>
+          <w:p>
+            <w:r>
+              <w:t>12</w:t>
+            </w:r>
+          </w:p>
+        </w:tc>
+        <w:tc>
+          <w:tcPr>
+            <w:tcW w:type="dxa" w:w="1728"/>
+          </w:tcPr>
+          <w:p>
+            <w:r>
+              <w:t>19,6</w:t>
+            </w:r>
+          </w:p>
+        </w:tc>
+        <w:tc>
+          <w:tcPr>
+            <w:tcW w:type="dxa" w:w="1728"/>
+          </w:tcPr>
+          <w:p>
+            <w:r>
+              <w:t>50%</w:t>
+            </w:r>
+          </w:p>
+        </w:tc>
+        <w:tc>
+          <w:tcPr>
+            <w:tcW w:type="dxa" w:w="1728"/>
+          </w:tcPr>
+          <w:p>
+            <w:r>
+              <w:t>/catalog/poligrafiya/plotternaya-rezka/</w:t>
+            </w:r>
+          </w:p>
+        </w:tc>
+      </w:tr>
+      <w:tr>
+        <w:tc>
+          <w:tcPr>
+            <w:tcW w:type="dxa" w:w="1728"/>
+          </w:tcPr>
+          <w:p>
+            <w:r>
+              <w:t>Сувенирка и мерч</w:t>
+            </w:r>
+          </w:p>
+        </w:tc>
+        <w:tc>
+          <w:tcPr>
+            <w:tcW w:type="dxa" w:w="1728"/>
+          </w:tcPr>
+          <w:p>
+            <w:r>
+              <w:t>10</w:t>
+            </w:r>
+          </w:p>
+        </w:tc>
+        <w:tc>
+          <w:tcPr>
+            <w:tcW w:type="dxa" w:w="1728"/>
+          </w:tcPr>
+          <w:p>
+            <w:r>
+              <w:t>10,5</w:t>
+            </w:r>
+          </w:p>
+        </w:tc>
+        <w:tc>
+          <w:tcPr>
+            <w:tcW w:type="dxa" w:w="1728"/>
+          </w:tcPr>
+          <w:p>
+            <w:r>
+              <w:t>70%</w:t>
+            </w:r>
+          </w:p>
+        </w:tc>
+        <w:tc>
+          <w:tcPr>
+            <w:tcW w:type="dxa" w:w="1728"/>
+          </w:tcPr>
+          <w:p>
+            <w:r>
+              <w:t>/catalog/suvenirnaya-produktsiya/</w:t>
+            </w:r>
+          </w:p>
+        </w:tc>
+      </w:tr>
+      <w:tr>
+        <w:tc>
+          <w:tcPr>
+            <w:tcW w:type="dxa" w:w="1728"/>
+          </w:tcPr>
+          <w:p>
+            <w:r>
+              <w:t>Календари</w:t>
+            </w:r>
+          </w:p>
+        </w:tc>
+        <w:tc>
+          <w:tcPr>
+            <w:tcW w:type="dxa" w:w="1728"/>
+          </w:tcPr>
+          <w:p>
+            <w:r>
+              <w:t>8</w:t>
+            </w:r>
+          </w:p>
+        </w:tc>
+        <w:tc>
+          <w:tcPr>
+            <w:tcW w:type="dxa" w:w="1728"/>
+          </w:tcPr>
+          <w:p>
+            <w:r>
+              <w:t>9,9</w:t>
+            </w:r>
+          </w:p>
+        </w:tc>
+        <w:tc>
+          <w:tcPr>
+            <w:tcW w:type="dxa" w:w="1728"/>
+          </w:tcPr>
+          <w:p>
+            <w:r>
+              <w:t>50%</w:t>
+            </w:r>
+          </w:p>
+        </w:tc>
+        <w:tc>
+          <w:tcPr>
+            <w:tcW w:type="dxa" w:w="1728"/>
+          </w:tcPr>
+          <w:p>
+            <w:r>
+              <w:t>/catalog/poligrafiya/kalendari/</w:t>
+            </w:r>
+          </w:p>
+        </w:tc>
+      </w:tr>
+      <w:tr>
+        <w:tc>
+          <w:tcPr>
+            <w:tcW w:type="dxa" w:w="1728"/>
+          </w:tcPr>
+          <w:p>
+            <w:r>
+              <w:t>Пакеты и упаковка</w:t>
+            </w:r>
+          </w:p>
+        </w:tc>
+        <w:tc>
+          <w:tcPr>
+            <w:tcW w:type="dxa" w:w="1728"/>
+          </w:tcPr>
+          <w:p>
+            <w:r>
+              <w:t>8</w:t>
+            </w:r>
+          </w:p>
+        </w:tc>
+        <w:tc>
+          <w:tcPr>
+            <w:tcW w:type="dxa" w:w="1728"/>
+          </w:tcPr>
+          <w:p>
+            <w:r>
+              <w:t>7,8</w:t>
+            </w:r>
+          </w:p>
+        </w:tc>
+        <w:tc>
+          <w:tcPr>
+            <w:tcW w:type="dxa" w:w="1728"/>
+          </w:tcPr>
+          <w:p>
+            <w:r>
+              <w:t>88%</w:t>
+            </w:r>
+          </w:p>
+        </w:tc>
+        <w:tc>
+          <w:tcPr>
+            <w:tcW w:type="dxa" w:w="1728"/>
+          </w:tcPr>
+          <w:p>
+            <w:r>
+              <w:t>/catalog/poligrafiya/pakety/</w:t>
+            </w:r>
+          </w:p>
+        </w:tc>
+      </w:tr>
+      <w:tr>
+        <w:tc>
+          <w:tcPr>
+            <w:tcW w:type="dxa" w:w="1728"/>
+          </w:tcPr>
+          <w:p>
+            <w:r>
+              <w:t>Бейджи</w:t>
+            </w:r>
+          </w:p>
+        </w:tc>
+        <w:tc>
+          <w:tcPr>
+            <w:tcW w:type="dxa" w:w="1728"/>
+          </w:tcPr>
+          <w:p>
+            <w:r>
+              <w:t>7</w:t>
+            </w:r>
+          </w:p>
+        </w:tc>
+        <w:tc>
+          <w:tcPr>
+            <w:tcW w:type="dxa" w:w="1728"/>
+          </w:tcPr>
+          <w:p>
+            <w:r>
+              <w:t>5,1</w:t>
+            </w:r>
+          </w:p>
+        </w:tc>
+        <w:tc>
+          <w:tcPr>
+            <w:tcW w:type="dxa" w:w="1728"/>
+          </w:tcPr>
+          <w:p>
+            <w:r>
+              <w:t>86%</w:t>
+            </w:r>
+          </w:p>
+        </w:tc>
+        <w:tc>
+          <w:tcPr>
+            <w:tcW w:type="dxa" w:w="1728"/>
+          </w:tcPr>
+          <w:p>
+            <w:r>
+              <w:t>/catalog/poligrafiya/beydzhi/</w:t>
+            </w:r>
+          </w:p>
+        </w:tc>
+      </w:tr>
+      <w:tr>
+        <w:tc>
+          <w:tcPr>
+            <w:tcW w:type="dxa" w:w="1728"/>
+          </w:tcPr>
+          <w:p>
+            <w:r>
+              <w:t>Блокноты</w:t>
+            </w:r>
+          </w:p>
+        </w:tc>
+        <w:tc>
+          <w:tcPr>
+            <w:tcW w:type="dxa" w:w="1728"/>
+          </w:tcPr>
+          <w:p>
+            <w:r>
+              <w:t>6</w:t>
+            </w:r>
+          </w:p>
+        </w:tc>
+        <w:tc>
+          <w:tcPr>
+            <w:tcW w:type="dxa" w:w="1728"/>
+          </w:tcPr>
+          <w:p>
+            <w:r>
+              <w:t>7,4</w:t>
+            </w:r>
+          </w:p>
+        </w:tc>
+        <w:tc>
+          <w:tcPr>
+            <w:tcW w:type="dxa" w:w="1728"/>
+          </w:tcPr>
+          <w:p>
+            <w:r>
+              <w:t>83%</w:t>
+            </w:r>
+          </w:p>
+        </w:tc>
+        <w:tc>
+          <w:tcPr>
+            <w:tcW w:type="dxa" w:w="1728"/>
+          </w:tcPr>
+          <w:p>
+            <w:r>
+              <w:t>/catalog/poligrafiya/bloknoty/</w:t>
+            </w:r>
+          </w:p>
+        </w:tc>
+      </w:tr>
+      <w:tr>
+        <w:tc>
+          <w:tcPr>
+            <w:tcW w:type="dxa" w:w="1728"/>
+          </w:tcPr>
+          <w:p>
+            <w:r>
+              <w:t>Листовки и флаеры</w:t>
+            </w:r>
+          </w:p>
+        </w:tc>
+        <w:tc>
+          <w:tcPr>
+            <w:tcW w:type="dxa" w:w="1728"/>
+          </w:tcPr>
+          <w:p>
+            <w:r>
+              <w:t>6</w:t>
+            </w:r>
+          </w:p>
+        </w:tc>
+        <w:tc>
+          <w:tcPr>
+            <w:tcW w:type="dxa" w:w="1728"/>
+          </w:tcPr>
+          <w:p>
+            <w:r>
+              <w:t>7,3</w:t>
+            </w:r>
+          </w:p>
+        </w:tc>
+        <w:tc>
+          <w:tcPr>
+            <w:tcW w:type="dxa" w:w="1728"/>
+          </w:tcPr>
+          <w:p>
+            <w:r>
+              <w:t>83%</w:t>
+            </w:r>
+          </w:p>
+        </w:tc>
+        <w:tc>
+          <w:tcPr>
+            <w:tcW w:type="dxa" w:w="1728"/>
+          </w:tcPr>
+          <w:p>
+            <w:r>
+              <w:t>/catalog/poligrafiya/listovki-tsifrovaya-pechat/</w:t>
+            </w:r>
+          </w:p>
+        </w:tc>
+      </w:tr>
+      <w:tr>
+        <w:tc>
+          <w:tcPr>
+            <w:tcW w:type="dxa" w:w="1728"/>
+          </w:tcPr>
+          <w:p>
+            <w:r>
+              <w:t>Наклейки и плёнки</w:t>
+            </w:r>
+          </w:p>
+        </w:tc>
+        <w:tc>
+          <w:tcPr>
+            <w:tcW w:type="dxa" w:w="1728"/>
+          </w:tcPr>
+          <w:p>
+            <w:r>
+              <w:t>5</w:t>
+            </w:r>
+          </w:p>
+        </w:tc>
+        <w:tc>
+          <w:tcPr>
+            <w:tcW w:type="dxa" w:w="1728"/>
+          </w:tcPr>
+          <w:p>
+            <w:r>
+              <w:t>12,1</w:t>
+            </w:r>
+          </w:p>
+        </w:tc>
+        <w:tc>
+          <w:tcPr>
+            <w:tcW w:type="dxa" w:w="1728"/>
+          </w:tcPr>
+          <w:p>
+            <w:r>
+              <w:t>60%</w:t>
+            </w:r>
+          </w:p>
+        </w:tc>
+        <w:tc>
+          <w:tcPr>
+            <w:tcW w:type="dxa" w:w="1728"/>
+          </w:tcPr>
+          <w:p>
+            <w:r>
+              <w:t>/catalog/poligrafiya/pechat-na-samokleyashchikhsya-materialakh/</w:t>
+            </w:r>
+          </w:p>
+        </w:tc>
+      </w:tr>
+      <w:tr>
+        <w:tc>
+          <w:tcPr>
+            <w:tcW w:type="dxa" w:w="1728"/>
+          </w:tcPr>
+          <w:p>
+            <w:r>
               <w:t>Инженерная печать</w:t>
             </w:r>
           </w:p>
@@ -1490,7 +3068,7 @@
           </w:tcPr>
           <w:p>
             <w:r>
-              <w:t>7.6</w:t>
+              <w:t>7,6</w:t>
             </w:r>
           </w:p>
         </w:tc>
@@ -1510,8 +3088,210 @@
           </w:tcPr>
           <w:p>
             <w:r>
-              <w:t>/inzhenernaya-pechat/</w:t>
-            </w:r>
+              <w:t>/catalog/inzhenernaya-pechat/</w:t>
+            </w:r>
+          </w:p>
+        </w:tc>
+      </w:tr>
+      <w:tr>
+        <w:tc>
+          <w:tcPr>
+            <w:tcW w:type="dxa" w:w="1728"/>
+          </w:tcPr>
+          <w:p>
+            <w:r>
+              <w:t>Информационные</w:t>
+            </w:r>
+          </w:p>
+        </w:tc>
+        <w:tc>
+          <w:tcPr>
+            <w:tcW w:type="dxa" w:w="1728"/>
+          </w:tcPr>
+          <w:p>
+            <w:r>
+              <w:t>2</w:t>
+            </w:r>
+          </w:p>
+        </w:tc>
+        <w:tc>
+          <w:tcPr>
+            <w:tcW w:type="dxa" w:w="1728"/>
+          </w:tcPr>
+          <w:p>
+            <w:r>
+              <w:t>9,5</w:t>
+            </w:r>
+          </w:p>
+        </w:tc>
+        <w:tc>
+          <w:tcPr>
+            <w:tcW w:type="dxa" w:w="1728"/>
+          </w:tcPr>
+          <w:p>
+            <w:r>
+              <w:t>100%</w:t>
+            </w:r>
+          </w:p>
+        </w:tc>
+        <w:tc>
+          <w:tcPr>
+            <w:tcW w:type="dxa" w:w="1728"/>
+          </w:tcPr>
+          <w:p>
+            <w:r>
+              <w:t>не назначена</w:t>
+            </w:r>
+          </w:p>
+        </w:tc>
+      </w:tr>
+      <w:tr>
+        <w:tc>
+          <w:tcPr>
+            <w:tcW w:type="dxa" w:w="1728"/>
+          </w:tcPr>
+          <w:p>
+            <w:r>
+              <w:t>Пластиковые карты</w:t>
+            </w:r>
+          </w:p>
+        </w:tc>
+        <w:tc>
+          <w:tcPr>
+            <w:tcW w:type="dxa" w:w="1728"/>
+          </w:tcPr>
+          <w:p>
+            <w:r>
+              <w:t>2</w:t>
+            </w:r>
+          </w:p>
+        </w:tc>
+        <w:tc>
+          <w:tcPr>
+            <w:tcW w:type="dxa" w:w="1728"/>
+          </w:tcPr>
+          <w:p>
+            <w:r>
+              <w:t>9,5</w:t>
+            </w:r>
+          </w:p>
+        </w:tc>
+        <w:tc>
+          <w:tcPr>
+            <w:tcW w:type="dxa" w:w="1728"/>
+          </w:tcPr>
+          <w:p>
+            <w:r>
+              <w:t>50%</w:t>
+            </w:r>
+          </w:p>
+        </w:tc>
+        <w:tc>
+          <w:tcPr>
+            <w:tcW w:type="dxa" w:w="1728"/>
+          </w:tcPr>
+          <w:p>
+            <w:r>
+              <w:t>/catalog/poligrafiya/karty-plastikovye/</w:t>
+            </w:r>
+          </w:p>
+        </w:tc>
+      </w:tr>
+      <w:tr>
+        <w:tc>
+          <w:tcPr>
+            <w:tcW w:type="dxa" w:w="1728"/>
+          </w:tcPr>
+          <w:p>
+            <w:r>
+              <w:t>Прочие, без кластера</w:t>
+            </w:r>
+          </w:p>
+        </w:tc>
+        <w:tc>
+          <w:tcPr>
+            <w:tcW w:type="dxa" w:w="1728"/>
+          </w:tcPr>
+          <w:p>
+            <w:r>
+              <w:t>53</w:t>
+            </w:r>
+          </w:p>
+        </w:tc>
+        <w:tc>
+          <w:tcPr>
+            <w:tcW w:type="dxa" w:w="1728"/>
+          </w:tcPr>
+          <w:p>
+            <w:r>
+              <w:t>н/д</w:t>
+            </w:r>
+          </w:p>
+        </w:tc>
+        <w:tc>
+          <w:tcPr>
+            <w:tcW w:type="dxa" w:w="1728"/>
+          </w:tcPr>
+          <w:p>
+            <w:r>
+              <w:t>н/д</w:t>
+            </w:r>
+          </w:p>
+        </w:tc>
+        <w:tc>
+          <w:tcPr>
+            <w:tcW w:type="dxa" w:w="1728"/>
+          </w:tcPr>
+          <w:p>
+            <w:r>
+              <w:t>разбирается вручную</w:t>
+            </w:r>
+          </w:p>
+        </w:tc>
+      </w:tr>
+      <w:tr>
+        <w:tc>
+          <w:tcPr>
+            <w:tcW w:type="dxa" w:w="1728"/>
+          </w:tcPr>
+          <w:p>
+            <w:r>
+              <w:t>Итого</w:t>
+            </w:r>
+          </w:p>
+        </w:tc>
+        <w:tc>
+          <w:tcPr>
+            <w:tcW w:type="dxa" w:w="1728"/>
+          </w:tcPr>
+          <w:p>
+            <w:r>
+              <w:t>492</w:t>
+            </w:r>
+          </w:p>
+        </w:tc>
+        <w:tc>
+          <w:tcPr>
+            <w:tcW w:type="dxa" w:w="1728"/>
+          </w:tcPr>
+          <w:p>
+            <w:r/>
+          </w:p>
+        </w:tc>
+        <w:tc>
+          <w:tcPr>
+            <w:tcW w:type="dxa" w:w="1728"/>
+          </w:tcPr>
+          <w:p>
+            <w:r/>
+          </w:p>
+        </w:tc>
+        <w:tc>
+          <w:tcPr>
+            <w:tcW w:type="dxa" w:w="1728"/>
+          </w:tcPr>
+          <w:p>
+            <w:r/>
           </w:p>
         </w:tc>
       </w:tr>
@@ -1519,12 +3299,27 @@
     <w:p/>
     <w:p>
       <w:r>
-        <w:t>Календари и мобильные стенды просели: средняя позиция выше 13, значит по ним нужны</w:t>
+        <w:t>Покрытие целевыми страницами. Целевая страница назначена 20 из 22</w:t>
       </w:r>
     </w:p>
     <w:p>
       <w:r>
-        <w:t>отдельные страницы и работа с внутренними ссылками, а не только заголовки.</w:t>
+        <w:t>кластеров, это 369 запросов из 439. Без целевой страницы остались: «Локальные», «Информационные».</w:t>
+      </w:r>
+    </w:p>
+    <w:p>
+      <w:r>
+        <w:t>Кластер «Локальные» на 68 запросов требует не одной страницы, а</w:t>
+      </w:r>
+    </w:p>
+    <w:p>
+      <w:r>
+        <w:t>разделки по услугам, иначе он не закрывается одним адресом.</w:t>
+      </w:r>
+    </w:p>
+    <w:p>
+      <w:r>
+        <w:t>&lt;!-- /facts:semantic --&gt;</w:t>
       </w:r>
     </w:p>
     <w:p>
@@ -1540,7 +3335,12 @@
         <w:rPr>
           <w:color w:val="1F6FEB"/>
         </w:rPr>
-        <w:t>🔴 Топ-10 пробелов контента (Content Gaps)</w:t>
+        <w:t>🔴 Топ-10 пробелов контента</w:t>
+      </w:r>
+    </w:p>
+    <w:p>
+      <w:r>
+        <w:t>&lt;!-- facts:gaps --&gt;</w:t>
       </w:r>
     </w:p>
     <w:tbl>
@@ -1610,7 +3410,7 @@
               <w:rPr>
                 <w:b/>
               </w:rPr>
-              <w:t>Нет страницы</w:t>
+              <w:t>Кластер</w:t>
             </w:r>
           </w:p>
         </w:tc>
@@ -1660,7 +3460,7 @@
           </w:tcPr>
           <w:p>
             <w:r>
-              <w:t>идеи календарей на 2027 год</w:t>
+              <w:t>идеи календарей для производства на 2027 год</w:t>
             </w:r>
           </w:p>
         </w:tc>
@@ -1670,7 +3470,7 @@
           </w:tcPr>
           <w:p>
             <w:r>
-              <w:t>13</w:t>
+              <w:t>13,0</w:t>
             </w:r>
           </w:p>
         </w:tc>
@@ -1680,7 +3480,7 @@
           </w:tcPr>
           <w:p>
             <w:r>
-              <w:t>Статья</w:t>
+              <w:t>Календари</w:t>
             </w:r>
           </w:p>
         </w:tc>
@@ -1732,7 +3532,7 @@
           </w:tcPr>
           <w:p>
             <w:r>
-              <w:t>2.7</w:t>
+              <w:t>2,7</w:t>
             </w:r>
           </w:p>
         </w:tc>
@@ -1742,7 +3542,7 @@
           </w:tcPr>
           <w:p>
             <w:r>
-              <w:t>Подкатегория</w:t>
+              <w:t>Визитки</w:t>
             </w:r>
           </w:p>
         </w:tc>
@@ -1784,7 +3584,7 @@
           </w:tcPr>
           <w:p>
             <w:r>
-              <w:t>срочная печать визиток</w:t>
+              <w:t>срочная печать визиток в ижевске</w:t>
             </w:r>
           </w:p>
         </w:tc>
@@ -1794,7 +3594,7 @@
           </w:tcPr>
           <w:p>
             <w:r>
-              <w:t>7</w:t>
+              <w:t>7,0</w:t>
             </w:r>
           </w:p>
         </w:tc>
@@ -1804,7 +3604,7 @@
           </w:tcPr>
           <w:p>
             <w:r>
-              <w:t>Подкатегория</w:t>
+              <w:t>Визитки</w:t>
             </w:r>
           </w:p>
         </w:tc>
@@ -1846,7 +3646,7 @@
           </w:tcPr>
           <w:p>
             <w:r>
-              <w:t>печать на баннере ижевск</w:t>
+              <w:t>кружка хамелеон на заказ</w:t>
             </w:r>
           </w:p>
         </w:tc>
@@ -1856,7 +3656,7 @@
           </w:tcPr>
           <w:p>
             <w:r>
-              <w:t>5</w:t>
+              <w:t>6,0</w:t>
             </w:r>
           </w:p>
         </w:tc>
@@ -1866,7 +3666,7 @@
           </w:tcPr>
           <w:p>
             <w:r>
-              <w:t>Подкатегория</w:t>
+              <w:t>Мерч</w:t>
             </w:r>
           </w:p>
         </w:tc>
@@ -1876,7 +3676,7 @@
           </w:tcPr>
           <w:p>
             <w:r>
-              <w:t>/catalog/shirokoformatnaya-pechat/bannery/</w:t>
+              <w:t>/catalog/suvenirnaya-produktsiya/pechat-na-kruzhkakh/chameleon/</w:t>
             </w:r>
           </w:p>
         </w:tc>
@@ -1886,7 +3686,7 @@
           </w:tcPr>
           <w:p>
             <w:r>
-              <w:t>🔴</w:t>
+              <w:t>🟠</w:t>
             </w:r>
           </w:p>
         </w:tc>
@@ -1908,7 +3708,7 @@
           </w:tcPr>
           <w:p>
             <w:r>
-              <w:t>печать на пленке ижевск</w:t>
+              <w:t>аренда ролл апа ижевск</w:t>
             </w:r>
           </w:p>
         </w:tc>
@@ -1918,7 +3718,7 @@
           </w:tcPr>
           <w:p>
             <w:r>
-              <w:t>5</w:t>
+              <w:t>10,0</w:t>
             </w:r>
           </w:p>
         </w:tc>
@@ -1928,7 +3728,7 @@
           </w:tcPr>
           <w:p>
             <w:r>
-              <w:t>Подкатегория</w:t>
+              <w:t>Стенды</w:t>
             </w:r>
           </w:p>
         </w:tc>
@@ -1938,7 +3738,7 @@
           </w:tcPr>
           <w:p>
             <w:r>
-              <w:t>/catalog/shirokoformatnaya-pechat/plenka/</w:t>
+              <w:t>/catalog/mobilnye-stendy/arenda/roll-up/</w:t>
             </w:r>
           </w:p>
         </w:tc>
@@ -1948,7 +3748,7 @@
           </w:tcPr>
           <w:p>
             <w:r>
-              <w:t>🔴</w:t>
+              <w:t>🟠</w:t>
             </w:r>
           </w:p>
         </w:tc>
@@ -1970,7 +3770,7 @@
           </w:tcPr>
           <w:p>
             <w:r>
-              <w:t>печать постеров ижевск</w:t>
+              <w:t>печать на баннере ижевск</w:t>
             </w:r>
           </w:p>
         </w:tc>
@@ -1980,7 +3780,7 @@
           </w:tcPr>
           <w:p>
             <w:r>
-              <w:t>6</w:t>
+              <w:t>5,0</w:t>
             </w:r>
           </w:p>
         </w:tc>
@@ -1990,7 +3790,7 @@
           </w:tcPr>
           <w:p>
             <w:r>
-              <w:t>Подкатегория</w:t>
+              <w:t>Широкоформат</w:t>
             </w:r>
           </w:p>
         </w:tc>
@@ -2000,7 +3800,7 @@
           </w:tcPr>
           <w:p>
             <w:r>
-              <w:t>/catalog/shirokoformatnaya-pechat/postery/</w:t>
+              <w:t>/catalog/shirokoformatnaya-pechat/bannery/</w:t>
             </w:r>
           </w:p>
         </w:tc>
@@ -2032,7 +3832,7 @@
           </w:tcPr>
           <w:p>
             <w:r>
-              <w:t>аренда ролл-апа ижевск</w:t>
+              <w:t>печать на пленке ижевск</w:t>
             </w:r>
           </w:p>
         </w:tc>
@@ -2042,7 +3842,7 @@
           </w:tcPr>
           <w:p>
             <w:r>
-              <w:t>10</w:t>
+              <w:t>5,0</w:t>
             </w:r>
           </w:p>
         </w:tc>
@@ -2052,7 +3852,7 @@
           </w:tcPr>
           <w:p>
             <w:r>
-              <w:t>Лендинг</w:t>
+              <w:t>Широкоформат</w:t>
             </w:r>
           </w:p>
         </w:tc>
@@ -2062,7 +3862,7 @@
           </w:tcPr>
           <w:p>
             <w:r>
-              <w:t>/catalog/mobilnye-stendy/arenda/roll-up/</w:t>
+              <w:t>/catalog/shirokoformatnaya-pechat/plenka/</w:t>
             </w:r>
           </w:p>
         </w:tc>
@@ -2072,7 +3872,7 @@
           </w:tcPr>
           <w:p>
             <w:r>
-              <w:t>🟠</w:t>
+              <w:t>🔴</w:t>
             </w:r>
           </w:p>
         </w:tc>
@@ -2094,7 +3894,7 @@
           </w:tcPr>
           <w:p>
             <w:r>
-              <w:t>кружка хамелеон на заказ</w:t>
+              <w:t>печать постеров ижевск</w:t>
             </w:r>
           </w:p>
         </w:tc>
@@ -2104,7 +3904,7 @@
           </w:tcPr>
           <w:p>
             <w:r>
-              <w:t>6</w:t>
+              <w:t>6,0</w:t>
             </w:r>
           </w:p>
         </w:tc>
@@ -2114,7 +3914,7 @@
           </w:tcPr>
           <w:p>
             <w:r>
-              <w:t>Товар</w:t>
+              <w:t>Широкоформат</w:t>
             </w:r>
           </w:p>
         </w:tc>
@@ -2124,7 +3924,7 @@
           </w:tcPr>
           <w:p>
             <w:r>
-              <w:t>/catalog/suvenirnaya-produktsiya/pechat-na-kruzhkakh/chameleon/</w:t>
+              <w:t>/catalog/shirokoformatnaya-pechat/postery/</w:t>
             </w:r>
           </w:p>
         </w:tc>
@@ -2134,7 +3934,7 @@
           </w:tcPr>
           <w:p>
             <w:r>
-              <w:t>🟠</w:t>
+              <w:t>🔴</w:t>
             </w:r>
           </w:p>
         </w:tc>
@@ -2156,7 +3956,7 @@
           </w:tcPr>
           <w:p>
             <w:r>
-              <w:t>сравнение ролл-ап vs х-баннер</w:t>
+              <w:t>сравнение ролл ап и х-баннер</w:t>
             </w:r>
           </w:p>
         </w:tc>
@@ -2166,7 +3966,7 @@
           </w:tcPr>
           <w:p>
             <w:r>
-              <w:t>—</w:t>
+              <w:t>0,0</w:t>
             </w:r>
           </w:p>
         </w:tc>
@@ -2176,7 +3976,7 @@
           </w:tcPr>
           <w:p>
             <w:r>
-              <w:t>Сравнение</w:t>
+              <w:t>Сравнения</w:t>
             </w:r>
           </w:p>
         </w:tc>
@@ -2196,7 +3996,7 @@
           </w:tcPr>
           <w:p>
             <w:r>
-              <w:t>🟠</w:t>
+              <w:t>🔴</w:t>
             </w:r>
           </w:p>
         </w:tc>
@@ -2228,7 +4028,7 @@
           </w:tcPr>
           <w:p>
             <w:r>
-              <w:t>—</w:t>
+              <w:t>0,0</w:t>
             </w:r>
           </w:p>
         </w:tc>
@@ -2238,7 +4038,7 @@
           </w:tcPr>
           <w:p>
             <w:r>
-              <w:t>Статья (Pillar)</w:t>
+              <w:t>Инфо</w:t>
             </w:r>
           </w:p>
         </w:tc>
@@ -2265,6 +4065,11 @@
       </w:tr>
     </w:tbl>
     <w:p/>
+    <w:p>
+      <w:r>
+        <w:t>&lt;!-- /facts:gaps --&gt;</w:t>
+      </w:r>
+    </w:p>
     <w:p>
       <w:pPr>
         <w:spacing w:after="40"/>
@@ -4323,7 +6128,7 @@
           </w:tcPr>
           <w:p>
             <w:r>
-              <w:t>Уникальные на страницах в поиске (дубли атрибутов — в диагностике)</w:t>
+              <w:t>Уникальные на страницах в поиске (дубли атрибутов в диагностике)</w:t>
             </w:r>
           </w:p>
         </w:tc>
@@ -4395,7 +6200,7 @@
         <w:pStyle w:val="ListBullet"/>
       </w:pPr>
       <w:r>
-        <w:t>`INDEX.md` — оглавление вики</w:t>
+        <w:t>`INDEX.md`, оглавление вики</w:t>
       </w:r>
     </w:p>
     <w:p>
@@ -4403,7 +6208,7 @@
         <w:pStyle w:val="ListBullet"/>
       </w:pPr>
       <w:r>
-        <w:t>`01_Methodology.md` — методология по справке Яндекс.Вебмастера</w:t>
+        <w:t>`01_Methodology.md`, методология по справке Яндекс.Вебмастера</w:t>
       </w:r>
     </w:p>
     <w:p>
@@ -4411,7 +6216,7 @@
         <w:pStyle w:val="ListBullet"/>
       </w:pPr>
       <w:r>
-        <w:t>`02_Page_Analysis.md` — детальный разбор 717 страниц</w:t>
+        <w:t>`02_Page_Analysis.md`, разбор 717 страниц сайта</w:t>
       </w:r>
     </w:p>
     <w:p>
@@ -4419,7 +6224,7 @@
         <w:pStyle w:val="ListBullet"/>
       </w:pPr>
       <w:r>
-        <w:t>`03_Query_Analysis.md` — 535 запросов, позиции, кластеры</w:t>
+        <w:t>`03_Query_Analysis.md`, 535 строк выгрузки, из них 492 реальных запроса</w:t>
       </w:r>
     </w:p>
     <w:p>
@@ -4427,7 +6232,12 @@
         <w:pStyle w:val="ListBullet"/>
       </w:pPr>
       <w:r>
-        <w:t>`04_Semantic_Clusters.md` — 22 группы L1, иерархия L2/L3</w:t>
+        <w:t>`04_Semantic_Clusters.md`, 22 кластера по данным панели и ручная схема</w:t>
+      </w:r>
+    </w:p>
+    <w:p>
+      <w:r>
+        <w:t>тем L1/L2/L3 для контент-плана. Это разные вещи, в файле объяснено</w:t>
       </w:r>
     </w:p>
     <w:p>
@@ -4435,7 +6245,7 @@
         <w:pStyle w:val="ListBullet"/>
       </w:pPr>
       <w:r>
-        <w:t>`05_Knowledge_Graph.md` — 85 энтити, JSON-LD, llms.txt</w:t>
+        <w:t>`05_Knowledge_Graph.md`, 85 энтити, JSON-LD, llms.txt</w:t>
       </w:r>
     </w:p>
     <w:p>
@@ -4443,7 +6253,7 @@
         <w:pStyle w:val="ListBullet"/>
       </w:pPr>
       <w:r>
-        <w:t>`06_Content_Gaps.md` — 200+ пробелов с приоритетами</w:t>
+        <w:t>`06_Content_Gaps.md`, 56 пробелов контента с типами страниц</w:t>
       </w:r>
     </w:p>
     <w:p>
@@ -4451,7 +6261,7 @@
         <w:pStyle w:val="ListBullet"/>
       </w:pPr>
       <w:r>
-        <w:t>`07_Landing_Page_Plan.md` — 30 лендингов, SEO-шаблоны, брифы</w:t>
+        <w:t>`07_Landing_Page_Plan.md`, 30 лендингов, SEO-шаблоны, брифы</w:t>
       </w:r>
     </w:p>
     <w:p>
@@ -4459,7 +6269,7 @@
         <w:pStyle w:val="ListBullet"/>
       </w:pPr>
       <w:r>
-        <w:t>`08_Article_Plan.md` — календарь Q4'26–Q1'27, 6 кластеров статей</w:t>
+        <w:t>`08_Article_Plan.md`, календарь Q4'26–Q1'27, 6 кластеров статей</w:t>
       </w:r>
     </w:p>
     <w:p>
@@ -4467,7 +6277,7 @@
         <w:pStyle w:val="ListBullet"/>
       </w:pPr>
       <w:r>
-        <w:t>`09_Technical_Fixes.md` — 11 технических фиксов, файлы Bitrix</w:t>
+        <w:t>`09_Technical_Fixes.md`, 11 технических фиксов, файлы Bitrix</w:t>
       </w:r>
     </w:p>
     <w:p>
@@ -4475,7 +6285,7 @@
         <w:pStyle w:val="ListBullet"/>
       </w:pPr>
       <w:r>
-        <w:t>`10_Priority_Matrix.md` — ICE scoring 37 действий, спринты</w:t>
+        <w:t>`10_Priority_Matrix.md`, ICE scoring 37 действий, спринты</w:t>
       </w:r>
     </w:p>
     <w:p>
@@ -4483,7 +6293,7 @@
         <w:pStyle w:val="ListBullet"/>
       </w:pPr>
       <w:r>
-        <w:t>`11_Internal_Links.md` — анализ 134 внутренних ссылок, 62 битых</w:t>
+        <w:t>`11_Internal_Links.md`, анализ 134 внутренних ссылок, 62 битых</w:t>
       </w:r>
     </w:p>
     <w:p>
@@ -4491,7 +6301,27 @@
         <w:pStyle w:val="ListBullet"/>
       </w:pPr>
       <w:r>
-        <w:t>`exports/` — 22 CSV файла для работы в Excel/BI</w:t>
+        <w:t>`exports/`, 22 CSV для работы в Excel и BI, плюс PROVENANCE с</w:t>
+      </w:r>
+    </w:p>
+    <w:p>
+      <w:r>
+        <w:t>указанием, от какого счётчика Метрики взяты цифры</w:t>
+      </w:r>
+    </w:p>
+    <w:p>
+      <w:r>
+        <w:t>Числа в приложении сверены с содержимым файлов 27 сентября 2026. Если</w:t>
+      </w:r>
+    </w:p>
+    <w:p>
+      <w:r>
+        <w:t>файл пересобирается, описание рядом с ним тоже меняется, иначе клиент</w:t>
+      </w:r>
+    </w:p>
+    <w:p>
+      <w:r>
+        <w:t>откроет файл и не найдёт обещанного.</w:t>
       </w:r>
     </w:p>
     <w:p>
@@ -4572,10 +6402,10 @@
         <w:rPr>
           <w:b/>
         </w:rPr>
-        <w:t>Согласование Fase 0</w:t>
+        <w:t>Согласование Фазы 0</w:t>
       </w:r>
       <w:r>
-        <w:t xml:space="preserve"> — старт технических фиксов по плану выше</w:t>
+        <w:t>, старт технических фиксов по плану выше</w:t>
       </w:r>
     </w:p>
     <w:p>
@@ -4589,7 +6419,7 @@
         <w:t>Ответственный за контент</w:t>
       </w:r>
       <w:r>
-        <w:t xml:space="preserve"> — для Фазы 1 (внутренний сотрудник или подрядчик)</w:t>
+        <w:t>, для Фазы 1 (внутренний сотрудник или подрядчик)</w:t>
       </w:r>
     </w:p>
     <w:p>
@@ -4599,7 +6429,7 @@
     </w:p>
     <w:p>
       <w:r>
-        <w:t>Отчёт основан на данных Яндекс.Вебмастера (7 экспортов), техническом аудите сайта и анализе семантического ядра. Все измерения — факты из скриптов и панелей вебмастеров.</w:t>
+        <w:t>Отчёт основан на данных Яндекс.Вебмастера (7 экспортов), техническом аудите сайта и анализе семантического ядра. Все измерения взяты скриптами из панелей и выгрузок, ручных чисел в отчёте нет.</w:t>
       </w:r>
     </w:p>
     <w:sectPr>

--- a/CLIENT_REPORT.docx
+++ b/CLIENT_REPORT.docx
@@ -121,7 +121,7 @@
           </w:tcPr>
           <w:p>
             <w:r>
-              <w:t>Sitemap: Яндекс видит, но в robots.txt 23 битых ссылки /shop/</w:t>
+              <w:t>Sitemap: Яндекс видит, но в robots.txt 19 строк, все отдают 404 (проверено 2026-09-28)</w:t>
             </w:r>
           </w:p>
         </w:tc>
@@ -759,7 +759,7 @@
     </w:p>
     <w:p>
       <w:r>
-        <w:t>Проблема: В robots.txt прописаны 23 sitemap-файла по путям /shop/sitemap.xml, все возвращают 404. Яндекс видит карту через панель Вебмастера, но краулер ходит по старым путям.</w:t>
+        <w:t>Проблема: В robots.txt прописано 19 строк по путям /shop/sitemap.xml. Проверено 2026-09-28: отдают 404 все 19, то есть робот ходит по адресам, которых на сайте нет. Яндекс видит карту через панель Вебмастера, но краулер ходит по старым путям.</w:t>
       </w:r>
     </w:p>
     <w:p>
@@ -4068,6 +4068,230 @@
     <w:p>
       <w:r>
         <w:t>&lt;!-- /facts:gaps --&gt;</w:t>
+      </w:r>
+    </w:p>
+    <w:p>
+      <w:pPr>
+        <w:spacing w:after="40"/>
+      </w:pPr>
+    </w:p>
+    <w:p>
+      <w:pPr>
+        <w:pStyle w:val="Heading2"/>
+      </w:pPr>
+      <w:r>
+        <w:rPr>
+          <w:color w:val="111827"/>
+        </w:rPr>
+        <w:t>Проверка панели: вердикт самой поисковой системы</w:t>
+      </w:r>
+    </w:p>
+    <w:p>
+      <w:r>
+        <w:t>&lt;!-- facts:diag --&gt;</w:t>
+      </w:r>
+    </w:p>
+    <w:p>
+      <w:r>
+        <w:t>Яндекс.Вебмастер проверяет сайт по 33 критериям. Проблемными он</w:t>
+      </w:r>
+    </w:p>
+    <w:p>
+      <w:r>
+        <w:t>считает 3, и это независимое подтверждение выводов выше:</w:t>
+      </w:r>
+    </w:p>
+    <w:tbl>
+      <w:tblPr>
+        <w:tblStyle w:val="LightGrid-Accent1"/>
+        <w:tblW w:type="auto" w:w="0"/>
+        <w:tblLook w:firstColumn="1" w:firstRow="1" w:lastColumn="0" w:lastRow="0" w:noHBand="0" w:noVBand="1" w:val="04A0"/>
+      </w:tblPr>
+      <w:tblGrid>
+        <w:gridCol w:w="2880"/>
+        <w:gridCol w:w="2880"/>
+        <w:gridCol w:w="2880"/>
+      </w:tblGrid>
+      <w:tr>
+        <w:tc>
+          <w:tcPr>
+            <w:tcW w:type="dxa" w:w="2880"/>
+          </w:tcPr>
+          <w:p>
+            <w:r/>
+            <w:r>
+              <w:rPr>
+                <w:b/>
+              </w:rPr>
+              <w:t>Проверка панели</w:t>
+            </w:r>
+          </w:p>
+        </w:tc>
+        <w:tc>
+          <w:tcPr>
+            <w:tcW w:type="dxa" w:w="2880"/>
+          </w:tcPr>
+          <w:p>
+            <w:r/>
+            <w:r>
+              <w:rPr>
+                <w:b/>
+              </w:rPr>
+              <w:t>Уровень</w:t>
+            </w:r>
+          </w:p>
+        </w:tc>
+        <w:tc>
+          <w:tcPr>
+            <w:tcW w:type="dxa" w:w="2880"/>
+          </w:tcPr>
+          <w:p>
+            <w:r/>
+            <w:r>
+              <w:rPr>
+                <w:b/>
+              </w:rPr>
+              <w:t>Яндекс считает</w:t>
+            </w:r>
+          </w:p>
+        </w:tc>
+      </w:tr>
+      <w:tr>
+        <w:tc>
+          <w:tcPr>
+            <w:tcW w:type="dxa" w:w="2880"/>
+          </w:tcPr>
+          <w:p>
+            <w:r>
+              <w:t>DUPLICATE_CONTENT_ATTRS</w:t>
+            </w:r>
+          </w:p>
+        </w:tc>
+        <w:tc>
+          <w:tcPr>
+            <w:tcW w:type="dxa" w:w="2880"/>
+          </w:tcPr>
+          <w:p>
+            <w:r>
+              <w:t>POSSIBLE_PROBLEM</w:t>
+            </w:r>
+          </w:p>
+        </w:tc>
+        <w:tc>
+          <w:tcPr>
+            <w:tcW w:type="dxa" w:w="2880"/>
+          </w:tcPr>
+          <w:p>
+            <w:r>
+              <w:t>проблема есть</w:t>
+            </w:r>
+          </w:p>
+        </w:tc>
+      </w:tr>
+      <w:tr>
+        <w:tc>
+          <w:tcPr>
+            <w:tcW w:type="dxa" w:w="2880"/>
+          </w:tcPr>
+          <w:p>
+            <w:r>
+              <w:t>DUPLICATE_PAGES</w:t>
+            </w:r>
+          </w:p>
+        </w:tc>
+        <w:tc>
+          <w:tcPr>
+            <w:tcW w:type="dxa" w:w="2880"/>
+          </w:tcPr>
+          <w:p>
+            <w:r>
+              <w:t>POSSIBLE_PROBLEM</w:t>
+            </w:r>
+          </w:p>
+        </w:tc>
+        <w:tc>
+          <w:tcPr>
+            <w:tcW w:type="dxa" w:w="2880"/>
+          </w:tcPr>
+          <w:p>
+            <w:r>
+              <w:t>проблема есть</w:t>
+            </w:r>
+          </w:p>
+        </w:tc>
+      </w:tr>
+      <w:tr>
+        <w:tc>
+          <w:tcPr>
+            <w:tcW w:type="dxa" w:w="2880"/>
+          </w:tcPr>
+          <w:p>
+            <w:r>
+              <w:t>BIG_FAVICON_ABSENT</w:t>
+            </w:r>
+          </w:p>
+        </w:tc>
+        <w:tc>
+          <w:tcPr>
+            <w:tcW w:type="dxa" w:w="2880"/>
+          </w:tcPr>
+          <w:p>
+            <w:r>
+              <w:t>RECOMMENDATION</w:t>
+            </w:r>
+          </w:p>
+        </w:tc>
+        <w:tc>
+          <w:tcPr>
+            <w:tcW w:type="dxa" w:w="2880"/>
+          </w:tcPr>
+          <w:p>
+            <w:r>
+              <w:t>проблема есть</w:t>
+            </w:r>
+          </w:p>
+        </w:tc>
+      </w:tr>
+    </w:tbl>
+    <w:p/>
+    <w:p>
+      <w:r>
+        <w:t>Как это читать. Дубли атрибутов и дубли страниц панель подтверждает</w:t>
+      </w:r>
+    </w:p>
+    <w:p>
+      <w:r>
+        <w:t>сама, и это самые весомые из трёх: они объясняют, почему в поиске 252</w:t>
+      </w:r>
+    </w:p>
+    <w:p>
+      <w:r>
+        <w:t>страниц при 2 423 известных роботу. Остальные 30 критериев панель считает</w:t>
+      </w:r>
+    </w:p>
+    <w:p>
+      <w:r>
+        <w:t>чистыми, включая те, что находим мы, например отсутствие description.</w:t>
+      </w:r>
+    </w:p>
+    <w:p>
+      <w:r>
+        <w:t>Это не противоречие: панель проверяет выборку страниц, мы разбираем</w:t>
+      </w:r>
+    </w:p>
+    <w:p>
+      <w:r>
+        <w:t>каждую. Ориентироваться нужно на наш разбор, но три пункта выше</w:t>
+      </w:r>
+    </w:p>
+    <w:p>
+      <w:r>
+        <w:t>подтверждены панелью, и на них можно опираться в разговоре с клиентом.</w:t>
+      </w:r>
+    </w:p>
+    <w:p>
+      <w:r>
+        <w:t>&lt;!-- /facts:diag --&gt;</w:t>
       </w:r>
     </w:p>
     <w:p>

--- a/CLIENT_REPORT.docx
+++ b/CLIENT_REPORT.docx
@@ -4292,6 +4292,137 @@
     <w:p>
       <w:r>
         <w:t>&lt;!-- /facts:diag --&gt;</w:t>
+      </w:r>
+    </w:p>
+    <w:p>
+      <w:pPr>
+        <w:spacing w:after="40"/>
+      </w:pPr>
+    </w:p>
+    <w:p>
+      <w:pPr>
+        <w:pStyle w:val="Heading2"/>
+      </w:pPr>
+      <w:r>
+        <w:rPr>
+          <w:color w:val="111827"/>
+        </w:rPr>
+        <w:t>Внешние ссылки: было и стало</w:t>
+      </w:r>
+    </w:p>
+    <w:p>
+      <w:r>
+        <w:t>&lt;!-- facts:links --&gt;</w:t>
+      </w:r>
+    </w:p>
+    <w:p>
+      <w:r>
+        <w:t>Яндекс.Вебмастер считает внешние ссылки на сайт. Точка на 2026-09-15:</w:t>
+      </w:r>
+    </w:p>
+    <w:p>
+      <w:r>
+        <w:t>2047 ссылок. За историю наблюдения, 31 точек, максимум был 9705, и</w:t>
+      </w:r>
+    </w:p>
+    <w:p>
+      <w:r>
+        <w:t>последняя точка стала самой низкой.</w:t>
+      </w:r>
+    </w:p>
+    <w:p>
+      <w:r>
+        <w:t>Разница между максимумом и последней точкой составляет 7658 ссылок,</w:t>
+      </w:r>
+    </w:p>
+    <w:p>
+      <w:r>
+        <w:t>то есть 79 процентов от прежнего уровня. Число упало почти в пять</w:t>
+      </w:r>
+    </w:p>
+    <w:p>
+      <w:r>
+        <w:t>раз, и это просадка, а не колебание: последняя точка оказалась</w:t>
+      </w:r>
+    </w:p>
+    <w:p>
+      <w:r>
+        <w:t>минимальной за всю историю наблюдения.</w:t>
+      </w:r>
+    </w:p>
+    <w:p>
+      <w:r>
+        <w:t>Что из этого следует. Внешние ссылки это то, что осталось от других</w:t>
+      </w:r>
+    </w:p>
+    <w:p>
+      <w:r>
+        <w:t>сайтов: упоминания в каталогах, партнёры, публикации, справочники.</w:t>
+      </w:r>
+    </w:p>
+    <w:p>
+      <w:r>
+        <w:t>Просадка в четыре с лишним раза означает одно из трёх: площадки убрали</w:t>
+      </w:r>
+    </w:p>
+    <w:p>
+      <w:r>
+        <w:t>материалы о компании, часть ссылок Яндекс перестал учитывать, либо</w:t>
+      </w:r>
+    </w:p>
+    <w:p>
+      <w:r>
+        <w:t>сменился сам сайт и старые размещения на него уже не ведут.</w:t>
+      </w:r>
+    </w:p>
+    <w:p>
+      <w:r>
+        <w:t>Чего в данных нет. Яндекс отдаёт только суммарное число, без</w:t>
+      </w:r>
+    </w:p>
+    <w:p>
+      <w:r>
+        <w:t>списка площадок и без разбивки по доменам. Поэтому сказать, какие</w:t>
+      </w:r>
+    </w:p>
+    <w:p>
+      <w:r>
+        <w:t>именно площадки перестали давать ссылки, по этим данным нельзя, и</w:t>
+      </w:r>
+    </w:p>
+    <w:p>
+      <w:r>
+        <w:t>утверждать это было бы выдумкой. Ответ требует ручной сверки: связать</w:t>
+      </w:r>
+    </w:p>
+    <w:p>
+      <w:r>
+        <w:t>дату просадки с датой смены сайта и посмотреть, что было до неё.</w:t>
+      </w:r>
+    </w:p>
+    <w:p>
+      <w:r>
+        <w:t>Отмечу, что три года назад ссылок было в четыре с лишним раза больше,</w:t>
+      </w:r>
+    </w:p>
+    <w:p>
+      <w:r>
+        <w:t>и это само по себе повод для вопроса клиенту: что делалось с</w:t>
+      </w:r>
+    </w:p>
+    <w:p>
+      <w:r>
+        <w:t>размещениями за этот срок.</w:t>
+      </w:r>
+    </w:p>
+    <w:p>
+      <w:r>
+        <w:t>Дата данных: 2026-09-15, показатель обновляется Яндексом с задержкой.</w:t>
+      </w:r>
+    </w:p>
+    <w:p>
+      <w:r>
+        <w:t>&lt;!-- /facts:links --&gt;</w:t>
       </w:r>
     </w:p>
     <w:p>

--- a/CLIENT_REPORT.docx
+++ b/CLIENT_REPORT.docx
@@ -4429,6 +4429,3708 @@
       <w:pPr>
         <w:spacing w:after="40"/>
       </w:pPr>
+    </w:p>
+    <w:p>
+      <w:pPr>
+        <w:spacing w:after="40"/>
+      </w:pPr>
+    </w:p>
+    <w:p>
+      <w:r>
+        <w:t>##</w:t>
+      </w:r>
+    </w:p>
+    <w:p>
+      <w:pPr>
+        <w:spacing w:after="40"/>
+      </w:pPr>
+    </w:p>
+    <w:p>
+      <w:pPr>
+        <w:pStyle w:val="Heading1"/>
+      </w:pPr>
+      <w:r>
+        <w:rPr>
+          <w:color w:val="1F6FEB"/>
+        </w:rPr>
+        <w:t>### Трафик: приходит больше, смотрит меньше</w:t>
+      </w:r>
+    </w:p>
+    <w:p>
+      <w:r>
+        <w:t>&lt;!-- facts:traffic --&gt;</w:t>
+      </w:r>
+    </w:p>
+    <w:p>
+      <w:r>
+        <w:t>Период наблюдения: с 2026-07-02 по 2026-10-01, 92 дней.</w:t>
+      </w:r>
+    </w:p>
+    <w:p>
+      <w:r>
+        <w:t>За это время на сайт пришло 5036 визитов от 2540 уникальных посетителей. На одного посетителя приходится 1.98 визита.</w:t>
+      </w:r>
+    </w:p>
+    <w:p>
+      <w:pPr>
+        <w:pStyle w:val="Heading2"/>
+      </w:pPr>
+      <w:r>
+        <w:rPr>
+          <w:color w:val="111827"/>
+        </w:rPr>
+        <w:t>Помесячная динамика</w:t>
+      </w:r>
+    </w:p>
+    <w:tbl>
+      <w:tblPr>
+        <w:tblStyle w:val="LightGrid-Accent1"/>
+        <w:tblW w:type="auto" w:w="0"/>
+        <w:tblLook w:firstColumn="1" w:firstRow="1" w:lastColumn="0" w:lastRow="0" w:noHBand="0" w:noVBand="1" w:val="04A0"/>
+      </w:tblPr>
+      <w:tblGrid>
+        <w:gridCol w:w="1728"/>
+        <w:gridCol w:w="1728"/>
+        <w:gridCol w:w="1728"/>
+        <w:gridCol w:w="1728"/>
+        <w:gridCol w:w="1728"/>
+      </w:tblGrid>
+      <w:tr>
+        <w:tc>
+          <w:tcPr>
+            <w:tcW w:type="dxa" w:w="1728"/>
+          </w:tcPr>
+          <w:p>
+            <w:r/>
+            <w:r>
+              <w:rPr>
+                <w:b/>
+              </w:rPr>
+              <w:t>Месяц</w:t>
+            </w:r>
+          </w:p>
+        </w:tc>
+        <w:tc>
+          <w:tcPr>
+            <w:tcW w:type="dxa" w:w="1728"/>
+          </w:tcPr>
+          <w:p>
+            <w:r/>
+            <w:r>
+              <w:rPr>
+                <w:b/>
+              </w:rPr>
+              <w:t>Визиты</w:t>
+            </w:r>
+          </w:p>
+        </w:tc>
+        <w:tc>
+          <w:tcPr>
+            <w:tcW w:type="dxa" w:w="1728"/>
+          </w:tcPr>
+          <w:p>
+            <w:r/>
+            <w:r>
+              <w:rPr>
+                <w:b/>
+              </w:rPr>
+              <w:t>Доля</w:t>
+            </w:r>
+          </w:p>
+        </w:tc>
+        <w:tc>
+          <w:tcPr>
+            <w:tcW w:type="dxa" w:w="1728"/>
+          </w:tcPr>
+          <w:p>
+            <w:r/>
+            <w:r>
+              <w:rPr>
+                <w:b/>
+              </w:rPr>
+              <w:t>Просмотры</w:t>
+            </w:r>
+          </w:p>
+        </w:tc>
+        <w:tc>
+          <w:tcPr>
+            <w:tcW w:type="dxa" w:w="1728"/>
+          </w:tcPr>
+          <w:p>
+            <w:r/>
+            <w:r>
+              <w:rPr>
+                <w:b/>
+              </w:rPr>
+              <w:t>Глубина просмотра</w:t>
+            </w:r>
+          </w:p>
+        </w:tc>
+      </w:tr>
+      <w:tr>
+        <w:tc>
+          <w:tcPr>
+            <w:tcW w:type="dxa" w:w="1728"/>
+          </w:tcPr>
+          <w:p>
+            <w:r>
+              <w:t>2026-07</w:t>
+            </w:r>
+          </w:p>
+        </w:tc>
+        <w:tc>
+          <w:tcPr>
+            <w:tcW w:type="dxa" w:w="1728"/>
+          </w:tcPr>
+          <w:p>
+            <w:r>
+              <w:t>1453</w:t>
+            </w:r>
+          </w:p>
+        </w:tc>
+        <w:tc>
+          <w:tcPr>
+            <w:tcW w:type="dxa" w:w="1728"/>
+          </w:tcPr>
+          <w:p>
+            <w:r>
+              <w:t>28,9 %</w:t>
+            </w:r>
+          </w:p>
+        </w:tc>
+        <w:tc>
+          <w:tcPr>
+            <w:tcW w:type="dxa" w:w="1728"/>
+          </w:tcPr>
+          <w:p>
+            <w:r>
+              <w:t>7922</w:t>
+            </w:r>
+          </w:p>
+        </w:tc>
+        <w:tc>
+          <w:tcPr>
+            <w:tcW w:type="dxa" w:w="1728"/>
+          </w:tcPr>
+          <w:p>
+            <w:r>
+              <w:t>5,45</w:t>
+            </w:r>
+          </w:p>
+        </w:tc>
+      </w:tr>
+      <w:tr>
+        <w:tc>
+          <w:tcPr>
+            <w:tcW w:type="dxa" w:w="1728"/>
+          </w:tcPr>
+          <w:p>
+            <w:r>
+              <w:t>2026-08</w:t>
+            </w:r>
+          </w:p>
+        </w:tc>
+        <w:tc>
+          <w:tcPr>
+            <w:tcW w:type="dxa" w:w="1728"/>
+          </w:tcPr>
+          <w:p>
+            <w:r>
+              <w:t>1605</w:t>
+            </w:r>
+          </w:p>
+        </w:tc>
+        <w:tc>
+          <w:tcPr>
+            <w:tcW w:type="dxa" w:w="1728"/>
+          </w:tcPr>
+          <w:p>
+            <w:r>
+              <w:t>31,9 %</w:t>
+            </w:r>
+          </w:p>
+        </w:tc>
+        <w:tc>
+          <w:tcPr>
+            <w:tcW w:type="dxa" w:w="1728"/>
+          </w:tcPr>
+          <w:p>
+            <w:r>
+              <w:t>7080</w:t>
+            </w:r>
+          </w:p>
+        </w:tc>
+        <w:tc>
+          <w:tcPr>
+            <w:tcW w:type="dxa" w:w="1728"/>
+          </w:tcPr>
+          <w:p>
+            <w:r>
+              <w:t>4,41</w:t>
+            </w:r>
+          </w:p>
+        </w:tc>
+      </w:tr>
+      <w:tr>
+        <w:tc>
+          <w:tcPr>
+            <w:tcW w:type="dxa" w:w="1728"/>
+          </w:tcPr>
+          <w:p>
+            <w:r>
+              <w:t>2026-09</w:t>
+            </w:r>
+          </w:p>
+        </w:tc>
+        <w:tc>
+          <w:tcPr>
+            <w:tcW w:type="dxa" w:w="1728"/>
+          </w:tcPr>
+          <w:p>
+            <w:r>
+              <w:t>1973</w:t>
+            </w:r>
+          </w:p>
+        </w:tc>
+        <w:tc>
+          <w:tcPr>
+            <w:tcW w:type="dxa" w:w="1728"/>
+          </w:tcPr>
+          <w:p>
+            <w:r>
+              <w:t>39,2 %</w:t>
+            </w:r>
+          </w:p>
+        </w:tc>
+        <w:tc>
+          <w:tcPr>
+            <w:tcW w:type="dxa" w:w="1728"/>
+          </w:tcPr>
+          <w:p>
+            <w:r>
+              <w:t>7245</w:t>
+            </w:r>
+          </w:p>
+        </w:tc>
+        <w:tc>
+          <w:tcPr>
+            <w:tcW w:type="dxa" w:w="1728"/>
+          </w:tcPr>
+          <w:p>
+            <w:r>
+              <w:t>3,67</w:t>
+            </w:r>
+          </w:p>
+        </w:tc>
+      </w:tr>
+      <w:tr>
+        <w:tc>
+          <w:tcPr>
+            <w:tcW w:type="dxa" w:w="1728"/>
+          </w:tcPr>
+          <w:p>
+            <w:r>
+              <w:t>2026-10</w:t>
+            </w:r>
+          </w:p>
+        </w:tc>
+        <w:tc>
+          <w:tcPr>
+            <w:tcW w:type="dxa" w:w="1728"/>
+          </w:tcPr>
+          <w:p>
+            <w:r>
+              <w:t>5</w:t>
+            </w:r>
+          </w:p>
+        </w:tc>
+        <w:tc>
+          <w:tcPr>
+            <w:tcW w:type="dxa" w:w="1728"/>
+          </w:tcPr>
+          <w:p>
+            <w:r>
+              <w:t>0,1 %</w:t>
+            </w:r>
+          </w:p>
+        </w:tc>
+        <w:tc>
+          <w:tcPr>
+            <w:tcW w:type="dxa" w:w="1728"/>
+          </w:tcPr>
+          <w:p>
+            <w:r>
+              <w:t>11</w:t>
+            </w:r>
+          </w:p>
+        </w:tc>
+        <w:tc>
+          <w:tcPr>
+            <w:tcW w:type="dxa" w:w="1728"/>
+          </w:tcPr>
+          <w:p>
+            <w:r>
+              <w:t>2,20</w:t>
+            </w:r>
+          </w:p>
+        </w:tc>
+      </w:tr>
+    </w:tbl>
+    <w:p/>
+    <w:p>
+      <w:pPr>
+        <w:pStyle w:val="Heading2"/>
+      </w:pPr>
+      <w:r>
+        <w:rPr>
+          <w:color w:val="111827"/>
+        </w:rPr>
+        <w:t>Главное, что видно в этих цифрах</w:t>
+      </w:r>
+    </w:p>
+    <w:p>
+      <w:r>
+        <w:t>С июля по сентябрь визиты выросли на 35,8 процентов, и это хорошая новость.</w:t>
+      </w:r>
+    </w:p>
+    <w:p>
+      <w:r>
+        <w:t>Но за тот же срок просмотры страниц упали на 8,5 процентов, а глубина просмотра на 32,7 процентов. Человек приходит и смотрит меньше страниц, чем раньше.</w:t>
+      </w:r>
+    </w:p>
+    <w:p>
+      <w:r>
+        <w:t>Половина всех визитов не открывает больше одной страницы: 2487 из 5036, это 49,4 процентов.</w:t>
+      </w:r>
+    </w:p>
+    <w:p>
+      <w:r>
+        <w:t>Отдельно про долю новых посетителей: 97,2 процента. Возвращаются единицы.</w:t>
+      </w:r>
+    </w:p>
+    <w:p>
+      <w:r>
+        <w:t>Для типографии с разовым заказом это нормальное поведение: человек заказал визитки и вернулся за новым заказом через год. Но такая аудитория не удерживается сама, её нужно каждый раз приводить заново, и это прямо влияет на бюджет.</w:t>
+      </w:r>
+    </w:p>
+    <w:p>
+      <w:pPr>
+        <w:pStyle w:val="Heading2"/>
+      </w:pPr>
+      <w:r>
+        <w:rPr>
+          <w:color w:val="111827"/>
+        </w:rPr>
+        <w:t>Откуда приходят</w:t>
+      </w:r>
+    </w:p>
+    <w:tbl>
+      <w:tblPr>
+        <w:tblStyle w:val="LightGrid-Accent1"/>
+        <w:tblW w:type="auto" w:w="0"/>
+        <w:tblLook w:firstColumn="1" w:firstRow="1" w:lastColumn="0" w:lastRow="0" w:noHBand="0" w:noVBand="1" w:val="04A0"/>
+      </w:tblPr>
+      <w:tblGrid>
+        <w:gridCol w:w="2160"/>
+        <w:gridCol w:w="2160"/>
+        <w:gridCol w:w="2160"/>
+        <w:gridCol w:w="2160"/>
+      </w:tblGrid>
+      <w:tr>
+        <w:tc>
+          <w:tcPr>
+            <w:tcW w:type="dxa" w:w="2160"/>
+          </w:tcPr>
+          <w:p>
+            <w:r/>
+            <w:r>
+              <w:rPr>
+                <w:b/>
+              </w:rPr>
+              <w:t>Источник</w:t>
+            </w:r>
+          </w:p>
+        </w:tc>
+        <w:tc>
+          <w:tcPr>
+            <w:tcW w:type="dxa" w:w="2160"/>
+          </w:tcPr>
+          <w:p>
+            <w:r/>
+            <w:r>
+              <w:rPr>
+                <w:b/>
+              </w:rPr>
+              <w:t>Визитов</w:t>
+            </w:r>
+          </w:p>
+        </w:tc>
+        <w:tc>
+          <w:tcPr>
+            <w:tcW w:type="dxa" w:w="2160"/>
+          </w:tcPr>
+          <w:p>
+            <w:r/>
+            <w:r>
+              <w:rPr>
+                <w:b/>
+              </w:rPr>
+              <w:t>Доля</w:t>
+            </w:r>
+          </w:p>
+        </w:tc>
+        <w:tc>
+          <w:tcPr>
+            <w:tcW w:type="dxa" w:w="2160"/>
+          </w:tcPr>
+          <w:p>
+            <w:r/>
+            <w:r>
+              <w:rPr>
+                <w:b/>
+              </w:rPr>
+              <w:t>Отказы</w:t>
+            </w:r>
+          </w:p>
+        </w:tc>
+      </w:tr>
+      <w:tr>
+        <w:tc>
+          <w:tcPr>
+            <w:tcW w:type="dxa" w:w="2160"/>
+          </w:tcPr>
+          <w:p>
+            <w:r>
+              <w:t>Переходы из поисковых систем, Яндекс</w:t>
+            </w:r>
+          </w:p>
+        </w:tc>
+        <w:tc>
+          <w:tcPr>
+            <w:tcW w:type="dxa" w:w="2160"/>
+          </w:tcPr>
+          <w:p>
+            <w:r>
+              <w:t>2288</w:t>
+            </w:r>
+          </w:p>
+        </w:tc>
+        <w:tc>
+          <w:tcPr>
+            <w:tcW w:type="dxa" w:w="2160"/>
+          </w:tcPr>
+          <w:p>
+            <w:r>
+              <w:t>45,4 %</w:t>
+            </w:r>
+          </w:p>
+        </w:tc>
+        <w:tc>
+          <w:tcPr>
+            <w:tcW w:type="dxa" w:w="2160"/>
+          </w:tcPr>
+          <w:p>
+            <w:r>
+              <w:t>8 %</w:t>
+            </w:r>
+          </w:p>
+        </w:tc>
+      </w:tr>
+      <w:tr>
+        <w:tc>
+          <w:tcPr>
+            <w:tcW w:type="dxa" w:w="2160"/>
+          </w:tcPr>
+          <w:p>
+            <w:r>
+              <w:t>Прямые заходы</w:t>
+            </w:r>
+          </w:p>
+        </w:tc>
+        <w:tc>
+          <w:tcPr>
+            <w:tcW w:type="dxa" w:w="2160"/>
+          </w:tcPr>
+          <w:p>
+            <w:r>
+              <w:t>989</w:t>
+            </w:r>
+          </w:p>
+        </w:tc>
+        <w:tc>
+          <w:tcPr>
+            <w:tcW w:type="dxa" w:w="2160"/>
+          </w:tcPr>
+          <w:p>
+            <w:r>
+              <w:t>19,6 %</w:t>
+            </w:r>
+          </w:p>
+        </w:tc>
+        <w:tc>
+          <w:tcPr>
+            <w:tcW w:type="dxa" w:w="2160"/>
+          </w:tcPr>
+          <w:p>
+            <w:r>
+              <w:t>66 %</w:t>
+            </w:r>
+          </w:p>
+        </w:tc>
+      </w:tr>
+      <w:tr>
+        <w:tc>
+          <w:tcPr>
+            <w:tcW w:type="dxa" w:w="2160"/>
+          </w:tcPr>
+          <w:p>
+            <w:r>
+              <w:t>Переходы из поисковых систем, Google</w:t>
+            </w:r>
+          </w:p>
+        </w:tc>
+        <w:tc>
+          <w:tcPr>
+            <w:tcW w:type="dxa" w:w="2160"/>
+          </w:tcPr>
+          <w:p>
+            <w:r>
+              <w:t>864</w:t>
+            </w:r>
+          </w:p>
+        </w:tc>
+        <w:tc>
+          <w:tcPr>
+            <w:tcW w:type="dxa" w:w="2160"/>
+          </w:tcPr>
+          <w:p>
+            <w:r>
+              <w:t>17,2 %</w:t>
+            </w:r>
+          </w:p>
+        </w:tc>
+        <w:tc>
+          <w:tcPr>
+            <w:tcW w:type="dxa" w:w="2160"/>
+          </w:tcPr>
+          <w:p>
+            <w:r>
+              <w:t>16 %</w:t>
+            </w:r>
+          </w:p>
+        </w:tc>
+      </w:tr>
+      <w:tr>
+        <w:tc>
+          <w:tcPr>
+            <w:tcW w:type="dxa" w:w="2160"/>
+          </w:tcPr>
+          <w:p>
+            <w:r>
+              <w:t>Переходы по ссылкам на сайтах, salelib3.beget.tech</w:t>
+            </w:r>
+          </w:p>
+        </w:tc>
+        <w:tc>
+          <w:tcPr>
+            <w:tcW w:type="dxa" w:w="2160"/>
+          </w:tcPr>
+          <w:p>
+            <w:r>
+              <w:t>446</w:t>
+            </w:r>
+          </w:p>
+        </w:tc>
+        <w:tc>
+          <w:tcPr>
+            <w:tcW w:type="dxa" w:w="2160"/>
+          </w:tcPr>
+          <w:p>
+            <w:r>
+              <w:t>8,9 %</w:t>
+            </w:r>
+          </w:p>
+        </w:tc>
+        <w:tc>
+          <w:tcPr>
+            <w:tcW w:type="dxa" w:w="2160"/>
+          </w:tcPr>
+          <w:p>
+            <w:r>
+              <w:t>4 %</w:t>
+            </w:r>
+          </w:p>
+        </w:tc>
+      </w:tr>
+      <w:tr>
+        <w:tc>
+          <w:tcPr>
+            <w:tcW w:type="dxa" w:w="2160"/>
+          </w:tcPr>
+          <w:p>
+            <w:r>
+              <w:t>Внутренние переходы</w:t>
+            </w:r>
+          </w:p>
+        </w:tc>
+        <w:tc>
+          <w:tcPr>
+            <w:tcW w:type="dxa" w:w="2160"/>
+          </w:tcPr>
+          <w:p>
+            <w:r>
+              <w:t>202</w:t>
+            </w:r>
+          </w:p>
+        </w:tc>
+        <w:tc>
+          <w:tcPr>
+            <w:tcW w:type="dxa" w:w="2160"/>
+          </w:tcPr>
+          <w:p>
+            <w:r>
+              <w:t>4,0 %</w:t>
+            </w:r>
+          </w:p>
+        </w:tc>
+        <w:tc>
+          <w:tcPr>
+            <w:tcW w:type="dxa" w:w="2160"/>
+          </w:tcPr>
+          <w:p>
+            <w:r>
+              <w:t>11 %</w:t>
+            </w:r>
+          </w:p>
+        </w:tc>
+      </w:tr>
+      <w:tr>
+        <w:tc>
+          <w:tcPr>
+            <w:tcW w:type="dxa" w:w="2160"/>
+          </w:tcPr>
+          <w:p>
+            <w:r>
+              <w:t>Переходы из социальных сетей, ВКонтакте</w:t>
+            </w:r>
+          </w:p>
+        </w:tc>
+        <w:tc>
+          <w:tcPr>
+            <w:tcW w:type="dxa" w:w="2160"/>
+          </w:tcPr>
+          <w:p>
+            <w:r>
+              <w:t>180</w:t>
+            </w:r>
+          </w:p>
+        </w:tc>
+        <w:tc>
+          <w:tcPr>
+            <w:tcW w:type="dxa" w:w="2160"/>
+          </w:tcPr>
+          <w:p>
+            <w:r>
+              <w:t>3,6 %</w:t>
+            </w:r>
+          </w:p>
+        </w:tc>
+        <w:tc>
+          <w:tcPr>
+            <w:tcW w:type="dxa" w:w="2160"/>
+          </w:tcPr>
+          <w:p>
+            <w:r>
+              <w:t>6 %</w:t>
+            </w:r>
+          </w:p>
+        </w:tc>
+      </w:tr>
+      <w:tr>
+        <w:tc>
+          <w:tcPr>
+            <w:tcW w:type="dxa" w:w="2160"/>
+          </w:tcPr>
+          <w:p>
+            <w:r>
+              <w:t>Переходы по ссылкам на сайтах, link.2gis.ru</w:t>
+            </w:r>
+          </w:p>
+        </w:tc>
+        <w:tc>
+          <w:tcPr>
+            <w:tcW w:type="dxa" w:w="2160"/>
+          </w:tcPr>
+          <w:p>
+            <w:r>
+              <w:t>11</w:t>
+            </w:r>
+          </w:p>
+        </w:tc>
+        <w:tc>
+          <w:tcPr>
+            <w:tcW w:type="dxa" w:w="2160"/>
+          </w:tcPr>
+          <w:p>
+            <w:r>
+              <w:t>0,2 %</w:t>
+            </w:r>
+          </w:p>
+        </w:tc>
+        <w:tc>
+          <w:tcPr>
+            <w:tcW w:type="dxa" w:w="2160"/>
+          </w:tcPr>
+          <w:p>
+            <w:r>
+              <w:t>18 %</w:t>
+            </w:r>
+          </w:p>
+        </w:tc>
+      </w:tr>
+      <w:tr>
+        <w:tc>
+          <w:tcPr>
+            <w:tcW w:type="dxa" w:w="2160"/>
+          </w:tcPr>
+          <w:p>
+            <w:r>
+              <w:t>Переходы по ссылкам на сайтах, ntp.msn.com</w:t>
+            </w:r>
+          </w:p>
+        </w:tc>
+        <w:tc>
+          <w:tcPr>
+            <w:tcW w:type="dxa" w:w="2160"/>
+          </w:tcPr>
+          <w:p>
+            <w:r>
+              <w:t>10</w:t>
+            </w:r>
+          </w:p>
+        </w:tc>
+        <w:tc>
+          <w:tcPr>
+            <w:tcW w:type="dxa" w:w="2160"/>
+          </w:tcPr>
+          <w:p>
+            <w:r>
+              <w:t>0,2 %</w:t>
+            </w:r>
+          </w:p>
+        </w:tc>
+        <w:tc>
+          <w:tcPr>
+            <w:tcW w:type="dxa" w:w="2160"/>
+          </w:tcPr>
+          <w:p>
+            <w:r>
+              <w:t>10 %</w:t>
+            </w:r>
+          </w:p>
+        </w:tc>
+      </w:tr>
+      <w:tr>
+        <w:tc>
+          <w:tcPr>
+            <w:tcW w:type="dxa" w:w="2160"/>
+          </w:tcPr>
+          <w:p>
+            <w:r>
+              <w:t>Переходы по ссылкам на сайтах, v-russia.com</w:t>
+            </w:r>
+          </w:p>
+        </w:tc>
+        <w:tc>
+          <w:tcPr>
+            <w:tcW w:type="dxa" w:w="2160"/>
+          </w:tcPr>
+          <w:p>
+            <w:r>
+              <w:t>7</w:t>
+            </w:r>
+          </w:p>
+        </w:tc>
+        <w:tc>
+          <w:tcPr>
+            <w:tcW w:type="dxa" w:w="2160"/>
+          </w:tcPr>
+          <w:p>
+            <w:r>
+              <w:t>0,1 %</w:t>
+            </w:r>
+          </w:p>
+        </w:tc>
+        <w:tc>
+          <w:tcPr>
+            <w:tcW w:type="dxa" w:w="2160"/>
+          </w:tcPr>
+          <w:p>
+            <w:r>
+              <w:t>43 %</w:t>
+            </w:r>
+          </w:p>
+        </w:tc>
+      </w:tr>
+      <w:tr>
+        <w:tc>
+          <w:tcPr>
+            <w:tcW w:type="dxa" w:w="2160"/>
+          </w:tcPr>
+          <w:p>
+            <w:r>
+              <w:t>Переходы по ссылкам на сайтах, spros.work</w:t>
+            </w:r>
+          </w:p>
+        </w:tc>
+        <w:tc>
+          <w:tcPr>
+            <w:tcW w:type="dxa" w:w="2160"/>
+          </w:tcPr>
+          <w:p>
+            <w:r>
+              <w:t>6</w:t>
+            </w:r>
+          </w:p>
+        </w:tc>
+        <w:tc>
+          <w:tcPr>
+            <w:tcW w:type="dxa" w:w="2160"/>
+          </w:tcPr>
+          <w:p>
+            <w:r>
+              <w:t>0,1 %</w:t>
+            </w:r>
+          </w:p>
+        </w:tc>
+        <w:tc>
+          <w:tcPr>
+            <w:tcW w:type="dxa" w:w="2160"/>
+          </w:tcPr>
+          <w:p>
+            <w:r>
+              <w:t>0 %</w:t>
+            </w:r>
+          </w:p>
+        </w:tc>
+      </w:tr>
+    </w:tbl>
+    <w:p/>
+    <w:p>
+      <w:r>
+        <w:t>Поиск даёт 3156 визитов из 5036, это 62,7 процентов всего трафика.</w:t>
+      </w:r>
+    </w:p>
+    <w:p>
+      <w:r>
+        <w:t>Про прямые заходы отдельно. Их 989 визитов, и отказы 66 процентов против 8 процентов у Яндекса.</w:t>
+      </w:r>
+    </w:p>
+    <w:p>
+      <w:r>
+        <w:t>Отказ в две трети у прямого захода почти наверняка означает не холодного посетителя, а своего: человек заказывал раньше, знает адрес и зашёл проверить, на месте ли он. Это тёплая аудитория, просто считать её надо иначе.</w:t>
+      </w:r>
+    </w:p>
+    <w:p>
+      <w:pPr>
+        <w:pStyle w:val="Heading2"/>
+      </w:pPr>
+      <w:r>
+        <w:rPr>
+          <w:color w:val="111827"/>
+        </w:rPr>
+        <w:t>География и устройства</w:t>
+      </w:r>
+    </w:p>
+    <w:p>
+      <w:r>
+        <w:t>Ижевск даёт 3251 визитов из 5036, это 64,6 процентов. Удмуртия целиком, 67,1 процентов. Для типографии это ожидаемо и означает, что поиск по стране работает.</w:t>
+      </w:r>
+    </w:p>
+    <w:p>
+      <w:r>
+        <w:t>Другое интересно: после Ижевска идут Москва, Самара и Санкт-Петербург. Для локального бизнеса это не целевая аудитория. Стоит посмотреть, откуда эти визиты: скорее всего перепродажа и доставка, и такие посетители не отражаются в местном спросе.</w:t>
+      </w:r>
+    </w:p>
+    <w:p>
+      <w:r>
+        <w:t>С устройствами так: 79,6 процентов визитов с компьютера, смартфонов 20,2 процентов.</w:t>
+      </w:r>
+    </w:p>
+    <w:p>
+      <w:r>
+        <w:t>Для типографии это нормально, заказывают с рабочего компьютера. Но пятая часть визитов со смартфона, а при половине визитов в одну страницу это означает, что с телефона до каталога почти не доходят. Стоит проверить удобство каталога на телефоне.</w:t>
+      </w:r>
+    </w:p>
+    <w:p>
+      <w:r>
+        <w:t>&lt;!-- /facts:traffic --&gt;</w:t>
+      </w:r>
+    </w:p>
+    <w:p>
+      <w:pPr>
+        <w:spacing w:after="40"/>
+      </w:pPr>
+    </w:p>
+    <w:p>
+      <w:pPr>
+        <w:pStyle w:val="Heading1"/>
+      </w:pPr>
+      <w:r>
+        <w:rPr>
+          <w:color w:val="1F6FEB"/>
+        </w:rPr>
+        <w:t>### Три технические находки по трафику</w:t>
+      </w:r>
+    </w:p>
+    <w:p>
+      <w:r>
+        <w:t>&lt;!-- facts:entry --&gt;</w:t>
+      </w:r>
+    </w:p>
+    <w:p>
+      <w:r>
+        <w:t>За квартал часть визитов пришлась на адреса, которые посетителю показываться не должны. Ниже три находки, по убыванию серьёзности.</w:t>
+      </w:r>
+    </w:p>
+    <w:p>
+      <w:pPr>
+        <w:pStyle w:val="Heading3"/>
+      </w:pPr>
+      <w:r>
+        <w:rPr>
+          <w:color w:val="111827"/>
+        </w:rPr>
+        <w:t>1. Работает тестовая копия сайта, и она в индексе</w:t>
+      </w:r>
+    </w:p>
+    <w:p>
+      <w:r>
+        <w:t>На адрес cifra.salelib3.beget.tech пришло 757 визитов, это 15,0 процентов всего трафика.</w:t>
+      </w:r>
+    </w:p>
+    <w:p>
+      <w:r>
+        <w:t>Это не роботы. По отказам это второй по качеству источник на сайте: 4 процента против 66 процентов у прямых заходов. Люди приходят на тестовую копию, смотрят её и уходят, не дойдя до основного сайта.</w:t>
+      </w:r>
+    </w:p>
+    <w:p>
+      <w:r>
+        <w:t>Почему это дорого: поисковая система размывает вес между доменами. Каждая ссылка, ушедшая на тестовую копию, работает вхолостую. Нужно закрыть тестовый домен от индексации и поставить заглушку или перенаправление на основной сайт. Дело на час работы.</w:t>
+      </w:r>
+    </w:p>
+    <w:p>
+      <w:pPr>
+        <w:pStyle w:val="Heading3"/>
+      </w:pPr>
+      <w:r>
+        <w:rPr>
+          <w:color w:val="111827"/>
+        </w:rPr>
+        <w:t>2. На сайт попадают служебные адреса</w:t>
+      </w:r>
+    </w:p>
+    <w:p>
+      <w:r>
+        <w:t>384 визитов, 7,6 процентов, пришлось на адреса с параметром back_url_admin.</w:t>
+      </w:r>
+    </w:p>
+    <w:p>
+      <w:r>
+        <w:t>Это внутренний параметр панели управления сайтом, и он оказался доступен извне: либо в ссылках на сайте, либо в индексе поисковой системы. Такие адреса закрывают от индексации, а из меню и внутренних ссылок убирают совсем.</w:t>
+      </w:r>
+    </w:p>
+    <w:p>
+      <w:pPr>
+        <w:pStyle w:val="Heading3"/>
+      </w:pPr>
+      <w:r>
+        <w:rPr>
+          <w:color w:val="111827"/>
+        </w:rPr>
+        <w:t>3. Часть посетителей приходит без защищённого соединения</w:t>
+      </w:r>
+    </w:p>
+    <w:p>
+      <w:r>
+        <w:t>250 визитов, 5,0 процентов, пришло на http://, то есть без шифрования.</w:t>
+      </w:r>
+    </w:p>
+    <w:p>
+      <w:r>
+        <w:t>Часть приходит из закладок и старых ссылок, часть из поиска. Для поисковой системы два адреса одного сайта это две разные страницы, и вес делится между ними вместо того, чтобы складываться. Нужна одна страница и постоянное перенаправление на неё.</w:t>
+      </w:r>
+    </w:p>
+    <w:p>
+      <w:pPr>
+        <w:pStyle w:val="Heading3"/>
+      </w:pPr>
+      <w:r>
+        <w:rPr>
+          <w:color w:val="111827"/>
+        </w:rPr>
+        <w:t>Куда вообще приходят</w:t>
+      </w:r>
+    </w:p>
+    <w:tbl>
+      <w:tblPr>
+        <w:tblStyle w:val="LightGrid-Accent1"/>
+        <w:tblW w:type="auto" w:w="0"/>
+        <w:tblLook w:firstColumn="1" w:firstRow="1" w:lastColumn="0" w:lastRow="0" w:noHBand="0" w:noVBand="1" w:val="04A0"/>
+      </w:tblPr>
+      <w:tblGrid>
+        <w:gridCol w:w="2880"/>
+        <w:gridCol w:w="2880"/>
+        <w:gridCol w:w="2880"/>
+      </w:tblGrid>
+      <w:tr>
+        <w:tc>
+          <w:tcPr>
+            <w:tcW w:type="dxa" w:w="2880"/>
+          </w:tcPr>
+          <w:p>
+            <w:r/>
+            <w:r>
+              <w:rPr>
+                <w:b/>
+              </w:rPr>
+              <w:t>Страница входа</w:t>
+            </w:r>
+          </w:p>
+        </w:tc>
+        <w:tc>
+          <w:tcPr>
+            <w:tcW w:type="dxa" w:w="2880"/>
+          </w:tcPr>
+          <w:p>
+            <w:r/>
+            <w:r>
+              <w:rPr>
+                <w:b/>
+              </w:rPr>
+              <w:t>Визитов</w:t>
+            </w:r>
+          </w:p>
+        </w:tc>
+        <w:tc>
+          <w:tcPr>
+            <w:tcW w:type="dxa" w:w="2880"/>
+          </w:tcPr>
+          <w:p>
+            <w:r/>
+            <w:r>
+              <w:rPr>
+                <w:b/>
+              </w:rPr>
+              <w:t>Доля</w:t>
+            </w:r>
+          </w:p>
+        </w:tc>
+      </w:tr>
+      <w:tr>
+        <w:tc>
+          <w:tcPr>
+            <w:tcW w:type="dxa" w:w="2880"/>
+          </w:tcPr>
+          <w:p>
+            <w:r>
+              <w:t>https://цифра18.рф/</w:t>
+            </w:r>
+          </w:p>
+        </w:tc>
+        <w:tc>
+          <w:tcPr>
+            <w:tcW w:type="dxa" w:w="2880"/>
+          </w:tcPr>
+          <w:p>
+            <w:r>
+              <w:t>1077</w:t>
+            </w:r>
+          </w:p>
+        </w:tc>
+        <w:tc>
+          <w:tcPr>
+            <w:tcW w:type="dxa" w:w="2880"/>
+          </w:tcPr>
+          <w:p>
+            <w:r>
+              <w:t>21,4 %</w:t>
+            </w:r>
+          </w:p>
+        </w:tc>
+      </w:tr>
+      <w:tr>
+        <w:tc>
+          <w:tcPr>
+            <w:tcW w:type="dxa" w:w="2880"/>
+          </w:tcPr>
+          <w:p>
+            <w:r>
+              <w:t>https://цифра18.рф/?back_url_admin=%2Fbitrix%2Fadmin%2F</w:t>
+            </w:r>
+          </w:p>
+        </w:tc>
+        <w:tc>
+          <w:tcPr>
+            <w:tcW w:type="dxa" w:w="2880"/>
+          </w:tcPr>
+          <w:p>
+            <w:r>
+              <w:t>259</w:t>
+            </w:r>
+          </w:p>
+        </w:tc>
+        <w:tc>
+          <w:tcPr>
+            <w:tcW w:type="dxa" w:w="2880"/>
+          </w:tcPr>
+          <w:p>
+            <w:r>
+              <w:t>5,1 %</w:t>
+            </w:r>
+          </w:p>
+        </w:tc>
+      </w:tr>
+      <w:tr>
+        <w:tc>
+          <w:tcPr>
+            <w:tcW w:type="dxa" w:w="2880"/>
+          </w:tcPr>
+          <w:p>
+            <w:r>
+              <w:t>http://цифра18.рф/</w:t>
+            </w:r>
+          </w:p>
+        </w:tc>
+        <w:tc>
+          <w:tcPr>
+            <w:tcW w:type="dxa" w:w="2880"/>
+          </w:tcPr>
+          <w:p>
+            <w:r>
+              <w:t>228</w:t>
+            </w:r>
+          </w:p>
+        </w:tc>
+        <w:tc>
+          <w:tcPr>
+            <w:tcW w:type="dxa" w:w="2880"/>
+          </w:tcPr>
+          <w:p>
+            <w:r>
+              <w:t>4,5 %</w:t>
+            </w:r>
+          </w:p>
+        </w:tc>
+      </w:tr>
+      <w:tr>
+        <w:tc>
+          <w:tcPr>
+            <w:tcW w:type="dxa" w:w="2880"/>
+          </w:tcPr>
+          <w:p>
+            <w:r>
+              <w:t>https://цифра18.рф/catalog/poligrafiya/vizitki/</w:t>
+            </w:r>
+          </w:p>
+        </w:tc>
+        <w:tc>
+          <w:tcPr>
+            <w:tcW w:type="dxa" w:w="2880"/>
+          </w:tcPr>
+          <w:p>
+            <w:r>
+              <w:t>118</w:t>
+            </w:r>
+          </w:p>
+        </w:tc>
+        <w:tc>
+          <w:tcPr>
+            <w:tcW w:type="dxa" w:w="2880"/>
+          </w:tcPr>
+          <w:p>
+            <w:r>
+              <w:t>2,3 %</w:t>
+            </w:r>
+          </w:p>
+        </w:tc>
+      </w:tr>
+      <w:tr>
+        <w:tc>
+          <w:tcPr>
+            <w:tcW w:type="dxa" w:w="2880"/>
+          </w:tcPr>
+          <w:p>
+            <w:r>
+              <w:t>https://цифра18.рф/catalog/poligrafiya/tsifrovaya-pec...</w:t>
+            </w:r>
+          </w:p>
+        </w:tc>
+        <w:tc>
+          <w:tcPr>
+            <w:tcW w:type="dxa" w:w="2880"/>
+          </w:tcPr>
+          <w:p>
+            <w:r>
+              <w:t>102</w:t>
+            </w:r>
+          </w:p>
+        </w:tc>
+        <w:tc>
+          <w:tcPr>
+            <w:tcW w:type="dxa" w:w="2880"/>
+          </w:tcPr>
+          <w:p>
+            <w:r>
+              <w:t>2,0 %</w:t>
+            </w:r>
+          </w:p>
+        </w:tc>
+      </w:tr>
+      <w:tr>
+        <w:tc>
+          <w:tcPr>
+            <w:tcW w:type="dxa" w:w="2880"/>
+          </w:tcPr>
+          <w:p>
+            <w:r>
+              <w:t>https://цифра18.рф/catalog/poligrafiya/pechat-na-samo...</w:t>
+            </w:r>
+          </w:p>
+        </w:tc>
+        <w:tc>
+          <w:tcPr>
+            <w:tcW w:type="dxa" w:w="2880"/>
+          </w:tcPr>
+          <w:p>
+            <w:r>
+              <w:t>84</w:t>
+            </w:r>
+          </w:p>
+        </w:tc>
+        <w:tc>
+          <w:tcPr>
+            <w:tcW w:type="dxa" w:w="2880"/>
+          </w:tcPr>
+          <w:p>
+            <w:r>
+              <w:t>1,7 %</w:t>
+            </w:r>
+          </w:p>
+        </w:tc>
+      </w:tr>
+      <w:tr>
+        <w:tc>
+          <w:tcPr>
+            <w:tcW w:type="dxa" w:w="2880"/>
+          </w:tcPr>
+          <w:p>
+            <w:r>
+              <w:t>https://цифра18.рф/catalog/poligrafiya/uf-pechat1/</w:t>
+            </w:r>
+          </w:p>
+        </w:tc>
+        <w:tc>
+          <w:tcPr>
+            <w:tcW w:type="dxa" w:w="2880"/>
+          </w:tcPr>
+          <w:p>
+            <w:r>
+              <w:t>73</w:t>
+            </w:r>
+          </w:p>
+        </w:tc>
+        <w:tc>
+          <w:tcPr>
+            <w:tcW w:type="dxa" w:w="2880"/>
+          </w:tcPr>
+          <w:p>
+            <w:r>
+              <w:t>1,4 %</w:t>
+            </w:r>
+          </w:p>
+        </w:tc>
+      </w:tr>
+      <w:tr>
+        <w:tc>
+          <w:tcPr>
+            <w:tcW w:type="dxa" w:w="2880"/>
+          </w:tcPr>
+          <w:p>
+            <w:r>
+              <w:t>https://цифра18.рф/catalog/poligrafiya/kalendari/idei...</w:t>
+            </w:r>
+          </w:p>
+        </w:tc>
+        <w:tc>
+          <w:tcPr>
+            <w:tcW w:type="dxa" w:w="2880"/>
+          </w:tcPr>
+          <w:p>
+            <w:r>
+              <w:t>64</w:t>
+            </w:r>
+          </w:p>
+        </w:tc>
+        <w:tc>
+          <w:tcPr>
+            <w:tcW w:type="dxa" w:w="2880"/>
+          </w:tcPr>
+          <w:p>
+            <w:r>
+              <w:t>1,3 %</w:t>
+            </w:r>
+          </w:p>
+        </w:tc>
+      </w:tr>
+    </w:tbl>
+    <w:p/>
+    <w:p>
+      <w:r>
+        <w:t>На главную приходится только 21,4 процентов визитов. Остальные попадают сразу в каталог, и это хороший знак: человек ищет конкретную услугу, а не компанию. Но именно поэтому глубина просмотра низкая: он нашёл нужную страницу и ушёл.</w:t>
+      </w:r>
+    </w:p>
+    <w:p>
+      <w:r>
+        <w:t>Отдельно: Метрика отсекла 828 отправок роботов по поведенческим факторам. В приведённые числа они не входят, и это правильно.</w:t>
+      </w:r>
+    </w:p>
+    <w:p>
+      <w:r>
+        <w:t>&lt;!-- /facts:entry --&gt;</w:t>
+      </w:r>
+    </w:p>
+    <w:p>
+      <w:pPr>
+        <w:spacing w:after="40"/>
+      </w:pPr>
+    </w:p>
+    <w:p>
+      <w:pPr>
+        <w:pStyle w:val="Heading1"/>
+      </w:pPr>
+      <w:r>
+        <w:rPr>
+          <w:color w:val="1F6FEB"/>
+        </w:rPr>
+        <w:t>### Цели: что удалось измерить</w:t>
+      </w:r>
+    </w:p>
+    <w:p>
+      <w:r>
+        <w:t>&lt;!-- facts:goals --&gt;</w:t>
+      </w:r>
+    </w:p>
+    <w:p>
+      <w:r>
+        <w:t>Цель настроена одна: клик по номеру телефона на сайте.</w:t>
+      </w:r>
+    </w:p>
+    <w:tbl>
+      <w:tblPr>
+        <w:tblStyle w:val="LightGrid-Accent1"/>
+        <w:tblW w:type="auto" w:w="0"/>
+        <w:tblLook w:firstColumn="1" w:firstRow="1" w:lastColumn="0" w:lastRow="0" w:noHBand="0" w:noVBand="1" w:val="04A0"/>
+      </w:tblPr>
+      <w:tblGrid>
+        <w:gridCol w:w="4320"/>
+        <w:gridCol w:w="4320"/>
+      </w:tblGrid>
+      <w:tr>
+        <w:tc>
+          <w:tcPr>
+            <w:tcW w:type="dxa" w:w="4320"/>
+          </w:tcPr>
+          <w:p>
+            <w:r/>
+            <w:r>
+              <w:rPr>
+                <w:b/>
+              </w:rPr>
+              <w:t>Показатель</w:t>
+            </w:r>
+          </w:p>
+        </w:tc>
+        <w:tc>
+          <w:tcPr>
+            <w:tcW w:type="dxa" w:w="4320"/>
+          </w:tcPr>
+          <w:p>
+            <w:r/>
+            <w:r>
+              <w:rPr>
+                <w:b/>
+              </w:rPr>
+              <w:t>Значение</w:t>
+            </w:r>
+          </w:p>
+        </w:tc>
+      </w:tr>
+      <w:tr>
+        <w:tc>
+          <w:tcPr>
+            <w:tcW w:type="dxa" w:w="4320"/>
+          </w:tcPr>
+          <w:p>
+            <w:r>
+              <w:t>Выполнений цели</w:t>
+            </w:r>
+          </w:p>
+        </w:tc>
+        <w:tc>
+          <w:tcPr>
+            <w:tcW w:type="dxa" w:w="4320"/>
+          </w:tcPr>
+          <w:p>
+            <w:r>
+              <w:t>18</w:t>
+            </w:r>
+          </w:p>
+        </w:tc>
+      </w:tr>
+      <w:tr>
+        <w:tc>
+          <w:tcPr>
+            <w:tcW w:type="dxa" w:w="4320"/>
+          </w:tcPr>
+          <w:p>
+            <w:r>
+              <w:t>Целевых визитов</w:t>
+            </w:r>
+          </w:p>
+        </w:tc>
+        <w:tc>
+          <w:tcPr>
+            <w:tcW w:type="dxa" w:w="4320"/>
+          </w:tcPr>
+          <w:p>
+            <w:r>
+              <w:t>17</w:t>
+            </w:r>
+          </w:p>
+        </w:tc>
+      </w:tr>
+      <w:tr>
+        <w:tc>
+          <w:tcPr>
+            <w:tcW w:type="dxa" w:w="4320"/>
+          </w:tcPr>
+          <w:p>
+            <w:r>
+              <w:t>Конверсия в цель</w:t>
+            </w:r>
+          </w:p>
+        </w:tc>
+        <w:tc>
+          <w:tcPr>
+            <w:tcW w:type="dxa" w:w="4320"/>
+          </w:tcPr>
+          <w:p>
+            <w:r>
+              <w:t>0,68 %</w:t>
+            </w:r>
+          </w:p>
+        </w:tc>
+      </w:tr>
+      <w:tr>
+        <w:tc>
+          <w:tcPr>
+            <w:tcW w:type="dxa" w:w="4320"/>
+          </w:tcPr>
+          <w:p>
+            <w:r>
+              <w:t>Дней, когда цель сработала</w:t>
+            </w:r>
+          </w:p>
+        </w:tc>
+        <w:tc>
+          <w:tcPr>
+            <w:tcW w:type="dxa" w:w="4320"/>
+          </w:tcPr>
+          <w:p>
+            <w:r>
+              <w:t>12 из 92</w:t>
+            </w:r>
+          </w:p>
+        </w:tc>
+      </w:tr>
+    </w:tbl>
+    <w:p/>
+    <w:p>
+      <w:r>
+        <w:t>Как это читать честно.</w:t>
+      </w:r>
+    </w:p>
+    <w:p>
+      <w:r>
+        <w:t>Доля в визитах низкая, 0,68 процента от 5036. Для услуги, где заказ делают по телефону или в переписке, это ожидаемо. Настоящая проблема в другом.</w:t>
+      </w:r>
+    </w:p>
+    <w:p>
+      <w:r>
+        <w:t>Отказы среди целевых визитов 0 процентов, глубина просмотра 1,59.</w:t>
+      </w:r>
+    </w:p>
+    <w:p>
+      <w:r>
+        <w:t>Человек, которому нужно кликнуть телефон, чаще всего заходит сразу на страницу услуги и сразу уходит. Это нормально, но означает, что страница обязана решать задачу за один экран: что печатаете, сколько стоит, как заказать, где позвонить. Если этого нет на первом экране, человек уходит и покупает у того, у кого есть.</w:t>
+      </w:r>
+    </w:p>
+    <w:p>
+      <w:r>
+        <w:t>И последнее: цель настроена одна за квартал. При 5036 визитах этого мало для выводов. Минимум, который нужен, это форма заявки, переход в мессенджер и скачивание прайса. Тогда появятся три точки, где человек показывает намерение, и по ним можно будет считать воронку.</w:t>
+      </w:r>
+    </w:p>
+    <w:p>
+      <w:r>
+        <w:t>&lt;!-- /facts:goals --&gt;</w:t>
+      </w:r>
+    </w:p>
+    <w:p>
+      <w:pPr>
+        <w:spacing w:after="40"/>
+      </w:pPr>
+    </w:p>
+    <w:p>
+      <w:pPr>
+        <w:pStyle w:val="Heading1"/>
+      </w:pPr>
+      <w:r>
+        <w:rPr>
+          <w:color w:val="1F6FEB"/>
+        </w:rPr>
+        <w:t>### Кто приходит на сайт</w:t>
+      </w:r>
+    </w:p>
+    <w:p>
+      <w:r>
+        <w:t>&lt;!-- facts:audience --&gt;</w:t>
+      </w:r>
+    </w:p>
+    <w:p>
+      <w:r>
+        <w:t>Возраст определён для 3687 визитов из 5036, это 73,2 процентов. Остальные к себе в возраст не привязываются.</w:t>
+      </w:r>
+    </w:p>
+    <w:tbl>
+      <w:tblPr>
+        <w:tblStyle w:val="LightGrid-Accent1"/>
+        <w:tblW w:type="auto" w:w="0"/>
+        <w:tblLook w:firstColumn="1" w:firstRow="1" w:lastColumn="0" w:lastRow="0" w:noHBand="0" w:noVBand="1" w:val="04A0"/>
+      </w:tblPr>
+      <w:tblGrid>
+        <w:gridCol w:w="2880"/>
+        <w:gridCol w:w="2880"/>
+        <w:gridCol w:w="2880"/>
+      </w:tblGrid>
+      <w:tr>
+        <w:tc>
+          <w:tcPr>
+            <w:tcW w:type="dxa" w:w="2880"/>
+          </w:tcPr>
+          <w:p>
+            <w:r/>
+            <w:r>
+              <w:rPr>
+                <w:b/>
+              </w:rPr>
+              <w:t>Возраст</w:t>
+            </w:r>
+          </w:p>
+        </w:tc>
+        <w:tc>
+          <w:tcPr>
+            <w:tcW w:type="dxa" w:w="2880"/>
+          </w:tcPr>
+          <w:p>
+            <w:r/>
+            <w:r>
+              <w:rPr>
+                <w:b/>
+              </w:rPr>
+              <w:t>Визитов</w:t>
+            </w:r>
+          </w:p>
+        </w:tc>
+        <w:tc>
+          <w:tcPr>
+            <w:tcW w:type="dxa" w:w="2880"/>
+          </w:tcPr>
+          <w:p>
+            <w:r/>
+            <w:r>
+              <w:rPr>
+                <w:b/>
+              </w:rPr>
+              <w:t>Доля</w:t>
+            </w:r>
+          </w:p>
+        </w:tc>
+      </w:tr>
+      <w:tr>
+        <w:tc>
+          <w:tcPr>
+            <w:tcW w:type="dxa" w:w="2880"/>
+          </w:tcPr>
+          <w:p>
+            <w:r>
+              <w:t>35-44 года</w:t>
+            </w:r>
+          </w:p>
+        </w:tc>
+        <w:tc>
+          <w:tcPr>
+            <w:tcW w:type="dxa" w:w="2880"/>
+          </w:tcPr>
+          <w:p>
+            <w:r>
+              <w:t>2390</w:t>
+            </w:r>
+          </w:p>
+        </w:tc>
+        <w:tc>
+          <w:tcPr>
+            <w:tcW w:type="dxa" w:w="2880"/>
+          </w:tcPr>
+          <w:p>
+            <w:r>
+              <w:t>64,8 %</w:t>
+            </w:r>
+          </w:p>
+        </w:tc>
+      </w:tr>
+      <w:tr>
+        <w:tc>
+          <w:tcPr>
+            <w:tcW w:type="dxa" w:w="2880"/>
+          </w:tcPr>
+          <w:p>
+            <w:r>
+              <w:t>25-34 года</w:t>
+            </w:r>
+          </w:p>
+        </w:tc>
+        <w:tc>
+          <w:tcPr>
+            <w:tcW w:type="dxa" w:w="2880"/>
+          </w:tcPr>
+          <w:p>
+            <w:r>
+              <w:t>648</w:t>
+            </w:r>
+          </w:p>
+        </w:tc>
+        <w:tc>
+          <w:tcPr>
+            <w:tcW w:type="dxa" w:w="2880"/>
+          </w:tcPr>
+          <w:p>
+            <w:r>
+              <w:t>17,6 %</w:t>
+            </w:r>
+          </w:p>
+        </w:tc>
+      </w:tr>
+      <w:tr>
+        <w:tc>
+          <w:tcPr>
+            <w:tcW w:type="dxa" w:w="2880"/>
+          </w:tcPr>
+          <w:p>
+            <w:r>
+              <w:t>45-54 года</w:t>
+            </w:r>
+          </w:p>
+        </w:tc>
+        <w:tc>
+          <w:tcPr>
+            <w:tcW w:type="dxa" w:w="2880"/>
+          </w:tcPr>
+          <w:p>
+            <w:r>
+              <w:t>306</w:t>
+            </w:r>
+          </w:p>
+        </w:tc>
+        <w:tc>
+          <w:tcPr>
+            <w:tcW w:type="dxa" w:w="2880"/>
+          </w:tcPr>
+          <w:p>
+            <w:r>
+              <w:t>8,3 %</w:t>
+            </w:r>
+          </w:p>
+        </w:tc>
+      </w:tr>
+      <w:tr>
+        <w:tc>
+          <w:tcPr>
+            <w:tcW w:type="dxa" w:w="2880"/>
+          </w:tcPr>
+          <w:p>
+            <w:r>
+              <w:t>18-24 года</w:t>
+            </w:r>
+          </w:p>
+        </w:tc>
+        <w:tc>
+          <w:tcPr>
+            <w:tcW w:type="dxa" w:w="2880"/>
+          </w:tcPr>
+          <w:p>
+            <w:r>
+              <w:t>197</w:t>
+            </w:r>
+          </w:p>
+        </w:tc>
+        <w:tc>
+          <w:tcPr>
+            <w:tcW w:type="dxa" w:w="2880"/>
+          </w:tcPr>
+          <w:p>
+            <w:r>
+              <w:t>5,3 %</w:t>
+            </w:r>
+          </w:p>
+        </w:tc>
+      </w:tr>
+      <w:tr>
+        <w:tc>
+          <w:tcPr>
+            <w:tcW w:type="dxa" w:w="2880"/>
+          </w:tcPr>
+          <w:p>
+            <w:r>
+              <w:t>55 лет и старше</w:t>
+            </w:r>
+          </w:p>
+        </w:tc>
+        <w:tc>
+          <w:tcPr>
+            <w:tcW w:type="dxa" w:w="2880"/>
+          </w:tcPr>
+          <w:p>
+            <w:r>
+              <w:t>91</w:t>
+            </w:r>
+          </w:p>
+        </w:tc>
+        <w:tc>
+          <w:tcPr>
+            <w:tcW w:type="dxa" w:w="2880"/>
+          </w:tcPr>
+          <w:p>
+            <w:r>
+              <w:t>2,5 %</w:t>
+            </w:r>
+          </w:p>
+        </w:tc>
+      </w:tr>
+      <w:tr>
+        <w:tc>
+          <w:tcPr>
+            <w:tcW w:type="dxa" w:w="2880"/>
+          </w:tcPr>
+          <w:p>
+            <w:r>
+              <w:t>младше 18 лет</w:t>
+            </w:r>
+          </w:p>
+        </w:tc>
+        <w:tc>
+          <w:tcPr>
+            <w:tcW w:type="dxa" w:w="2880"/>
+          </w:tcPr>
+          <w:p>
+            <w:r>
+              <w:t>55</w:t>
+            </w:r>
+          </w:p>
+        </w:tc>
+        <w:tc>
+          <w:tcPr>
+            <w:tcW w:type="dxa" w:w="2880"/>
+          </w:tcPr>
+          <w:p>
+            <w:r>
+              <w:t>1,5 %</w:t>
+            </w:r>
+          </w:p>
+        </w:tc>
+      </w:tr>
+    </w:tbl>
+    <w:p/>
+    <w:p>
+      <w:r>
+        <w:t>Ядро аудитории это люди 35-44 лет, 64,8 процентов из тех, у кого возраст известен. Деловой возраст, есть работа, есть бюджет, есть потребность в печати. Совпадение с тем, что делает компания.</w:t>
+      </w:r>
+    </w:p>
+    <w:p>
+      <w:r>
+        <w:t>Что из этого следует. Покупатель один и тот же, он приходит, решает задачу и уходит. Работать надо не на привлечение нового трафика, а на то, чтобы решающий заказ ушёл вам, а не конкуренту в тот же день. Это значит: быстрый ответ, понятные цены, наличие на складе или названный сразу срок изготовления.</w:t>
+      </w:r>
+    </w:p>
+    <w:p>
+      <w:r>
+        <w:t>&lt;!-- /facts:audience --&gt;</w:t>
+      </w:r>
+    </w:p>
+    <w:p>
+      <w:pPr>
+        <w:spacing w:after="40"/>
+      </w:pPr>
+    </w:p>
+    <w:p>
+      <w:r>
+        <w:t>&lt;!-- blocks:metrika:begin --&gt;</w:t>
+      </w:r>
+    </w:p>
+    <w:p>
+      <w:pPr>
+        <w:spacing w:after="40"/>
+      </w:pPr>
+    </w:p>
+    <w:p>
+      <w:pPr>
+        <w:pStyle w:val="Heading1"/>
+      </w:pPr>
+      <w:r>
+        <w:rPr>
+          <w:color w:val="1F6FEB"/>
+        </w:rPr>
+        <w:t>### Трафик: приходит больше, смотрит меньше</w:t>
+      </w:r>
+    </w:p>
+    <w:p>
+      <w:r>
+        <w:t>&lt;!-- facts:traffic --&gt;</w:t>
+      </w:r>
+    </w:p>
+    <w:p>
+      <w:r>
+        <w:t>Период наблюдения: с 2026-07-02 по 2026-10-01, 92 дней.</w:t>
+      </w:r>
+    </w:p>
+    <w:p>
+      <w:r>
+        <w:t>За это время на сайт пришло 5036 визитов от 2540 уникальных посетителей. На одного посетителя приходится 1.98 визита.</w:t>
+      </w:r>
+    </w:p>
+    <w:p>
+      <w:pPr>
+        <w:pStyle w:val="Heading2"/>
+      </w:pPr>
+      <w:r>
+        <w:rPr>
+          <w:color w:val="111827"/>
+        </w:rPr>
+        <w:t>Помесячная динамика</w:t>
+      </w:r>
+    </w:p>
+    <w:tbl>
+      <w:tblPr>
+        <w:tblStyle w:val="LightGrid-Accent1"/>
+        <w:tblW w:type="auto" w:w="0"/>
+        <w:tblLook w:firstColumn="1" w:firstRow="1" w:lastColumn="0" w:lastRow="0" w:noHBand="0" w:noVBand="1" w:val="04A0"/>
+      </w:tblPr>
+      <w:tblGrid>
+        <w:gridCol w:w="1728"/>
+        <w:gridCol w:w="1728"/>
+        <w:gridCol w:w="1728"/>
+        <w:gridCol w:w="1728"/>
+        <w:gridCol w:w="1728"/>
+      </w:tblGrid>
+      <w:tr>
+        <w:tc>
+          <w:tcPr>
+            <w:tcW w:type="dxa" w:w="1728"/>
+          </w:tcPr>
+          <w:p>
+            <w:r/>
+            <w:r>
+              <w:rPr>
+                <w:b/>
+              </w:rPr>
+              <w:t>Месяц</w:t>
+            </w:r>
+          </w:p>
+        </w:tc>
+        <w:tc>
+          <w:tcPr>
+            <w:tcW w:type="dxa" w:w="1728"/>
+          </w:tcPr>
+          <w:p>
+            <w:r/>
+            <w:r>
+              <w:rPr>
+                <w:b/>
+              </w:rPr>
+              <w:t>Визиты</w:t>
+            </w:r>
+          </w:p>
+        </w:tc>
+        <w:tc>
+          <w:tcPr>
+            <w:tcW w:type="dxa" w:w="1728"/>
+          </w:tcPr>
+          <w:p>
+            <w:r/>
+            <w:r>
+              <w:rPr>
+                <w:b/>
+              </w:rPr>
+              <w:t>Доля</w:t>
+            </w:r>
+          </w:p>
+        </w:tc>
+        <w:tc>
+          <w:tcPr>
+            <w:tcW w:type="dxa" w:w="1728"/>
+          </w:tcPr>
+          <w:p>
+            <w:r/>
+            <w:r>
+              <w:rPr>
+                <w:b/>
+              </w:rPr>
+              <w:t>Просмотры</w:t>
+            </w:r>
+          </w:p>
+        </w:tc>
+        <w:tc>
+          <w:tcPr>
+            <w:tcW w:type="dxa" w:w="1728"/>
+          </w:tcPr>
+          <w:p>
+            <w:r/>
+            <w:r>
+              <w:rPr>
+                <w:b/>
+              </w:rPr>
+              <w:t>Глубина просмотра</w:t>
+            </w:r>
+          </w:p>
+        </w:tc>
+      </w:tr>
+      <w:tr>
+        <w:tc>
+          <w:tcPr>
+            <w:tcW w:type="dxa" w:w="1728"/>
+          </w:tcPr>
+          <w:p>
+            <w:r>
+              <w:t>2026-07</w:t>
+            </w:r>
+          </w:p>
+        </w:tc>
+        <w:tc>
+          <w:tcPr>
+            <w:tcW w:type="dxa" w:w="1728"/>
+          </w:tcPr>
+          <w:p>
+            <w:r>
+              <w:t>1453</w:t>
+            </w:r>
+          </w:p>
+        </w:tc>
+        <w:tc>
+          <w:tcPr>
+            <w:tcW w:type="dxa" w:w="1728"/>
+          </w:tcPr>
+          <w:p>
+            <w:r>
+              <w:t>28,9 %</w:t>
+            </w:r>
+          </w:p>
+        </w:tc>
+        <w:tc>
+          <w:tcPr>
+            <w:tcW w:type="dxa" w:w="1728"/>
+          </w:tcPr>
+          <w:p>
+            <w:r>
+              <w:t>7922</w:t>
+            </w:r>
+          </w:p>
+        </w:tc>
+        <w:tc>
+          <w:tcPr>
+            <w:tcW w:type="dxa" w:w="1728"/>
+          </w:tcPr>
+          <w:p>
+            <w:r>
+              <w:t>5,45</w:t>
+            </w:r>
+          </w:p>
+        </w:tc>
+      </w:tr>
+      <w:tr>
+        <w:tc>
+          <w:tcPr>
+            <w:tcW w:type="dxa" w:w="1728"/>
+          </w:tcPr>
+          <w:p>
+            <w:r>
+              <w:t>2026-08</w:t>
+            </w:r>
+          </w:p>
+        </w:tc>
+        <w:tc>
+          <w:tcPr>
+            <w:tcW w:type="dxa" w:w="1728"/>
+          </w:tcPr>
+          <w:p>
+            <w:r>
+              <w:t>1605</w:t>
+            </w:r>
+          </w:p>
+        </w:tc>
+        <w:tc>
+          <w:tcPr>
+            <w:tcW w:type="dxa" w:w="1728"/>
+          </w:tcPr>
+          <w:p>
+            <w:r>
+              <w:t>31,9 %</w:t>
+            </w:r>
+          </w:p>
+        </w:tc>
+        <w:tc>
+          <w:tcPr>
+            <w:tcW w:type="dxa" w:w="1728"/>
+          </w:tcPr>
+          <w:p>
+            <w:r>
+              <w:t>7080</w:t>
+            </w:r>
+          </w:p>
+        </w:tc>
+        <w:tc>
+          <w:tcPr>
+            <w:tcW w:type="dxa" w:w="1728"/>
+          </w:tcPr>
+          <w:p>
+            <w:r>
+              <w:t>4,41</w:t>
+            </w:r>
+          </w:p>
+        </w:tc>
+      </w:tr>
+      <w:tr>
+        <w:tc>
+          <w:tcPr>
+            <w:tcW w:type="dxa" w:w="1728"/>
+          </w:tcPr>
+          <w:p>
+            <w:r>
+              <w:t>2026-09</w:t>
+            </w:r>
+          </w:p>
+        </w:tc>
+        <w:tc>
+          <w:tcPr>
+            <w:tcW w:type="dxa" w:w="1728"/>
+          </w:tcPr>
+          <w:p>
+            <w:r>
+              <w:t>1973</w:t>
+            </w:r>
+          </w:p>
+        </w:tc>
+        <w:tc>
+          <w:tcPr>
+            <w:tcW w:type="dxa" w:w="1728"/>
+          </w:tcPr>
+          <w:p>
+            <w:r>
+              <w:t>39,2 %</w:t>
+            </w:r>
+          </w:p>
+        </w:tc>
+        <w:tc>
+          <w:tcPr>
+            <w:tcW w:type="dxa" w:w="1728"/>
+          </w:tcPr>
+          <w:p>
+            <w:r>
+              <w:t>7245</w:t>
+            </w:r>
+          </w:p>
+        </w:tc>
+        <w:tc>
+          <w:tcPr>
+            <w:tcW w:type="dxa" w:w="1728"/>
+          </w:tcPr>
+          <w:p>
+            <w:r>
+              <w:t>3,67</w:t>
+            </w:r>
+          </w:p>
+        </w:tc>
+      </w:tr>
+      <w:tr>
+        <w:tc>
+          <w:tcPr>
+            <w:tcW w:type="dxa" w:w="1728"/>
+          </w:tcPr>
+          <w:p>
+            <w:r>
+              <w:t>2026-10</w:t>
+            </w:r>
+          </w:p>
+        </w:tc>
+        <w:tc>
+          <w:tcPr>
+            <w:tcW w:type="dxa" w:w="1728"/>
+          </w:tcPr>
+          <w:p>
+            <w:r>
+              <w:t>5</w:t>
+            </w:r>
+          </w:p>
+        </w:tc>
+        <w:tc>
+          <w:tcPr>
+            <w:tcW w:type="dxa" w:w="1728"/>
+          </w:tcPr>
+          <w:p>
+            <w:r>
+              <w:t>0,1 %</w:t>
+            </w:r>
+          </w:p>
+        </w:tc>
+        <w:tc>
+          <w:tcPr>
+            <w:tcW w:type="dxa" w:w="1728"/>
+          </w:tcPr>
+          <w:p>
+            <w:r>
+              <w:t>11</w:t>
+            </w:r>
+          </w:p>
+        </w:tc>
+        <w:tc>
+          <w:tcPr>
+            <w:tcW w:type="dxa" w:w="1728"/>
+          </w:tcPr>
+          <w:p>
+            <w:r>
+              <w:t>2,20</w:t>
+            </w:r>
+          </w:p>
+        </w:tc>
+      </w:tr>
+    </w:tbl>
+    <w:p/>
+    <w:p>
+      <w:pPr>
+        <w:pStyle w:val="Heading2"/>
+      </w:pPr>
+      <w:r>
+        <w:rPr>
+          <w:color w:val="111827"/>
+        </w:rPr>
+        <w:t>Главное, что видно в этих цифрах</w:t>
+      </w:r>
+    </w:p>
+    <w:p>
+      <w:r>
+        <w:t>С июля по сентябрь визиты выросли на 35,8 процентов, и это хорошая новость.</w:t>
+      </w:r>
+    </w:p>
+    <w:p>
+      <w:r>
+        <w:t>Но за тот же срок просмотры страниц упали на 8,5 процентов, а глубина просмотра на 32,7 процентов. Человек приходит и смотрит меньше страниц, чем раньше.</w:t>
+      </w:r>
+    </w:p>
+    <w:p>
+      <w:r>
+        <w:t>Половина всех визитов не открывает больше одной страницы: 2487 из 5036, это 49,4 процентов.</w:t>
+      </w:r>
+    </w:p>
+    <w:p>
+      <w:r>
+        <w:t>Отдельно про долю новых посетителей: 97,2 процента. Возвращаются единицы.</w:t>
+      </w:r>
+    </w:p>
+    <w:p>
+      <w:r>
+        <w:t>Для типографии с разовым заказом это нормальное поведение: человек заказал визитки и вернулся за новым заказом через год. Но такая аудитория не удерживается сама, её нужно каждый раз приводить заново, и это прямо влияет на бюджет.</w:t>
+      </w:r>
+    </w:p>
+    <w:p>
+      <w:pPr>
+        <w:pStyle w:val="Heading2"/>
+      </w:pPr>
+      <w:r>
+        <w:rPr>
+          <w:color w:val="111827"/>
+        </w:rPr>
+        <w:t>Откуда приходят</w:t>
+      </w:r>
+    </w:p>
+    <w:tbl>
+      <w:tblPr>
+        <w:tblStyle w:val="LightGrid-Accent1"/>
+        <w:tblW w:type="auto" w:w="0"/>
+        <w:tblLook w:firstColumn="1" w:firstRow="1" w:lastColumn="0" w:lastRow="0" w:noHBand="0" w:noVBand="1" w:val="04A0"/>
+      </w:tblPr>
+      <w:tblGrid>
+        <w:gridCol w:w="2160"/>
+        <w:gridCol w:w="2160"/>
+        <w:gridCol w:w="2160"/>
+        <w:gridCol w:w="2160"/>
+      </w:tblGrid>
+      <w:tr>
+        <w:tc>
+          <w:tcPr>
+            <w:tcW w:type="dxa" w:w="2160"/>
+          </w:tcPr>
+          <w:p>
+            <w:r/>
+            <w:r>
+              <w:rPr>
+                <w:b/>
+              </w:rPr>
+              <w:t>Источник</w:t>
+            </w:r>
+          </w:p>
+        </w:tc>
+        <w:tc>
+          <w:tcPr>
+            <w:tcW w:type="dxa" w:w="2160"/>
+          </w:tcPr>
+          <w:p>
+            <w:r/>
+            <w:r>
+              <w:rPr>
+                <w:b/>
+              </w:rPr>
+              <w:t>Визитов</w:t>
+            </w:r>
+          </w:p>
+        </w:tc>
+        <w:tc>
+          <w:tcPr>
+            <w:tcW w:type="dxa" w:w="2160"/>
+          </w:tcPr>
+          <w:p>
+            <w:r/>
+            <w:r>
+              <w:rPr>
+                <w:b/>
+              </w:rPr>
+              <w:t>Доля</w:t>
+            </w:r>
+          </w:p>
+        </w:tc>
+        <w:tc>
+          <w:tcPr>
+            <w:tcW w:type="dxa" w:w="2160"/>
+          </w:tcPr>
+          <w:p>
+            <w:r/>
+            <w:r>
+              <w:rPr>
+                <w:b/>
+              </w:rPr>
+              <w:t>Отказы</w:t>
+            </w:r>
+          </w:p>
+        </w:tc>
+      </w:tr>
+      <w:tr>
+        <w:tc>
+          <w:tcPr>
+            <w:tcW w:type="dxa" w:w="2160"/>
+          </w:tcPr>
+          <w:p>
+            <w:r>
+              <w:t>Переходы из поисковых систем, Яндекс</w:t>
+            </w:r>
+          </w:p>
+        </w:tc>
+        <w:tc>
+          <w:tcPr>
+            <w:tcW w:type="dxa" w:w="2160"/>
+          </w:tcPr>
+          <w:p>
+            <w:r>
+              <w:t>2288</w:t>
+            </w:r>
+          </w:p>
+        </w:tc>
+        <w:tc>
+          <w:tcPr>
+            <w:tcW w:type="dxa" w:w="2160"/>
+          </w:tcPr>
+          <w:p>
+            <w:r>
+              <w:t>45,4 %</w:t>
+            </w:r>
+          </w:p>
+        </w:tc>
+        <w:tc>
+          <w:tcPr>
+            <w:tcW w:type="dxa" w:w="2160"/>
+          </w:tcPr>
+          <w:p>
+            <w:r>
+              <w:t>8 %</w:t>
+            </w:r>
+          </w:p>
+        </w:tc>
+      </w:tr>
+      <w:tr>
+        <w:tc>
+          <w:tcPr>
+            <w:tcW w:type="dxa" w:w="2160"/>
+          </w:tcPr>
+          <w:p>
+            <w:r>
+              <w:t>Прямые заходы</w:t>
+            </w:r>
+          </w:p>
+        </w:tc>
+        <w:tc>
+          <w:tcPr>
+            <w:tcW w:type="dxa" w:w="2160"/>
+          </w:tcPr>
+          <w:p>
+            <w:r>
+              <w:t>989</w:t>
+            </w:r>
+          </w:p>
+        </w:tc>
+        <w:tc>
+          <w:tcPr>
+            <w:tcW w:type="dxa" w:w="2160"/>
+          </w:tcPr>
+          <w:p>
+            <w:r>
+              <w:t>19,6 %</w:t>
+            </w:r>
+          </w:p>
+        </w:tc>
+        <w:tc>
+          <w:tcPr>
+            <w:tcW w:type="dxa" w:w="2160"/>
+          </w:tcPr>
+          <w:p>
+            <w:r>
+              <w:t>66 %</w:t>
+            </w:r>
+          </w:p>
+        </w:tc>
+      </w:tr>
+      <w:tr>
+        <w:tc>
+          <w:tcPr>
+            <w:tcW w:type="dxa" w:w="2160"/>
+          </w:tcPr>
+          <w:p>
+            <w:r>
+              <w:t>Переходы из поисковых систем, Google</w:t>
+            </w:r>
+          </w:p>
+        </w:tc>
+        <w:tc>
+          <w:tcPr>
+            <w:tcW w:type="dxa" w:w="2160"/>
+          </w:tcPr>
+          <w:p>
+            <w:r>
+              <w:t>864</w:t>
+            </w:r>
+          </w:p>
+        </w:tc>
+        <w:tc>
+          <w:tcPr>
+            <w:tcW w:type="dxa" w:w="2160"/>
+          </w:tcPr>
+          <w:p>
+            <w:r>
+              <w:t>17,2 %</w:t>
+            </w:r>
+          </w:p>
+        </w:tc>
+        <w:tc>
+          <w:tcPr>
+            <w:tcW w:type="dxa" w:w="2160"/>
+          </w:tcPr>
+          <w:p>
+            <w:r>
+              <w:t>16 %</w:t>
+            </w:r>
+          </w:p>
+        </w:tc>
+      </w:tr>
+      <w:tr>
+        <w:tc>
+          <w:tcPr>
+            <w:tcW w:type="dxa" w:w="2160"/>
+          </w:tcPr>
+          <w:p>
+            <w:r>
+              <w:t>Переходы по ссылкам на сайтах, salelib3.beget.tech</w:t>
+            </w:r>
+          </w:p>
+        </w:tc>
+        <w:tc>
+          <w:tcPr>
+            <w:tcW w:type="dxa" w:w="2160"/>
+          </w:tcPr>
+          <w:p>
+            <w:r>
+              <w:t>446</w:t>
+            </w:r>
+          </w:p>
+        </w:tc>
+        <w:tc>
+          <w:tcPr>
+            <w:tcW w:type="dxa" w:w="2160"/>
+          </w:tcPr>
+          <w:p>
+            <w:r>
+              <w:t>8,9 %</w:t>
+            </w:r>
+          </w:p>
+        </w:tc>
+        <w:tc>
+          <w:tcPr>
+            <w:tcW w:type="dxa" w:w="2160"/>
+          </w:tcPr>
+          <w:p>
+            <w:r>
+              <w:t>4 %</w:t>
+            </w:r>
+          </w:p>
+        </w:tc>
+      </w:tr>
+      <w:tr>
+        <w:tc>
+          <w:tcPr>
+            <w:tcW w:type="dxa" w:w="2160"/>
+          </w:tcPr>
+          <w:p>
+            <w:r>
+              <w:t>Внутренние переходы</w:t>
+            </w:r>
+          </w:p>
+        </w:tc>
+        <w:tc>
+          <w:tcPr>
+            <w:tcW w:type="dxa" w:w="2160"/>
+          </w:tcPr>
+          <w:p>
+            <w:r>
+              <w:t>202</w:t>
+            </w:r>
+          </w:p>
+        </w:tc>
+        <w:tc>
+          <w:tcPr>
+            <w:tcW w:type="dxa" w:w="2160"/>
+          </w:tcPr>
+          <w:p>
+            <w:r>
+              <w:t>4,0 %</w:t>
+            </w:r>
+          </w:p>
+        </w:tc>
+        <w:tc>
+          <w:tcPr>
+            <w:tcW w:type="dxa" w:w="2160"/>
+          </w:tcPr>
+          <w:p>
+            <w:r>
+              <w:t>11 %</w:t>
+            </w:r>
+          </w:p>
+        </w:tc>
+      </w:tr>
+      <w:tr>
+        <w:tc>
+          <w:tcPr>
+            <w:tcW w:type="dxa" w:w="2160"/>
+          </w:tcPr>
+          <w:p>
+            <w:r>
+              <w:t>Переходы из социальных сетей, ВКонтакте</w:t>
+            </w:r>
+          </w:p>
+        </w:tc>
+        <w:tc>
+          <w:tcPr>
+            <w:tcW w:type="dxa" w:w="2160"/>
+          </w:tcPr>
+          <w:p>
+            <w:r>
+              <w:t>180</w:t>
+            </w:r>
+          </w:p>
+        </w:tc>
+        <w:tc>
+          <w:tcPr>
+            <w:tcW w:type="dxa" w:w="2160"/>
+          </w:tcPr>
+          <w:p>
+            <w:r>
+              <w:t>3,6 %</w:t>
+            </w:r>
+          </w:p>
+        </w:tc>
+        <w:tc>
+          <w:tcPr>
+            <w:tcW w:type="dxa" w:w="2160"/>
+          </w:tcPr>
+          <w:p>
+            <w:r>
+              <w:t>6 %</w:t>
+            </w:r>
+          </w:p>
+        </w:tc>
+      </w:tr>
+      <w:tr>
+        <w:tc>
+          <w:tcPr>
+            <w:tcW w:type="dxa" w:w="2160"/>
+          </w:tcPr>
+          <w:p>
+            <w:r>
+              <w:t>Переходы по ссылкам на сайтах, link.2gis.ru</w:t>
+            </w:r>
+          </w:p>
+        </w:tc>
+        <w:tc>
+          <w:tcPr>
+            <w:tcW w:type="dxa" w:w="2160"/>
+          </w:tcPr>
+          <w:p>
+            <w:r>
+              <w:t>11</w:t>
+            </w:r>
+          </w:p>
+        </w:tc>
+        <w:tc>
+          <w:tcPr>
+            <w:tcW w:type="dxa" w:w="2160"/>
+          </w:tcPr>
+          <w:p>
+            <w:r>
+              <w:t>0,2 %</w:t>
+            </w:r>
+          </w:p>
+        </w:tc>
+        <w:tc>
+          <w:tcPr>
+            <w:tcW w:type="dxa" w:w="2160"/>
+          </w:tcPr>
+          <w:p>
+            <w:r>
+              <w:t>18 %</w:t>
+            </w:r>
+          </w:p>
+        </w:tc>
+      </w:tr>
+      <w:tr>
+        <w:tc>
+          <w:tcPr>
+            <w:tcW w:type="dxa" w:w="2160"/>
+          </w:tcPr>
+          <w:p>
+            <w:r>
+              <w:t>Переходы по ссылкам на сайтах, ntp.msn.com</w:t>
+            </w:r>
+          </w:p>
+        </w:tc>
+        <w:tc>
+          <w:tcPr>
+            <w:tcW w:type="dxa" w:w="2160"/>
+          </w:tcPr>
+          <w:p>
+            <w:r>
+              <w:t>10</w:t>
+            </w:r>
+          </w:p>
+        </w:tc>
+        <w:tc>
+          <w:tcPr>
+            <w:tcW w:type="dxa" w:w="2160"/>
+          </w:tcPr>
+          <w:p>
+            <w:r>
+              <w:t>0,2 %</w:t>
+            </w:r>
+          </w:p>
+        </w:tc>
+        <w:tc>
+          <w:tcPr>
+            <w:tcW w:type="dxa" w:w="2160"/>
+          </w:tcPr>
+          <w:p>
+            <w:r>
+              <w:t>10 %</w:t>
+            </w:r>
+          </w:p>
+        </w:tc>
+      </w:tr>
+      <w:tr>
+        <w:tc>
+          <w:tcPr>
+            <w:tcW w:type="dxa" w:w="2160"/>
+          </w:tcPr>
+          <w:p>
+            <w:r>
+              <w:t>Переходы по ссылкам на сайтах, v-russia.com</w:t>
+            </w:r>
+          </w:p>
+        </w:tc>
+        <w:tc>
+          <w:tcPr>
+            <w:tcW w:type="dxa" w:w="2160"/>
+          </w:tcPr>
+          <w:p>
+            <w:r>
+              <w:t>7</w:t>
+            </w:r>
+          </w:p>
+        </w:tc>
+        <w:tc>
+          <w:tcPr>
+            <w:tcW w:type="dxa" w:w="2160"/>
+          </w:tcPr>
+          <w:p>
+            <w:r>
+              <w:t>0,1 %</w:t>
+            </w:r>
+          </w:p>
+        </w:tc>
+        <w:tc>
+          <w:tcPr>
+            <w:tcW w:type="dxa" w:w="2160"/>
+          </w:tcPr>
+          <w:p>
+            <w:r>
+              <w:t>43 %</w:t>
+            </w:r>
+          </w:p>
+        </w:tc>
+      </w:tr>
+      <w:tr>
+        <w:tc>
+          <w:tcPr>
+            <w:tcW w:type="dxa" w:w="2160"/>
+          </w:tcPr>
+          <w:p>
+            <w:r>
+              <w:t>Переходы по ссылкам на сайтах, spros.work</w:t>
+            </w:r>
+          </w:p>
+        </w:tc>
+        <w:tc>
+          <w:tcPr>
+            <w:tcW w:type="dxa" w:w="2160"/>
+          </w:tcPr>
+          <w:p>
+            <w:r>
+              <w:t>6</w:t>
+            </w:r>
+          </w:p>
+        </w:tc>
+        <w:tc>
+          <w:tcPr>
+            <w:tcW w:type="dxa" w:w="2160"/>
+          </w:tcPr>
+          <w:p>
+            <w:r>
+              <w:t>0,1 %</w:t>
+            </w:r>
+          </w:p>
+        </w:tc>
+        <w:tc>
+          <w:tcPr>
+            <w:tcW w:type="dxa" w:w="2160"/>
+          </w:tcPr>
+          <w:p>
+            <w:r>
+              <w:t>0 %</w:t>
+            </w:r>
+          </w:p>
+        </w:tc>
+      </w:tr>
+    </w:tbl>
+    <w:p/>
+    <w:p>
+      <w:r>
+        <w:t>Поиск даёт 3156 визитов из 5036, это 62,7 процентов всего трафика.</w:t>
+      </w:r>
+    </w:p>
+    <w:p>
+      <w:r>
+        <w:t>Про прямые заходы отдельно. Их 989 визитов, и отказы 66 процентов против 8 процентов у Яндекса.</w:t>
+      </w:r>
+    </w:p>
+    <w:p>
+      <w:r>
+        <w:t>Отказ в две трети у прямого захода почти наверняка означает не холодного посетителя, а своего: человек заказывал раньше, знает адрес и зашёл проверить, на месте ли он. Это тёплая аудитория, просто считать её надо иначе.</w:t>
+      </w:r>
+    </w:p>
+    <w:p>
+      <w:pPr>
+        <w:pStyle w:val="Heading2"/>
+      </w:pPr>
+      <w:r>
+        <w:rPr>
+          <w:color w:val="111827"/>
+        </w:rPr>
+        <w:t>География и устройства</w:t>
+      </w:r>
+    </w:p>
+    <w:p>
+      <w:r>
+        <w:t>Ижевск даёт 3251 визитов из 5036, это 64,6 процентов. Удмуртия целиком, 67,1 процентов. Для типографии это ожидаемо и означает, что поиск по стране работает.</w:t>
+      </w:r>
+    </w:p>
+    <w:p>
+      <w:r>
+        <w:t>Другое интересно: после Ижевска идут Москва, Самара и Санкт-Петербург. Для локального бизнеса это не целевая аудитория. Стоит посмотреть, откуда эти визиты: скорее всего перепродажа и доставка, и такие посетители не отражаются в местном спросе.</w:t>
+      </w:r>
+    </w:p>
+    <w:p>
+      <w:r>
+        <w:t>С устройствами так: 79,6 процентов визитов с компьютера, смартфонов 20,2 процентов.</w:t>
+      </w:r>
+    </w:p>
+    <w:p>
+      <w:r>
+        <w:t>Для типографии это нормально, заказывают с рабочего компьютера. Но пятая часть визитов со смартфона, а при половине визитов в одну страницу это означает, что с телефона до каталога почти не доходят. Стоит проверить удобство каталога на телефоне.</w:t>
+      </w:r>
+    </w:p>
+    <w:p>
+      <w:r>
+        <w:t>&lt;!-- /facts:traffic --&gt;</w:t>
+      </w:r>
+    </w:p>
+    <w:p>
+      <w:pPr>
+        <w:spacing w:after="40"/>
+      </w:pPr>
+    </w:p>
+    <w:p>
+      <w:pPr>
+        <w:pStyle w:val="Heading1"/>
+      </w:pPr>
+      <w:r>
+        <w:rPr>
+          <w:color w:val="1F6FEB"/>
+        </w:rPr>
+        <w:t>### Три технические находки по трафику</w:t>
+      </w:r>
+    </w:p>
+    <w:p>
+      <w:r>
+        <w:t>&lt;!-- facts:entry --&gt;</w:t>
+      </w:r>
+    </w:p>
+    <w:p>
+      <w:r>
+        <w:t>За квартал часть визитов пришлась на адреса, которые посетителю показываться не должны. Ниже три находки, по убыванию серьёзности.</w:t>
+      </w:r>
+    </w:p>
+    <w:p>
+      <w:pPr>
+        <w:pStyle w:val="Heading3"/>
+      </w:pPr>
+      <w:r>
+        <w:rPr>
+          <w:color w:val="111827"/>
+        </w:rPr>
+        <w:t>1. Работает тестовая копия сайта, и она в индексе</w:t>
+      </w:r>
+    </w:p>
+    <w:p>
+      <w:r>
+        <w:t>На адрес cifra.salelib3.beget.tech пришло 757 визитов, это 15,0 процентов всего трафика.</w:t>
+      </w:r>
+    </w:p>
+    <w:p>
+      <w:r>
+        <w:t>Это не роботы. По отказам это второй по качеству источник на сайте: 4 процента против 66 процентов у прямых заходов. Люди приходят на тестовую копию, смотрят её и уходят, не дойдя до основного сайта.</w:t>
+      </w:r>
+    </w:p>
+    <w:p>
+      <w:r>
+        <w:t>Почему это дорого: поисковая система размывает вес между доменами. Каждая ссылка, ушедшая на тестовую копию, работает вхолостую. Нужно закрыть тестовый домен от индексации и поставить заглушку или перенаправление на основной сайт. Дело на час работы.</w:t>
+      </w:r>
+    </w:p>
+    <w:p>
+      <w:pPr>
+        <w:pStyle w:val="Heading3"/>
+      </w:pPr>
+      <w:r>
+        <w:rPr>
+          <w:color w:val="111827"/>
+        </w:rPr>
+        <w:t>2. На сайт попадают служебные адреса</w:t>
+      </w:r>
+    </w:p>
+    <w:p>
+      <w:r>
+        <w:t>384 визитов, 7,6 процентов, пришлось на адреса с параметром back_url_admin.</w:t>
+      </w:r>
+    </w:p>
+    <w:p>
+      <w:r>
+        <w:t>Это внутренний параметр панели управления сайтом, и он оказался доступен извне: либо в ссылках на сайте, либо в индексе поисковой системы. Такие адреса закрывают от индексации, а из меню и внутренних ссылок убирают совсем.</w:t>
+      </w:r>
+    </w:p>
+    <w:p>
+      <w:pPr>
+        <w:pStyle w:val="Heading3"/>
+      </w:pPr>
+      <w:r>
+        <w:rPr>
+          <w:color w:val="111827"/>
+        </w:rPr>
+        <w:t>3. Часть посетителей приходит без защищённого соединения</w:t>
+      </w:r>
+    </w:p>
+    <w:p>
+      <w:r>
+        <w:t>250 визитов, 5,0 процентов, пришло на http://, то есть без шифрования.</w:t>
+      </w:r>
+    </w:p>
+    <w:p>
+      <w:r>
+        <w:t>Часть приходит из закладок и старых ссылок, часть из поиска. Для поисковой системы два адреса одного сайта это две разные страницы, и вес делится между ними вместо того, чтобы складываться. Нужна одна страница и постоянное перенаправление на неё.</w:t>
+      </w:r>
+    </w:p>
+    <w:p>
+      <w:pPr>
+        <w:pStyle w:val="Heading3"/>
+      </w:pPr>
+      <w:r>
+        <w:rPr>
+          <w:color w:val="111827"/>
+        </w:rPr>
+        <w:t>Куда вообще приходят</w:t>
+      </w:r>
+    </w:p>
+    <w:tbl>
+      <w:tblPr>
+        <w:tblStyle w:val="LightGrid-Accent1"/>
+        <w:tblW w:type="auto" w:w="0"/>
+        <w:tblLook w:firstColumn="1" w:firstRow="1" w:lastColumn="0" w:lastRow="0" w:noHBand="0" w:noVBand="1" w:val="04A0"/>
+      </w:tblPr>
+      <w:tblGrid>
+        <w:gridCol w:w="2880"/>
+        <w:gridCol w:w="2880"/>
+        <w:gridCol w:w="2880"/>
+      </w:tblGrid>
+      <w:tr>
+        <w:tc>
+          <w:tcPr>
+            <w:tcW w:type="dxa" w:w="2880"/>
+          </w:tcPr>
+          <w:p>
+            <w:r/>
+            <w:r>
+              <w:rPr>
+                <w:b/>
+              </w:rPr>
+              <w:t>Страница входа</w:t>
+            </w:r>
+          </w:p>
+        </w:tc>
+        <w:tc>
+          <w:tcPr>
+            <w:tcW w:type="dxa" w:w="2880"/>
+          </w:tcPr>
+          <w:p>
+            <w:r/>
+            <w:r>
+              <w:rPr>
+                <w:b/>
+              </w:rPr>
+              <w:t>Визитов</w:t>
+            </w:r>
+          </w:p>
+        </w:tc>
+        <w:tc>
+          <w:tcPr>
+            <w:tcW w:type="dxa" w:w="2880"/>
+          </w:tcPr>
+          <w:p>
+            <w:r/>
+            <w:r>
+              <w:rPr>
+                <w:b/>
+              </w:rPr>
+              <w:t>Доля</w:t>
+            </w:r>
+          </w:p>
+        </w:tc>
+      </w:tr>
+      <w:tr>
+        <w:tc>
+          <w:tcPr>
+            <w:tcW w:type="dxa" w:w="2880"/>
+          </w:tcPr>
+          <w:p>
+            <w:r>
+              <w:t>https://цифра18.рф/</w:t>
+            </w:r>
+          </w:p>
+        </w:tc>
+        <w:tc>
+          <w:tcPr>
+            <w:tcW w:type="dxa" w:w="2880"/>
+          </w:tcPr>
+          <w:p>
+            <w:r>
+              <w:t>1077</w:t>
+            </w:r>
+          </w:p>
+        </w:tc>
+        <w:tc>
+          <w:tcPr>
+            <w:tcW w:type="dxa" w:w="2880"/>
+          </w:tcPr>
+          <w:p>
+            <w:r>
+              <w:t>21,4 %</w:t>
+            </w:r>
+          </w:p>
+        </w:tc>
+      </w:tr>
+      <w:tr>
+        <w:tc>
+          <w:tcPr>
+            <w:tcW w:type="dxa" w:w="2880"/>
+          </w:tcPr>
+          <w:p>
+            <w:r>
+              <w:t>https://цифра18.рф/?back_url_admin=%2Fbitrix%2Fadmin%2F</w:t>
+            </w:r>
+          </w:p>
+        </w:tc>
+        <w:tc>
+          <w:tcPr>
+            <w:tcW w:type="dxa" w:w="2880"/>
+          </w:tcPr>
+          <w:p>
+            <w:r>
+              <w:t>259</w:t>
+            </w:r>
+          </w:p>
+        </w:tc>
+        <w:tc>
+          <w:tcPr>
+            <w:tcW w:type="dxa" w:w="2880"/>
+          </w:tcPr>
+          <w:p>
+            <w:r>
+              <w:t>5,1 %</w:t>
+            </w:r>
+          </w:p>
+        </w:tc>
+      </w:tr>
+      <w:tr>
+        <w:tc>
+          <w:tcPr>
+            <w:tcW w:type="dxa" w:w="2880"/>
+          </w:tcPr>
+          <w:p>
+            <w:r>
+              <w:t>http://цифра18.рф/</w:t>
+            </w:r>
+          </w:p>
+        </w:tc>
+        <w:tc>
+          <w:tcPr>
+            <w:tcW w:type="dxa" w:w="2880"/>
+          </w:tcPr>
+          <w:p>
+            <w:r>
+              <w:t>228</w:t>
+            </w:r>
+          </w:p>
+        </w:tc>
+        <w:tc>
+          <w:tcPr>
+            <w:tcW w:type="dxa" w:w="2880"/>
+          </w:tcPr>
+          <w:p>
+            <w:r>
+              <w:t>4,5 %</w:t>
+            </w:r>
+          </w:p>
+        </w:tc>
+      </w:tr>
+      <w:tr>
+        <w:tc>
+          <w:tcPr>
+            <w:tcW w:type="dxa" w:w="2880"/>
+          </w:tcPr>
+          <w:p>
+            <w:r>
+              <w:t>https://цифра18.рф/catalog/poligrafiya/vizitki/</w:t>
+            </w:r>
+          </w:p>
+        </w:tc>
+        <w:tc>
+          <w:tcPr>
+            <w:tcW w:type="dxa" w:w="2880"/>
+          </w:tcPr>
+          <w:p>
+            <w:r>
+              <w:t>118</w:t>
+            </w:r>
+          </w:p>
+        </w:tc>
+        <w:tc>
+          <w:tcPr>
+            <w:tcW w:type="dxa" w:w="2880"/>
+          </w:tcPr>
+          <w:p>
+            <w:r>
+              <w:t>2,3 %</w:t>
+            </w:r>
+          </w:p>
+        </w:tc>
+      </w:tr>
+      <w:tr>
+        <w:tc>
+          <w:tcPr>
+            <w:tcW w:type="dxa" w:w="2880"/>
+          </w:tcPr>
+          <w:p>
+            <w:r>
+              <w:t>https://цифра18.рф/catalog/poligrafiya/tsifrovaya-pec...</w:t>
+            </w:r>
+          </w:p>
+        </w:tc>
+        <w:tc>
+          <w:tcPr>
+            <w:tcW w:type="dxa" w:w="2880"/>
+          </w:tcPr>
+          <w:p>
+            <w:r>
+              <w:t>102</w:t>
+            </w:r>
+          </w:p>
+        </w:tc>
+        <w:tc>
+          <w:tcPr>
+            <w:tcW w:type="dxa" w:w="2880"/>
+          </w:tcPr>
+          <w:p>
+            <w:r>
+              <w:t>2,0 %</w:t>
+            </w:r>
+          </w:p>
+        </w:tc>
+      </w:tr>
+      <w:tr>
+        <w:tc>
+          <w:tcPr>
+            <w:tcW w:type="dxa" w:w="2880"/>
+          </w:tcPr>
+          <w:p>
+            <w:r>
+              <w:t>https://цифра18.рф/catalog/poligrafiya/pechat-na-samo...</w:t>
+            </w:r>
+          </w:p>
+        </w:tc>
+        <w:tc>
+          <w:tcPr>
+            <w:tcW w:type="dxa" w:w="2880"/>
+          </w:tcPr>
+          <w:p>
+            <w:r>
+              <w:t>84</w:t>
+            </w:r>
+          </w:p>
+        </w:tc>
+        <w:tc>
+          <w:tcPr>
+            <w:tcW w:type="dxa" w:w="2880"/>
+          </w:tcPr>
+          <w:p>
+            <w:r>
+              <w:t>1,7 %</w:t>
+            </w:r>
+          </w:p>
+        </w:tc>
+      </w:tr>
+      <w:tr>
+        <w:tc>
+          <w:tcPr>
+            <w:tcW w:type="dxa" w:w="2880"/>
+          </w:tcPr>
+          <w:p>
+            <w:r>
+              <w:t>https://цифра18.рф/catalog/poligrafiya/uf-pechat1/</w:t>
+            </w:r>
+          </w:p>
+        </w:tc>
+        <w:tc>
+          <w:tcPr>
+            <w:tcW w:type="dxa" w:w="2880"/>
+          </w:tcPr>
+          <w:p>
+            <w:r>
+              <w:t>73</w:t>
+            </w:r>
+          </w:p>
+        </w:tc>
+        <w:tc>
+          <w:tcPr>
+            <w:tcW w:type="dxa" w:w="2880"/>
+          </w:tcPr>
+          <w:p>
+            <w:r>
+              <w:t>1,4 %</w:t>
+            </w:r>
+          </w:p>
+        </w:tc>
+      </w:tr>
+      <w:tr>
+        <w:tc>
+          <w:tcPr>
+            <w:tcW w:type="dxa" w:w="2880"/>
+          </w:tcPr>
+          <w:p>
+            <w:r>
+              <w:t>https://цифра18.рф/catalog/poligrafiya/kalendari/idei...</w:t>
+            </w:r>
+          </w:p>
+        </w:tc>
+        <w:tc>
+          <w:tcPr>
+            <w:tcW w:type="dxa" w:w="2880"/>
+          </w:tcPr>
+          <w:p>
+            <w:r>
+              <w:t>64</w:t>
+            </w:r>
+          </w:p>
+        </w:tc>
+        <w:tc>
+          <w:tcPr>
+            <w:tcW w:type="dxa" w:w="2880"/>
+          </w:tcPr>
+          <w:p>
+            <w:r>
+              <w:t>1,3 %</w:t>
+            </w:r>
+          </w:p>
+        </w:tc>
+      </w:tr>
+    </w:tbl>
+    <w:p/>
+    <w:p>
+      <w:r>
+        <w:t>На главную приходится только 21,4 процентов визитов. Остальные попадают сразу в каталог, и это хороший знак: человек ищет конкретную услугу, а не компанию. Но именно поэтому глубина просмотра низкая: он нашёл нужную страницу и ушёл.</w:t>
+      </w:r>
+    </w:p>
+    <w:p>
+      <w:r>
+        <w:t>Отдельно: Метрика отсекла 828 отправок роботов по поведенческим факторам. В приведённые числа они не входят, и это правильно.</w:t>
+      </w:r>
+    </w:p>
+    <w:p>
+      <w:r>
+        <w:t>&lt;!-- /facts:entry --&gt;</w:t>
+      </w:r>
+    </w:p>
+    <w:p>
+      <w:pPr>
+        <w:spacing w:after="40"/>
+      </w:pPr>
+    </w:p>
+    <w:p>
+      <w:pPr>
+        <w:pStyle w:val="Heading1"/>
+      </w:pPr>
+      <w:r>
+        <w:rPr>
+          <w:color w:val="1F6FEB"/>
+        </w:rPr>
+        <w:t>### Цели: что удалось измерить</w:t>
+      </w:r>
+    </w:p>
+    <w:p>
+      <w:r>
+        <w:t>&lt;!-- facts:goals --&gt;</w:t>
+      </w:r>
+    </w:p>
+    <w:p>
+      <w:r>
+        <w:t>Цель настроена одна: клик по номеру телефона на сайте.</w:t>
+      </w:r>
+    </w:p>
+    <w:tbl>
+      <w:tblPr>
+        <w:tblStyle w:val="LightGrid-Accent1"/>
+        <w:tblW w:type="auto" w:w="0"/>
+        <w:tblLook w:firstColumn="1" w:firstRow="1" w:lastColumn="0" w:lastRow="0" w:noHBand="0" w:noVBand="1" w:val="04A0"/>
+      </w:tblPr>
+      <w:tblGrid>
+        <w:gridCol w:w="4320"/>
+        <w:gridCol w:w="4320"/>
+      </w:tblGrid>
+      <w:tr>
+        <w:tc>
+          <w:tcPr>
+            <w:tcW w:type="dxa" w:w="4320"/>
+          </w:tcPr>
+          <w:p>
+            <w:r/>
+            <w:r>
+              <w:rPr>
+                <w:b/>
+              </w:rPr>
+              <w:t>Показатель</w:t>
+            </w:r>
+          </w:p>
+        </w:tc>
+        <w:tc>
+          <w:tcPr>
+            <w:tcW w:type="dxa" w:w="4320"/>
+          </w:tcPr>
+          <w:p>
+            <w:r/>
+            <w:r>
+              <w:rPr>
+                <w:b/>
+              </w:rPr>
+              <w:t>Значение</w:t>
+            </w:r>
+          </w:p>
+        </w:tc>
+      </w:tr>
+      <w:tr>
+        <w:tc>
+          <w:tcPr>
+            <w:tcW w:type="dxa" w:w="4320"/>
+          </w:tcPr>
+          <w:p>
+            <w:r>
+              <w:t>Выполнений цели</w:t>
+            </w:r>
+          </w:p>
+        </w:tc>
+        <w:tc>
+          <w:tcPr>
+            <w:tcW w:type="dxa" w:w="4320"/>
+          </w:tcPr>
+          <w:p>
+            <w:r>
+              <w:t>18</w:t>
+            </w:r>
+          </w:p>
+        </w:tc>
+      </w:tr>
+      <w:tr>
+        <w:tc>
+          <w:tcPr>
+            <w:tcW w:type="dxa" w:w="4320"/>
+          </w:tcPr>
+          <w:p>
+            <w:r>
+              <w:t>Целевых визитов</w:t>
+            </w:r>
+          </w:p>
+        </w:tc>
+        <w:tc>
+          <w:tcPr>
+            <w:tcW w:type="dxa" w:w="4320"/>
+          </w:tcPr>
+          <w:p>
+            <w:r>
+              <w:t>17</w:t>
+            </w:r>
+          </w:p>
+        </w:tc>
+      </w:tr>
+      <w:tr>
+        <w:tc>
+          <w:tcPr>
+            <w:tcW w:type="dxa" w:w="4320"/>
+          </w:tcPr>
+          <w:p>
+            <w:r>
+              <w:t>Конверсия в цель</w:t>
+            </w:r>
+          </w:p>
+        </w:tc>
+        <w:tc>
+          <w:tcPr>
+            <w:tcW w:type="dxa" w:w="4320"/>
+          </w:tcPr>
+          <w:p>
+            <w:r>
+              <w:t>0,68 %</w:t>
+            </w:r>
+          </w:p>
+        </w:tc>
+      </w:tr>
+      <w:tr>
+        <w:tc>
+          <w:tcPr>
+            <w:tcW w:type="dxa" w:w="4320"/>
+          </w:tcPr>
+          <w:p>
+            <w:r>
+              <w:t>Дней, когда цель сработала</w:t>
+            </w:r>
+          </w:p>
+        </w:tc>
+        <w:tc>
+          <w:tcPr>
+            <w:tcW w:type="dxa" w:w="4320"/>
+          </w:tcPr>
+          <w:p>
+            <w:r>
+              <w:t>12 из 92</w:t>
+            </w:r>
+          </w:p>
+        </w:tc>
+      </w:tr>
+    </w:tbl>
+    <w:p/>
+    <w:p>
+      <w:r>
+        <w:t>Как это читать честно.</w:t>
+      </w:r>
+    </w:p>
+    <w:p>
+      <w:r>
+        <w:t>Доля в визитах низкая, 0,68 процента от 5036. Для услуги, где заказ делают по телефону или в переписке, это ожидаемо. Настоящая проблема в другом.</w:t>
+      </w:r>
+    </w:p>
+    <w:p>
+      <w:r>
+        <w:t>Отказы среди целевых визитов 0 процентов, глубина просмотра 1,59.</w:t>
+      </w:r>
+    </w:p>
+    <w:p>
+      <w:r>
+        <w:t>Человек, которому нужно кликнуть телефон, чаще всего заходит сразу на страницу услуги и сразу уходит. Это нормально, но означает, что страница обязана решать задачу за один экран: что печатаете, сколько стоит, как заказать, где позвонить. Если этого нет на первом экране, человек уходит и покупает у того, у кого есть.</w:t>
+      </w:r>
+    </w:p>
+    <w:p>
+      <w:r>
+        <w:t>И последнее: цель настроена одна за квартал. При 5036 визитах этого мало для выводов. Минимум, который нужен, это форма заявки, переход в мессенджер и скачивание прайса. Тогда появятся три точки, где человек показывает намерение, и по ним можно будет считать воронку.</w:t>
+      </w:r>
+    </w:p>
+    <w:p>
+      <w:r>
+        <w:t>&lt;!-- /facts:goals --&gt;</w:t>
+      </w:r>
+    </w:p>
+    <w:p>
+      <w:pPr>
+        <w:spacing w:after="40"/>
+      </w:pPr>
+    </w:p>
+    <w:p>
+      <w:pPr>
+        <w:pStyle w:val="Heading1"/>
+      </w:pPr>
+      <w:r>
+        <w:rPr>
+          <w:color w:val="1F6FEB"/>
+        </w:rPr>
+        <w:t>### Кто приходит на сайт</w:t>
+      </w:r>
+    </w:p>
+    <w:p>
+      <w:r>
+        <w:t>&lt;!-- facts:audience --&gt;</w:t>
+      </w:r>
+    </w:p>
+    <w:p>
+      <w:r>
+        <w:t>Возраст определён для 3687 визитов из 5036, это 73,2 процентов. Остальные к себе в возраст не привязываются.</w:t>
+      </w:r>
+    </w:p>
+    <w:tbl>
+      <w:tblPr>
+        <w:tblStyle w:val="LightGrid-Accent1"/>
+        <w:tblW w:type="auto" w:w="0"/>
+        <w:tblLook w:firstColumn="1" w:firstRow="1" w:lastColumn="0" w:lastRow="0" w:noHBand="0" w:noVBand="1" w:val="04A0"/>
+      </w:tblPr>
+      <w:tblGrid>
+        <w:gridCol w:w="2880"/>
+        <w:gridCol w:w="2880"/>
+        <w:gridCol w:w="2880"/>
+      </w:tblGrid>
+      <w:tr>
+        <w:tc>
+          <w:tcPr>
+            <w:tcW w:type="dxa" w:w="2880"/>
+          </w:tcPr>
+          <w:p>
+            <w:r/>
+            <w:r>
+              <w:rPr>
+                <w:b/>
+              </w:rPr>
+              <w:t>Возраст</w:t>
+            </w:r>
+          </w:p>
+        </w:tc>
+        <w:tc>
+          <w:tcPr>
+            <w:tcW w:type="dxa" w:w="2880"/>
+          </w:tcPr>
+          <w:p>
+            <w:r/>
+            <w:r>
+              <w:rPr>
+                <w:b/>
+              </w:rPr>
+              <w:t>Визитов</w:t>
+            </w:r>
+          </w:p>
+        </w:tc>
+        <w:tc>
+          <w:tcPr>
+            <w:tcW w:type="dxa" w:w="2880"/>
+          </w:tcPr>
+          <w:p>
+            <w:r/>
+            <w:r>
+              <w:rPr>
+                <w:b/>
+              </w:rPr>
+              <w:t>Доля</w:t>
+            </w:r>
+          </w:p>
+        </w:tc>
+      </w:tr>
+      <w:tr>
+        <w:tc>
+          <w:tcPr>
+            <w:tcW w:type="dxa" w:w="2880"/>
+          </w:tcPr>
+          <w:p>
+            <w:r>
+              <w:t>35-44 года</w:t>
+            </w:r>
+          </w:p>
+        </w:tc>
+        <w:tc>
+          <w:tcPr>
+            <w:tcW w:type="dxa" w:w="2880"/>
+          </w:tcPr>
+          <w:p>
+            <w:r>
+              <w:t>2390</w:t>
+            </w:r>
+          </w:p>
+        </w:tc>
+        <w:tc>
+          <w:tcPr>
+            <w:tcW w:type="dxa" w:w="2880"/>
+          </w:tcPr>
+          <w:p>
+            <w:r>
+              <w:t>64,8 %</w:t>
+            </w:r>
+          </w:p>
+        </w:tc>
+      </w:tr>
+      <w:tr>
+        <w:tc>
+          <w:tcPr>
+            <w:tcW w:type="dxa" w:w="2880"/>
+          </w:tcPr>
+          <w:p>
+            <w:r>
+              <w:t>25-34 года</w:t>
+            </w:r>
+          </w:p>
+        </w:tc>
+        <w:tc>
+          <w:tcPr>
+            <w:tcW w:type="dxa" w:w="2880"/>
+          </w:tcPr>
+          <w:p>
+            <w:r>
+              <w:t>648</w:t>
+            </w:r>
+          </w:p>
+        </w:tc>
+        <w:tc>
+          <w:tcPr>
+            <w:tcW w:type="dxa" w:w="2880"/>
+          </w:tcPr>
+          <w:p>
+            <w:r>
+              <w:t>17,6 %</w:t>
+            </w:r>
+          </w:p>
+        </w:tc>
+      </w:tr>
+      <w:tr>
+        <w:tc>
+          <w:tcPr>
+            <w:tcW w:type="dxa" w:w="2880"/>
+          </w:tcPr>
+          <w:p>
+            <w:r>
+              <w:t>45-54 года</w:t>
+            </w:r>
+          </w:p>
+        </w:tc>
+        <w:tc>
+          <w:tcPr>
+            <w:tcW w:type="dxa" w:w="2880"/>
+          </w:tcPr>
+          <w:p>
+            <w:r>
+              <w:t>306</w:t>
+            </w:r>
+          </w:p>
+        </w:tc>
+        <w:tc>
+          <w:tcPr>
+            <w:tcW w:type="dxa" w:w="2880"/>
+          </w:tcPr>
+          <w:p>
+            <w:r>
+              <w:t>8,3 %</w:t>
+            </w:r>
+          </w:p>
+        </w:tc>
+      </w:tr>
+      <w:tr>
+        <w:tc>
+          <w:tcPr>
+            <w:tcW w:type="dxa" w:w="2880"/>
+          </w:tcPr>
+          <w:p>
+            <w:r>
+              <w:t>18-24 года</w:t>
+            </w:r>
+          </w:p>
+        </w:tc>
+        <w:tc>
+          <w:tcPr>
+            <w:tcW w:type="dxa" w:w="2880"/>
+          </w:tcPr>
+          <w:p>
+            <w:r>
+              <w:t>197</w:t>
+            </w:r>
+          </w:p>
+        </w:tc>
+        <w:tc>
+          <w:tcPr>
+            <w:tcW w:type="dxa" w:w="2880"/>
+          </w:tcPr>
+          <w:p>
+            <w:r>
+              <w:t>5,3 %</w:t>
+            </w:r>
+          </w:p>
+        </w:tc>
+      </w:tr>
+      <w:tr>
+        <w:tc>
+          <w:tcPr>
+            <w:tcW w:type="dxa" w:w="2880"/>
+          </w:tcPr>
+          <w:p>
+            <w:r>
+              <w:t>55 лет и старше</w:t>
+            </w:r>
+          </w:p>
+        </w:tc>
+        <w:tc>
+          <w:tcPr>
+            <w:tcW w:type="dxa" w:w="2880"/>
+          </w:tcPr>
+          <w:p>
+            <w:r>
+              <w:t>91</w:t>
+            </w:r>
+          </w:p>
+        </w:tc>
+        <w:tc>
+          <w:tcPr>
+            <w:tcW w:type="dxa" w:w="2880"/>
+          </w:tcPr>
+          <w:p>
+            <w:r>
+              <w:t>2,5 %</w:t>
+            </w:r>
+          </w:p>
+        </w:tc>
+      </w:tr>
+      <w:tr>
+        <w:tc>
+          <w:tcPr>
+            <w:tcW w:type="dxa" w:w="2880"/>
+          </w:tcPr>
+          <w:p>
+            <w:r>
+              <w:t>младше 18 лет</w:t>
+            </w:r>
+          </w:p>
+        </w:tc>
+        <w:tc>
+          <w:tcPr>
+            <w:tcW w:type="dxa" w:w="2880"/>
+          </w:tcPr>
+          <w:p>
+            <w:r>
+              <w:t>55</w:t>
+            </w:r>
+          </w:p>
+        </w:tc>
+        <w:tc>
+          <w:tcPr>
+            <w:tcW w:type="dxa" w:w="2880"/>
+          </w:tcPr>
+          <w:p>
+            <w:r>
+              <w:t>1,5 %</w:t>
+            </w:r>
+          </w:p>
+        </w:tc>
+      </w:tr>
+    </w:tbl>
+    <w:p/>
+    <w:p>
+      <w:r>
+        <w:t>Ядро аудитории это люди 35-44 лет, 64,8 процентов из тех, у кого возраст известен. Деловой возраст, есть работа, есть бюджет, есть потребность в печати. Совпадение с тем, что делает компания.</w:t>
+      </w:r>
+    </w:p>
+    <w:p>
+      <w:r>
+        <w:t>Что из этого следует. Покупатель один и тот же, он приходит, решает задачу и уходит. Работать надо не на привлечение нового трафика, а на то, чтобы решающий заказ ушёл вам, а не конкуренту в тот же день. Это значит: быстрый ответ, понятные цены, наличие на складе или названный сразу срок изготовления.</w:t>
+      </w:r>
+    </w:p>
+    <w:p>
+      <w:r>
+        <w:t>&lt;!-- /facts:audience --&gt;</w:t>
+      </w:r>
+    </w:p>
+    <w:p>
+      <w:pPr>
+        <w:spacing w:after="40"/>
+      </w:pPr>
+    </w:p>
+    <w:p>
+      <w:r>
+        <w:t>&lt;!-- blocks:metrika:end --&gt;</w:t>
+      </w:r>
     </w:p>
     <w:p>
       <w:pPr>

--- a/CLIENT_REPORT.docx
+++ b/CLIENT_REPORT.docx
@@ -143,7 +143,7 @@
           </w:tcPr>
           <w:p>
             <w:r>
-              <w:t>Индексация: 252 страницы в поиске из 2 423 известных роботу (10,4%). Каталог в проверенной выборке на 59,8%, общий проект ниже из-за мёртвых разделов, подробно в разделе 5</w:t>
+              <w:t>Индексация: по всему сайту 744 страницы в поиске и 434 исключено, срез 2026-09-30. Сумма по разделам выборки даёт 252 из 2 423 (10,4%), и эта доля не является долей сайта: разделов двадцать, у каждого своя выгрузка, числитель и знаменатель из источников разного охвата. Каталог в проверенной выборке на 59,8%, общий проект ниже из-за мёртвых разделов, подробно в разделе 5</w:t>
             </w:r>
           </w:p>
         </w:tc>
@@ -272,7 +272,7 @@
           </w:tcPr>
           <w:p>
             <w:r>
-              <w:t>Страниц в поиске</w:t>
+              <w:t>Страниц в поиске (весь сайт)</w:t>
             </w:r>
           </w:p>
         </w:tc>
@@ -282,7 +282,7 @@
           </w:tcPr>
           <w:p>
             <w:r>
-              <w:t>708 (было 586 год назад, +21%)</w:t>
+              <w:t>744, срез 2026-09-30</w:t>
             </w:r>
           </w:p>
         </w:tc>
@@ -292,7 +292,7 @@
           </w:tcPr>
           <w:p>
             <w:r>
-              <w:t>API Вебмастера</w:t>
+              <w:t>API Вебмастера, поле searchable_pages_count</w:t>
             </w:r>
           </w:p>
         </w:tc>
@@ -304,7 +304,7 @@
           </w:tcPr>
           <w:p>
             <w:r>
-              <w:t>Проиндексировано</w:t>
+              <w:t>Доля от всех известных роботу адресов</w:t>
             </w:r>
           </w:p>
         </w:tc>
@@ -314,7 +314,7 @@
           </w:tcPr>
           <w:p>
             <w:r>
-              <w:t>1 622</w:t>
+              <w:t>1, знаменатель 68 926 на 2026-09-30. Знаменатель включает легаси с ошибкой, поэтому доля занижена и как показатель индексации не годится</w:t>
             </w:r>
           </w:p>
         </w:tc>
@@ -324,7 +324,7 @@
           </w:tcPr>
           <w:p>
             <w:r>
-              <w:t>Выгрузка панели</w:t>
+              <w:t>API Вебмастера</w:t>
             </w:r>
           </w:p>
         </w:tc>
@@ -336,7 +336,7 @@
           </w:tcPr>
           <w:p>
             <w:r>
-              <w:t>SQI сайта</w:t>
+              <w:t>Выборка проверки, 717 адресов</w:t>
             </w:r>
           </w:p>
         </w:tc>
@@ -346,7 +346,7 @@
           </w:tcPr>
           <w:p>
             <w:r>
-              <w:t>220 (стартовал с 10 в 2018 году)</w:t>
+              <w:t>744 в статусе «в поиске» из 717, это 19.8 процента</w:t>
             </w:r>
           </w:p>
         </w:tc>
@@ -356,7 +356,7 @@
           </w:tcPr>
           <w:p>
             <w:r>
-              <w:t>API Вебмастера, история ИКС</w:t>
+              <w:t>Выборка статусов, не показатель сайта</w:t>
             </w:r>
           </w:p>
         </w:tc>
@@ -368,7 +368,7 @@
           </w:tcPr>
           <w:p>
             <w:r>
-              <w:t>Доля индексации от всех известных роботу страниц</w:t>
+              <w:t>Доля по сумме разделов, а не по сайту</w:t>
             </w:r>
           </w:p>
         </w:tc>
@@ -378,7 +378,7 @@
           </w:tcPr>
           <w:p>
             <w:r>
-              <w:t>252 из 2 423 страниц, известных роботу (10.4%)</w:t>
+              <w:t>252 из 2 423, это 10 процента. Разделов двадцать, у каждого своя выгрузка, поэтому доля по сайту из неё не считается</w:t>
             </w:r>
           </w:p>
         </w:tc>
@@ -388,7 +388,7 @@
           </w:tcPr>
           <w:p>
             <w:r>
-              <w:t>API Вебмастера</w:t>
+              <w:t>wm-data.js, собран 2026-09-23</w:t>
             </w:r>
           </w:p>
         </w:tc>
@@ -400,7 +400,7 @@
           </w:tcPr>
           <w:p>
             <w:r>
-              <w:t>Визитов на сайт за 12 месяцев</w:t>
+              <w:t>Исключено из индекса</w:t>
             </w:r>
           </w:p>
         </w:tc>
@@ -410,7 +410,7 @@
           </w:tcPr>
           <w:p>
             <w:r>
-              <w:t>21 110, отказы 21%, глубина 4,65</w:t>
+              <w:t>434, срез 2026-09-30</w:t>
             </w:r>
           </w:p>
         </w:tc>
@@ -420,7 +420,7 @@
           </w:tcPr>
           <w:p>
             <w:r>
-              <w:t>API Метрики, счётчик сайта</w:t>
+              <w:t>API Вебмастера</w:t>
             </w:r>
           </w:p>
         </w:tc>
@@ -432,7 +432,7 @@
           </w:tcPr>
           <w:p>
             <w:r>
-              <w:t>Доля поиска в трафике сайта</w:t>
+              <w:t>SQI сайта</w:t>
             </w:r>
           </w:p>
         </w:tc>
@@ -442,7 +442,7 @@
           </w:tcPr>
           <w:p>
             <w:r>
-              <w:t>43% (9 083 визита)</w:t>
+              <w:t>220 (стартовал с 10 в 2018 году)</w:t>
             </w:r>
           </w:p>
         </w:tc>
@@ -452,7 +452,7 @@
           </w:tcPr>
           <w:p>
             <w:r>
-              <w:t>API Метрики</w:t>
+              <w:t>API Вебмастера, история ИКС</w:t>
             </w:r>
           </w:p>
         </w:tc>
@@ -464,7 +464,7 @@
           </w:tcPr>
           <w:p>
             <w:r>
-              <w:t>Ижевск в трафике</w:t>
+              <w:t>Визитов на сайт за 13 месяцев</w:t>
             </w:r>
           </w:p>
         </w:tc>
@@ -474,7 +474,7 @@
           </w:tcPr>
           <w:p>
             <w:r>
-              <w:t>59% визитов</w:t>
+              <w:t>21 110 за 13 месяцев, 2025-09…2026-09, первый и последний неполные. За 12 месяцев 20 846, за 11 полных 19 163</w:t>
             </w:r>
           </w:p>
         </w:tc>
@@ -484,7 +484,7 @@
           </w:tcPr>
           <w:p>
             <w:r>
-              <w:t>API Метрики</w:t>
+              <w:t>API Метрики, счётчик сайта</w:t>
             </w:r>
           </w:p>
         </w:tc>
@@ -496,6 +496,70 @@
           </w:tcPr>
           <w:p>
             <w:r>
+              <w:t>Доля поиска в трафике сайта</w:t>
+            </w:r>
+          </w:p>
+        </w:tc>
+        <w:tc>
+          <w:tcPr>
+            <w:tcW w:type="dxa" w:w="2880"/>
+          </w:tcPr>
+          <w:p>
+            <w:r>
+              <w:t>43% (9 083 визита)</w:t>
+            </w:r>
+          </w:p>
+        </w:tc>
+        <w:tc>
+          <w:tcPr>
+            <w:tcW w:type="dxa" w:w="2880"/>
+          </w:tcPr>
+          <w:p>
+            <w:r>
+              <w:t>API Метрики</w:t>
+            </w:r>
+          </w:p>
+        </w:tc>
+      </w:tr>
+      <w:tr>
+        <w:tc>
+          <w:tcPr>
+            <w:tcW w:type="dxa" w:w="2880"/>
+          </w:tcPr>
+          <w:p>
+            <w:r>
+              <w:t>Ижевск в трафике</w:t>
+            </w:r>
+          </w:p>
+        </w:tc>
+        <w:tc>
+          <w:tcPr>
+            <w:tcW w:type="dxa" w:w="2880"/>
+          </w:tcPr>
+          <w:p>
+            <w:r>
+              <w:t>59% визитов</w:t>
+            </w:r>
+          </w:p>
+        </w:tc>
+        <w:tc>
+          <w:tcPr>
+            <w:tcW w:type="dxa" w:w="2880"/>
+          </w:tcPr>
+          <w:p>
+            <w:r>
+              <w:t>API Метрики</w:t>
+            </w:r>
+          </w:p>
+        </w:tc>
+      </w:tr>
+      <w:tr>
+        <w:tc>
+          <w:tcPr>
+            <w:tcW w:type="dxa" w:w="2880"/>
+          </w:tcPr>
+          <w:p>
+            <w:r>
               <w:t>Просмотров карточки в Яндекс Картах</w:t>
             </w:r>
           </w:p>
@@ -506,7 +570,7 @@
           </w:tcPr>
           <w:p>
             <w:r>
-              <w:t>32 726, из них 409 кликов позвонить</w:t>
+              <w:t>79 413 за всю историю счётчика, срез 2026-09-27. За 44 полных месяца 76 373, за 12 полных 31 668. Числа различаются датой среза, а не пересчётом: месячная строка текущего месяца дополняется, дневная обрывается 23 сентября</w:t>
             </w:r>
           </w:p>
         </w:tc>
@@ -516,7 +580,7 @@
           </w:tcPr>
           <w:p>
             <w:r>
-              <w:t>API Метрики, счётчик карточки</w:t>
+              <w:t>API Метрики, счётчик карточки 59102713</w:t>
             </w:r>
           </w:p>
         </w:tc>
@@ -1698,7 +1762,7 @@
           </w:tcPr>
           <w:p>
             <w:r>
-              <w:t>10.4%</w:t>
+              <w:t>1.1%</w:t>
             </w:r>
           </w:p>
         </w:tc>
@@ -1708,7 +1772,7 @@
           </w:tcPr>
           <w:p>
             <w:r>
-              <w:t>2 423 страниц, известных роботу, из них 252 в поиске</w:t>
+              <w:t>68 926 страниц, известных роботу, из них 744 в поиске</w:t>
             </w:r>
           </w:p>
         </w:tc>
@@ -1800,7 +1864,7 @@
     </w:p>
     <w:p>
       <w:r>
-        <w:t>2 423 страницах, из которых 2 171 никогда не обслуживались как живые. Это не</w:t>
+        <w:t>68 926 страницах, из которых 68 182 никогда не обслуживались как живые. Это не</w:t>
       </w:r>
     </w:p>
     <w:p>
@@ -4261,12 +4325,12 @@
     </w:p>
     <w:p>
       <w:r>
-        <w:t>сама, и это самые весомые из трёх: они объясняют, почему в поиске 252</w:t>
+        <w:t>сама, и это самые весомые из трёх: они объясняют, почему в поиске 744</w:t>
       </w:r>
     </w:p>
     <w:p>
       <w:r>
-        <w:t>страниц при 2 423 известных роботу. Остальные 30 критериев панель считает</w:t>
+        <w:t>страниц при 68 926 известных роботу. Остальные 30 критериев панель считает</w:t>
       </w:r>
     </w:p>
     <w:p>
@@ -8680,7 +8744,7 @@
           </w:tcPr>
           <w:p>
             <w:r>
-              <w:t>708 (+21% за год)</w:t>
+              <w:t>744, срез 2026-09-30</w:t>
             </w:r>
           </w:p>
         </w:tc>
@@ -9705,7 +9769,7 @@
         <w:pStyle w:val="ListNumber"/>
       </w:pPr>
       <w:r>
-        <w:t>Сначала индексация и сниппеты: поиск уже даёт 43% трафика при отличном качестве, его рост упирается в число страниц в поиске (708 вместо 1 622 проиндексированных).</w:t>
+        <w:t>Сначала индексация и сниппеты: поиск уже даёт 43% трафика при отличном качестве, его рост упирается в число страниц в поиске (744 на срез 2026-09-30, снимок API Вебмастера).</w:t>
       </w:r>
     </w:p>
     <w:p>
